--- a/doc-harness/01 - CBL/Desafios/C18/Documentos de Produto/Frila_Documento_de_Visao.docx
+++ b/doc-harness/01 - CBL/Desafios/C18/Documentos de Produto/Frila_Documento_de_Visao.docx
@@ -1,6 +1,6 @@
 
 <file path=word/document.xml><?xml version="1.0" encoding="utf-8"?>
-<w:document xmlns:w="http://schemas.openxmlformats.org/wordprocessingml/2006/main" xmlns:r="http://schemas.openxmlformats.org/officeDocument/2006/relationships">
+<w:document xmlns:w="http://schemas.openxmlformats.org/wordprocessingml/2006/main" xmlns:r="http://schemas.openxmlformats.org/officeDocument/2006/relationships" xmlns:wp="http://schemas.openxmlformats.org/drawingml/2006/wordprocessingDrawing" xmlns:a="http://schemas.openxmlformats.org/drawingml/2006/main" xmlns:pic="http://schemas.openxmlformats.org/drawingml/2006/picture">
   <w:body>
     <w:p>
       <w:pPr>
@@ -269,7 +269,7 @@
                 <w:sz w:val="20"/>
                 <w:szCs w:val="20"/>
               </w:rPr>
-              <w:t xml:space="preserve">v1.0.0</w:t>
+              <w:t xml:space="preserve">v1.1.0</w:t>
             </w:r>
           </w:p>
         </w:tc>
@@ -325,7 +325,7 @@
                 <w:sz w:val="20"/>
                 <w:szCs w:val="20"/>
               </w:rPr>
-              <w:t xml:space="preserve">14/09/2026</w:t>
+              <w:t xml:space="preserve">22/09/2026</w:t>
             </w:r>
           </w:p>
         </w:tc>
@@ -603,6 +603,116 @@
           </w:p>
         </w:tc>
       </w:tr>
+      <w:tr>
+        <w:tc>
+          <w:tcPr>
+            <w:tcW w:w="1100" w:type="dxa"/>
+            <w:shd w:val="clear" w:color="auto" w:fill="FFFFFF"/>
+            <w:vAlign w:val="top"/>
+            <w:tcMar>
+              <w:top w:w="90" w:type="dxa"/>
+              <w:left w:w="120" w:type="dxa"/>
+              <w:bottom w:w="90" w:type="dxa"/>
+              <w:right w:w="120" w:type="dxa"/>
+            </w:tcMar>
+          </w:tcPr>
+          <w:p>
+            <w:pPr>
+              <w:spacing w:before="0" w:after="0" w:line="264" w:lineRule="auto"/>
+            </w:pPr>
+            <w:r>
+              <w:rPr>
+                <w:rFonts w:ascii="SF Pro Display" w:hAnsi="SF Pro Display" w:cs="SF Pro Display"/>
+                <w:color w:val="1A1A1A"/>
+                <w:sz w:val="20"/>
+                <w:szCs w:val="20"/>
+              </w:rPr>
+              <w:t xml:space="preserve">v1.1.0</w:t>
+            </w:r>
+          </w:p>
+        </w:tc>
+        <w:tc>
+          <w:tcPr>
+            <w:tcW w:w="1200" w:type="dxa"/>
+            <w:shd w:val="clear" w:color="auto" w:fill="FFFFFF"/>
+            <w:vAlign w:val="top"/>
+            <w:tcMar>
+              <w:top w:w="90" w:type="dxa"/>
+              <w:left w:w="120" w:type="dxa"/>
+              <w:bottom w:w="90" w:type="dxa"/>
+              <w:right w:w="120" w:type="dxa"/>
+            </w:tcMar>
+          </w:tcPr>
+          <w:p>
+            <w:pPr>
+              <w:spacing w:before="0" w:after="0" w:line="264" w:lineRule="auto"/>
+            </w:pPr>
+            <w:r>
+              <w:rPr>
+                <w:rFonts w:ascii="SF Pro Display" w:hAnsi="SF Pro Display" w:cs="SF Pro Display"/>
+                <w:color w:val="1A1A1A"/>
+                <w:sz w:val="20"/>
+                <w:szCs w:val="20"/>
+              </w:rPr>
+              <w:t xml:space="preserve">22/09/2026</w:t>
+            </w:r>
+          </w:p>
+        </w:tc>
+        <w:tc>
+          <w:tcPr>
+            <w:tcW w:w="2760" w:type="dxa"/>
+            <w:shd w:val="clear" w:color="auto" w:fill="FFFFFF"/>
+            <w:vAlign w:val="top"/>
+            <w:tcMar>
+              <w:top w:w="90" w:type="dxa"/>
+              <w:left w:w="120" w:type="dxa"/>
+              <w:bottom w:w="90" w:type="dxa"/>
+              <w:right w:w="120" w:type="dxa"/>
+            </w:tcMar>
+          </w:tcPr>
+          <w:p>
+            <w:pPr>
+              <w:spacing w:before="0" w:after="0" w:line="264" w:lineRule="auto"/>
+            </w:pPr>
+            <w:r>
+              <w:rPr>
+                <w:rFonts w:ascii="SF Pro Display" w:hAnsi="SF Pro Display" w:cs="SF Pro Display"/>
+                <w:color w:val="1A1A1A"/>
+                <w:sz w:val="20"/>
+                <w:szCs w:val="20"/>
+              </w:rPr>
+              <w:t xml:space="preserve">Cauê Carneiro, Fabrício Tosta, João Paulo, Júlia Clovandi, Matheus Silva</w:t>
+            </w:r>
+          </w:p>
+        </w:tc>
+        <w:tc>
+          <w:tcPr>
+            <w:tcW w:w="4300" w:type="dxa"/>
+            <w:shd w:val="clear" w:color="auto" w:fill="FFFFFF"/>
+            <w:vAlign w:val="top"/>
+            <w:tcMar>
+              <w:top w:w="90" w:type="dxa"/>
+              <w:left w:w="120" w:type="dxa"/>
+              <w:bottom w:w="90" w:type="dxa"/>
+              <w:right w:w="120" w:type="dxa"/>
+            </w:tcMar>
+          </w:tcPr>
+          <w:p>
+            <w:pPr>
+              <w:spacing w:before="0" w:after="0" w:line="264" w:lineRule="auto"/>
+            </w:pPr>
+            <w:r>
+              <w:rPr>
+                <w:rFonts w:ascii="SF Pro Display" w:hAnsi="SF Pro Display" w:cs="SF Pro Display"/>
+                <w:color w:val="1A1A1A"/>
+                <w:sz w:val="20"/>
+                <w:szCs w:val="20"/>
+              </w:rPr>
+              <w:t xml:space="preserve">Aplica as respostas do quadro 03 de pendências (21 e 22/09): plataforma horizontal e sem campanha política; despacho por proximidade (até 15 km), sem raio configurável e sem levas, com teto de notificações; check-in geolocalizado a 200 m com confirmação manual; avaliação só com presença verificada e nova definição de taxa de comparecimento; aval herdado retirado; Painel como feature web do gestor e Equipe Frila só por e-mail; denúncia e bloqueio; stack decidida (Swift/SwiftUI, Kotlin, Supabase, FCM, SwiftData).</w:t>
+            </w:r>
+          </w:p>
+        </w:tc>
+      </w:tr>
     </w:tbl>
     <w:p>
       <w:pPr>
@@ -866,7 +976,7 @@
                 <w:sz w:val="20"/>
                 <w:szCs w:val="20"/>
               </w:rPr>
-              <w:t xml:space="preserve">Quem publica a vaga: estabelecimento de food service, produtor de evento, buffet ou coordenação de campanha política.</w:t>
+              <w:t xml:space="preserve">Quem publica a vaga: um negócio de qualquer setor que precise cobrir um turno avulso, como bar, restaurante, buffet, produtora de evento, loja ou operação de logística.</w:t>
             </w:r>
           </w:p>
         </w:tc>
@@ -1032,7 +1142,7 @@
                 <w:sz w:val="20"/>
                 <w:szCs w:val="20"/>
               </w:rPr>
-              <w:t xml:space="preserve">Mecanismo que envia a vaga aos profissionais elegíveis por função, raio geográfico, disponibilidade e histórico, em vez de esperar que alguém a encontre num mural.</w:t>
+              <w:t xml:space="preserve">Mecanismo que envia a vaga, de uma vez, aos profissionais elegíveis: com a função, disponíveis no horário e a até 15 km do local, mais a equipe de confiança do estabelecimento, em vez de esperar que alguém a encontre num mural.</w:t>
             </w:r>
           </w:p>
         </w:tc>
@@ -1198,7 +1308,7 @@
                 <w:sz w:val="20"/>
                 <w:szCs w:val="20"/>
               </w:rPr>
-              <w:t xml:space="preserve">Proporção entre turnos aceitos e turnos efetivamente cumpridos. É o sinal mais objetivo do sistema e define a prioridade no despacho.</w:t>
+              <w:t xml:space="preserve">Turnos com presença divididos pelos turnos confirmados. Presença é check-in geolocalizado ou manual confirmado pelo contratante; falta é não aparecer ou cancelar com menos de 24 horas do início. Não entram na conta: candidatura não escolhida, cancelamento com mais de 24 horas e turno não verificado. É o sinal mais objetivo do sistema, aparece no perfil e não altera quem recebe a notificação.</w:t>
             </w:r>
           </w:p>
         </w:tc>
@@ -1254,7 +1364,7 @@
                 <w:sz w:val="20"/>
                 <w:szCs w:val="20"/>
               </w:rPr>
-              <w:t xml:space="preserve">Aval herdado</w:t>
+              <w:t xml:space="preserve">Liquidez</w:t>
             </w:r>
           </w:p>
         </w:tc>
@@ -1281,7 +1391,7 @@
                 <w:sz w:val="20"/>
                 <w:szCs w:val="20"/>
               </w:rPr>
-              <w:t xml:space="preserve">Atestado de alguém que já trabalhou com o profissional fora da plataforma, para que ele não comece do zero.</w:t>
+              <w:t xml:space="preserve">Capacidade real de um marketplace de fechar transações. Distinta de volume de cadastro, e a distância entre as duas é o padrão mais repetido entre os concorrentes.</w:t>
             </w:r>
           </w:p>
         </w:tc>
@@ -1308,7 +1418,7 @@
                 <w:sz w:val="20"/>
                 <w:szCs w:val="20"/>
               </w:rPr>
-              <w:t xml:space="preserve">Seções 4 e 5</w:t>
+              <w:t xml:space="preserve">Seções 2 e 4</w:t>
             </w:r>
           </w:p>
         </w:tc>
@@ -1337,7 +1447,7 @@
                 <w:sz w:val="20"/>
                 <w:szCs w:val="20"/>
               </w:rPr>
-              <w:t xml:space="preserve">Liquidez</w:t>
+              <w:t xml:space="preserve">Painel</w:t>
             </w:r>
           </w:p>
         </w:tc>
@@ -1364,7 +1474,7 @@
                 <w:sz w:val="20"/>
                 <w:szCs w:val="20"/>
               </w:rPr>
-              <w:t xml:space="preserve">Capacidade real de um marketplace de fechar transações. Distinta de volume de cadastro, e a distância entre as duas é o padrão mais repetido entre os concorrentes.</w:t>
+              <w:t xml:space="preserve">Feature da versão web do app do estabelecimento: um painel para o gestor acompanhar vagas, candidatos, contratados, check-ins e turnos. Não é produto separado nem ferramenta interna do Frila.</w:t>
             </w:r>
           </w:p>
         </w:tc>
@@ -1391,6 +1501,338 @@
                 <w:sz w:val="20"/>
                 <w:szCs w:val="20"/>
               </w:rPr>
+              <w:t xml:space="preserve">Seções 3, 4 e 5</w:t>
+            </w:r>
+          </w:p>
+        </w:tc>
+      </w:tr>
+      <w:tr>
+        <w:tc>
+          <w:tcPr>
+            <w:tcW w:w="2000" w:type="dxa"/>
+            <w:shd w:val="clear" w:color="auto" w:fill="F7F7F7"/>
+            <w:vAlign w:val="top"/>
+            <w:tcMar>
+              <w:top w:w="90" w:type="dxa"/>
+              <w:left w:w="120" w:type="dxa"/>
+              <w:bottom w:w="90" w:type="dxa"/>
+              <w:right w:w="120" w:type="dxa"/>
+            </w:tcMar>
+          </w:tcPr>
+          <w:p>
+            <w:pPr>
+              <w:spacing w:before="0" w:after="0" w:line="264" w:lineRule="auto"/>
+            </w:pPr>
+            <w:r>
+              <w:rPr>
+                <w:rFonts w:ascii="SF Pro Display" w:hAnsi="SF Pro Display" w:cs="SF Pro Display"/>
+                <w:color w:val="1A1A1A"/>
+                <w:sz w:val="20"/>
+                <w:szCs w:val="20"/>
+              </w:rPr>
+              <w:t xml:space="preserve">Janela crítica</w:t>
+            </w:r>
+          </w:p>
+        </w:tc>
+        <w:tc>
+          <w:tcPr>
+            <w:tcW w:w="4900" w:type="dxa"/>
+            <w:shd w:val="clear" w:color="auto" w:fill="F7F7F7"/>
+            <w:vAlign w:val="top"/>
+            <w:tcMar>
+              <w:top w:w="90" w:type="dxa"/>
+              <w:left w:w="120" w:type="dxa"/>
+              <w:bottom w:w="90" w:type="dxa"/>
+              <w:right w:w="120" w:type="dxa"/>
+            </w:tcMar>
+          </w:tcPr>
+          <w:p>
+            <w:pPr>
+              <w:spacing w:before="0" w:after="0" w:line="264" w:lineRule="auto"/>
+            </w:pPr>
+            <w:r>
+              <w:rPr>
+                <w:rFonts w:ascii="SF Pro Display" w:hAnsi="SF Pro Display" w:cs="SF Pro Display"/>
+                <w:color w:val="1A1A1A"/>
+                <w:sz w:val="20"/>
+                <w:szCs w:val="20"/>
+              </w:rPr>
+              <w:t xml:space="preserve">Antecedência em que, com a posição ainda vaga, o contratante recebe um alerta por notificação. Padrão de 3 horas antes do início, ajustável na publicação.</w:t>
+            </w:r>
+          </w:p>
+        </w:tc>
+        <w:tc>
+          <w:tcPr>
+            <w:tcW w:w="2460" w:type="dxa"/>
+            <w:shd w:val="clear" w:color="auto" w:fill="F7F7F7"/>
+            <w:vAlign w:val="top"/>
+            <w:tcMar>
+              <w:top w:w="90" w:type="dxa"/>
+              <w:left w:w="120" w:type="dxa"/>
+              <w:bottom w:w="90" w:type="dxa"/>
+              <w:right w:w="120" w:type="dxa"/>
+            </w:tcMar>
+          </w:tcPr>
+          <w:p>
+            <w:pPr>
+              <w:spacing w:before="0" w:after="0" w:line="264" w:lineRule="auto"/>
+            </w:pPr>
+            <w:r>
+              <w:rPr>
+                <w:rFonts w:ascii="SF Pro Display" w:hAnsi="SF Pro Display" w:cs="SF Pro Display"/>
+                <w:color w:val="1A1A1A"/>
+                <w:sz w:val="20"/>
+                <w:szCs w:val="20"/>
+              </w:rPr>
+              <w:t xml:space="preserve">Seções 3 e 5</w:t>
+            </w:r>
+          </w:p>
+        </w:tc>
+      </w:tr>
+      <w:tr>
+        <w:tc>
+          <w:tcPr>
+            <w:tcW w:w="2000" w:type="dxa"/>
+            <w:shd w:val="clear" w:color="auto" w:fill="FFFFFF"/>
+            <w:vAlign w:val="top"/>
+            <w:tcMar>
+              <w:top w:w="90" w:type="dxa"/>
+              <w:left w:w="120" w:type="dxa"/>
+              <w:bottom w:w="90" w:type="dxa"/>
+              <w:right w:w="120" w:type="dxa"/>
+            </w:tcMar>
+          </w:tcPr>
+          <w:p>
+            <w:pPr>
+              <w:spacing w:before="0" w:after="0" w:line="264" w:lineRule="auto"/>
+            </w:pPr>
+            <w:r>
+              <w:rPr>
+                <w:rFonts w:ascii="SF Pro Display" w:hAnsi="SF Pro Display" w:cs="SF Pro Display"/>
+                <w:color w:val="1A1A1A"/>
+                <w:sz w:val="20"/>
+                <w:szCs w:val="20"/>
+              </w:rPr>
+              <w:t xml:space="preserve">Equipe Frila</w:t>
+            </w:r>
+          </w:p>
+        </w:tc>
+        <w:tc>
+          <w:tcPr>
+            <w:tcW w:w="4900" w:type="dxa"/>
+            <w:shd w:val="clear" w:color="auto" w:fill="FFFFFF"/>
+            <w:vAlign w:val="top"/>
+            <w:tcMar>
+              <w:top w:w="90" w:type="dxa"/>
+              <w:left w:w="120" w:type="dxa"/>
+              <w:bottom w:w="90" w:type="dxa"/>
+              <w:right w:w="120" w:type="dxa"/>
+            </w:tcMar>
+          </w:tcPr>
+          <w:p>
+            <w:pPr>
+              <w:spacing w:before="0" w:after="0" w:line="264" w:lineRule="auto"/>
+            </w:pPr>
+            <w:r>
+              <w:rPr>
+                <w:rFonts w:ascii="SF Pro Display" w:hAnsi="SF Pro Display" w:cs="SF Pro Display"/>
+                <w:color w:val="1A1A1A"/>
+                <w:sz w:val="20"/>
+                <w:szCs w:val="20"/>
+              </w:rPr>
+              <w:t xml:space="preserve">Pessoas do time Frila que respondem, por e-mail, suporte, denúncias, contestações e pedidos de revisão do despacho, em até 5 dias úteis. Não acompanham turnos nem intervêm neles.</w:t>
+            </w:r>
+          </w:p>
+        </w:tc>
+        <w:tc>
+          <w:tcPr>
+            <w:tcW w:w="2460" w:type="dxa"/>
+            <w:shd w:val="clear" w:color="auto" w:fill="FFFFFF"/>
+            <w:vAlign w:val="top"/>
+            <w:tcMar>
+              <w:top w:w="90" w:type="dxa"/>
+              <w:left w:w="120" w:type="dxa"/>
+              <w:bottom w:w="90" w:type="dxa"/>
+              <w:right w:w="120" w:type="dxa"/>
+            </w:tcMar>
+          </w:tcPr>
+          <w:p>
+            <w:pPr>
+              <w:spacing w:before="0" w:after="0" w:line="264" w:lineRule="auto"/>
+            </w:pPr>
+            <w:r>
+              <w:rPr>
+                <w:rFonts w:ascii="SF Pro Display" w:hAnsi="SF Pro Display" w:cs="SF Pro Display"/>
+                <w:color w:val="1A1A1A"/>
+                <w:sz w:val="20"/>
+                <w:szCs w:val="20"/>
+              </w:rPr>
+              <w:t xml:space="preserve">Seções 3 e 7</w:t>
+            </w:r>
+          </w:p>
+        </w:tc>
+      </w:tr>
+      <w:tr>
+        <w:tc>
+          <w:tcPr>
+            <w:tcW w:w="2000" w:type="dxa"/>
+            <w:shd w:val="clear" w:color="auto" w:fill="F7F7F7"/>
+            <w:vAlign w:val="top"/>
+            <w:tcMar>
+              <w:top w:w="90" w:type="dxa"/>
+              <w:left w:w="120" w:type="dxa"/>
+              <w:bottom w:w="90" w:type="dxa"/>
+              <w:right w:w="120" w:type="dxa"/>
+            </w:tcMar>
+          </w:tcPr>
+          <w:p>
+            <w:pPr>
+              <w:spacing w:before="0" w:after="0" w:line="264" w:lineRule="auto"/>
+            </w:pPr>
+            <w:r>
+              <w:rPr>
+                <w:rFonts w:ascii="SF Pro Display" w:hAnsi="SF Pro Display" w:cs="SF Pro Display"/>
+                <w:color w:val="1A1A1A"/>
+                <w:sz w:val="20"/>
+                <w:szCs w:val="20"/>
+              </w:rPr>
+              <w:t xml:space="preserve">Dado / Relato / Fonte interessada / [H] / Lacuna</w:t>
+            </w:r>
+          </w:p>
+        </w:tc>
+        <w:tc>
+          <w:tcPr>
+            <w:tcW w:w="4900" w:type="dxa"/>
+            <w:shd w:val="clear" w:color="auto" w:fill="F7F7F7"/>
+            <w:vAlign w:val="top"/>
+            <w:tcMar>
+              <w:top w:w="90" w:type="dxa"/>
+              <w:left w:w="120" w:type="dxa"/>
+              <w:bottom w:w="90" w:type="dxa"/>
+              <w:right w:w="120" w:type="dxa"/>
+            </w:tcMar>
+          </w:tcPr>
+          <w:p>
+            <w:pPr>
+              <w:spacing w:before="0" w:after="0" w:line="264" w:lineRule="auto"/>
+            </w:pPr>
+            <w:r>
+              <w:rPr>
+                <w:rFonts w:ascii="SF Pro Display" w:hAnsi="SF Pro Display" w:cs="SF Pro Display"/>
+                <w:color w:val="1A1A1A"/>
+                <w:sz w:val="20"/>
+                <w:szCs w:val="20"/>
+              </w:rPr>
+              <w:t xml:space="preserve">Marcas de origem usadas na documentação do projeto. Dado: fonte identificada com link e data. Relato: pessoa falando. Fonte interessada: quem vende no mercado. [H]: hipótese sem confirmação. Lacuna: só campo responde.</w:t>
+            </w:r>
+          </w:p>
+        </w:tc>
+        <w:tc>
+          <w:tcPr>
+            <w:tcW w:w="2460" w:type="dxa"/>
+            <w:shd w:val="clear" w:color="auto" w:fill="F7F7F7"/>
+            <w:vAlign w:val="top"/>
+            <w:tcMar>
+              <w:top w:w="90" w:type="dxa"/>
+              <w:left w:w="120" w:type="dxa"/>
+              <w:bottom w:w="90" w:type="dxa"/>
+              <w:right w:w="120" w:type="dxa"/>
+            </w:tcMar>
+          </w:tcPr>
+          <w:p>
+            <w:pPr>
+              <w:spacing w:before="0" w:after="0" w:line="264" w:lineRule="auto"/>
+            </w:pPr>
+            <w:r>
+              <w:rPr>
+                <w:rFonts w:ascii="SF Pro Display" w:hAnsi="SF Pro Display" w:cs="SF Pro Display"/>
+                <w:color w:val="1A1A1A"/>
+                <w:sz w:val="20"/>
+                <w:szCs w:val="20"/>
+              </w:rPr>
+              <w:t xml:space="preserve">Todo o documento</w:t>
+            </w:r>
+          </w:p>
+        </w:tc>
+      </w:tr>
+      <w:tr>
+        <w:tc>
+          <w:tcPr>
+            <w:tcW w:w="2000" w:type="dxa"/>
+            <w:shd w:val="clear" w:color="auto" w:fill="FFFFFF"/>
+            <w:vAlign w:val="top"/>
+            <w:tcMar>
+              <w:top w:w="90" w:type="dxa"/>
+              <w:left w:w="120" w:type="dxa"/>
+              <w:bottom w:w="90" w:type="dxa"/>
+              <w:right w:w="120" w:type="dxa"/>
+            </w:tcMar>
+          </w:tcPr>
+          <w:p>
+            <w:pPr>
+              <w:spacing w:before="0" w:after="0" w:line="264" w:lineRule="auto"/>
+            </w:pPr>
+            <w:r>
+              <w:rPr>
+                <w:rFonts w:ascii="SF Pro Display" w:hAnsi="SF Pro Display" w:cs="SF Pro Display"/>
+                <w:color w:val="1A1A1A"/>
+                <w:sz w:val="20"/>
+                <w:szCs w:val="20"/>
+              </w:rPr>
+              <w:t xml:space="preserve">Matriz CSD</w:t>
+            </w:r>
+          </w:p>
+        </w:tc>
+        <w:tc>
+          <w:tcPr>
+            <w:tcW w:w="4900" w:type="dxa"/>
+            <w:shd w:val="clear" w:color="auto" w:fill="FFFFFF"/>
+            <w:vAlign w:val="top"/>
+            <w:tcMar>
+              <w:top w:w="90" w:type="dxa"/>
+              <w:left w:w="120" w:type="dxa"/>
+              <w:bottom w:w="90" w:type="dxa"/>
+              <w:right w:w="120" w:type="dxa"/>
+            </w:tcMar>
+          </w:tcPr>
+          <w:p>
+            <w:pPr>
+              <w:spacing w:before="0" w:after="0" w:line="264" w:lineRule="auto"/>
+            </w:pPr>
+            <w:r>
+              <w:rPr>
+                <w:rFonts w:ascii="SF Pro Display" w:hAnsi="SF Pro Display" w:cs="SF Pro Display"/>
+                <w:color w:val="1A1A1A"/>
+                <w:sz w:val="20"/>
+                <w:szCs w:val="20"/>
+              </w:rPr>
+              <w:t xml:space="preserve">Certezas, Suposições e Dúvidas. Quadro de validação mantido no FigJam do grupo.</w:t>
+            </w:r>
+          </w:p>
+        </w:tc>
+        <w:tc>
+          <w:tcPr>
+            <w:tcW w:w="2460" w:type="dxa"/>
+            <w:shd w:val="clear" w:color="auto" w:fill="FFFFFF"/>
+            <w:vAlign w:val="top"/>
+            <w:tcMar>
+              <w:top w:w="90" w:type="dxa"/>
+              <w:left w:w="120" w:type="dxa"/>
+              <w:bottom w:w="90" w:type="dxa"/>
+              <w:right w:w="120" w:type="dxa"/>
+            </w:tcMar>
+          </w:tcPr>
+          <w:p>
+            <w:pPr>
+              <w:spacing w:before="0" w:after="0" w:line="264" w:lineRule="auto"/>
+            </w:pPr>
+            <w:r>
+              <w:rPr>
+                <w:rFonts w:ascii="SF Pro Display" w:hAnsi="SF Pro Display" w:cs="SF Pro Display"/>
+                <w:color w:val="1A1A1A"/>
+                <w:sz w:val="20"/>
+                <w:szCs w:val="20"/>
+              </w:rPr>
               <w:t xml:space="preserve">Seções 2 e 4</w:t>
             </w:r>
           </w:p>
@@ -1420,7 +1862,7 @@
                 <w:sz w:val="20"/>
                 <w:szCs w:val="20"/>
               </w:rPr>
-              <w:t xml:space="preserve">Painel de Operação</w:t>
+              <w:t xml:space="preserve">TRL</w:t>
             </w:r>
           </w:p>
         </w:tc>
@@ -1447,7 +1889,7 @@
                 <w:sz w:val="20"/>
                 <w:szCs w:val="20"/>
               </w:rPr>
-              <w:t xml:space="preserve">Interface web interna que mostra os turnos em risco de não serem preenchidos, para intervenção manual da operação.</w:t>
+              <w:t xml:space="preserve">Technology Readiness Level. O projeto está em TRL 2: conceito formulado, nada implementado.</w:t>
             </w:r>
           </w:p>
         </w:tc>
@@ -1474,7 +1916,7 @@
                 <w:sz w:val="20"/>
                 <w:szCs w:val="20"/>
               </w:rPr>
-              <w:t xml:space="preserve">Seções 3 e 5</w:t>
+              <w:t xml:space="preserve">Seções 1 e 4</w:t>
             </w:r>
           </w:p>
         </w:tc>
@@ -1503,7 +1945,7 @@
                 <w:sz w:val="20"/>
                 <w:szCs w:val="20"/>
               </w:rPr>
-              <w:t xml:space="preserve">Dado / Relato / Fonte interessada / [H] / Lacuna</w:t>
+              <w:t xml:space="preserve">DF</w:t>
             </w:r>
           </w:p>
         </w:tc>
@@ -1530,7 +1972,7 @@
                 <w:sz w:val="20"/>
                 <w:szCs w:val="20"/>
               </w:rPr>
-              <w:t xml:space="preserve">Marcas de origem usadas na documentação do projeto. Dado: fonte identificada com link e data. Relato: pessoa falando. Fonte interessada: quem vende no mercado. [H]: hipótese sem confirmação. Lacuna: só campo responde.</w:t>
+              <w:t xml:space="preserve">Distrito Federal, primeiro e único mercado da estratégia territorial.</w:t>
             </w:r>
           </w:p>
         </w:tc>
@@ -1538,255 +1980,6 @@
           <w:tcPr>
             <w:tcW w:w="2460" w:type="dxa"/>
             <w:shd w:val="clear" w:color="auto" w:fill="FFFFFF"/>
-            <w:vAlign w:val="top"/>
-            <w:tcMar>
-              <w:top w:w="90" w:type="dxa"/>
-              <w:left w:w="120" w:type="dxa"/>
-              <w:bottom w:w="90" w:type="dxa"/>
-              <w:right w:w="120" w:type="dxa"/>
-            </w:tcMar>
-          </w:tcPr>
-          <w:p>
-            <w:pPr>
-              <w:spacing w:before="0" w:after="0" w:line="264" w:lineRule="auto"/>
-            </w:pPr>
-            <w:r>
-              <w:rPr>
-                <w:rFonts w:ascii="SF Pro Display" w:hAnsi="SF Pro Display" w:cs="SF Pro Display"/>
-                <w:color w:val="1A1A1A"/>
-                <w:sz w:val="20"/>
-                <w:szCs w:val="20"/>
-              </w:rPr>
-              <w:t xml:space="preserve">Todo o documento</w:t>
-            </w:r>
-          </w:p>
-        </w:tc>
-      </w:tr>
-      <w:tr>
-        <w:tc>
-          <w:tcPr>
-            <w:tcW w:w="2000" w:type="dxa"/>
-            <w:shd w:val="clear" w:color="auto" w:fill="F7F7F7"/>
-            <w:vAlign w:val="top"/>
-            <w:tcMar>
-              <w:top w:w="90" w:type="dxa"/>
-              <w:left w:w="120" w:type="dxa"/>
-              <w:bottom w:w="90" w:type="dxa"/>
-              <w:right w:w="120" w:type="dxa"/>
-            </w:tcMar>
-          </w:tcPr>
-          <w:p>
-            <w:pPr>
-              <w:spacing w:before="0" w:after="0" w:line="264" w:lineRule="auto"/>
-            </w:pPr>
-            <w:r>
-              <w:rPr>
-                <w:rFonts w:ascii="SF Pro Display" w:hAnsi="SF Pro Display" w:cs="SF Pro Display"/>
-                <w:color w:val="1A1A1A"/>
-                <w:sz w:val="20"/>
-                <w:szCs w:val="20"/>
-              </w:rPr>
-              <w:t xml:space="preserve">Matriz CSD</w:t>
-            </w:r>
-          </w:p>
-        </w:tc>
-        <w:tc>
-          <w:tcPr>
-            <w:tcW w:w="4900" w:type="dxa"/>
-            <w:shd w:val="clear" w:color="auto" w:fill="F7F7F7"/>
-            <w:vAlign w:val="top"/>
-            <w:tcMar>
-              <w:top w:w="90" w:type="dxa"/>
-              <w:left w:w="120" w:type="dxa"/>
-              <w:bottom w:w="90" w:type="dxa"/>
-              <w:right w:w="120" w:type="dxa"/>
-            </w:tcMar>
-          </w:tcPr>
-          <w:p>
-            <w:pPr>
-              <w:spacing w:before="0" w:after="0" w:line="264" w:lineRule="auto"/>
-            </w:pPr>
-            <w:r>
-              <w:rPr>
-                <w:rFonts w:ascii="SF Pro Display" w:hAnsi="SF Pro Display" w:cs="SF Pro Display"/>
-                <w:color w:val="1A1A1A"/>
-                <w:sz w:val="20"/>
-                <w:szCs w:val="20"/>
-              </w:rPr>
-              <w:t xml:space="preserve">Certezas, Suposições e Dúvidas. Quadro de validação mantido no FigJam do grupo.</w:t>
-            </w:r>
-          </w:p>
-        </w:tc>
-        <w:tc>
-          <w:tcPr>
-            <w:tcW w:w="2460" w:type="dxa"/>
-            <w:shd w:val="clear" w:color="auto" w:fill="F7F7F7"/>
-            <w:vAlign w:val="top"/>
-            <w:tcMar>
-              <w:top w:w="90" w:type="dxa"/>
-              <w:left w:w="120" w:type="dxa"/>
-              <w:bottom w:w="90" w:type="dxa"/>
-              <w:right w:w="120" w:type="dxa"/>
-            </w:tcMar>
-          </w:tcPr>
-          <w:p>
-            <w:pPr>
-              <w:spacing w:before="0" w:after="0" w:line="264" w:lineRule="auto"/>
-            </w:pPr>
-            <w:r>
-              <w:rPr>
-                <w:rFonts w:ascii="SF Pro Display" w:hAnsi="SF Pro Display" w:cs="SF Pro Display"/>
-                <w:color w:val="1A1A1A"/>
-                <w:sz w:val="20"/>
-                <w:szCs w:val="20"/>
-              </w:rPr>
-              <w:t xml:space="preserve">Seções 2 e 4</w:t>
-            </w:r>
-          </w:p>
-        </w:tc>
-      </w:tr>
-      <w:tr>
-        <w:tc>
-          <w:tcPr>
-            <w:tcW w:w="2000" w:type="dxa"/>
-            <w:shd w:val="clear" w:color="auto" w:fill="FFFFFF"/>
-            <w:vAlign w:val="top"/>
-            <w:tcMar>
-              <w:top w:w="90" w:type="dxa"/>
-              <w:left w:w="120" w:type="dxa"/>
-              <w:bottom w:w="90" w:type="dxa"/>
-              <w:right w:w="120" w:type="dxa"/>
-            </w:tcMar>
-          </w:tcPr>
-          <w:p>
-            <w:pPr>
-              <w:spacing w:before="0" w:after="0" w:line="264" w:lineRule="auto"/>
-            </w:pPr>
-            <w:r>
-              <w:rPr>
-                <w:rFonts w:ascii="SF Pro Display" w:hAnsi="SF Pro Display" w:cs="SF Pro Display"/>
-                <w:color w:val="1A1A1A"/>
-                <w:sz w:val="20"/>
-                <w:szCs w:val="20"/>
-              </w:rPr>
-              <w:t xml:space="preserve">TRL</w:t>
-            </w:r>
-          </w:p>
-        </w:tc>
-        <w:tc>
-          <w:tcPr>
-            <w:tcW w:w="4900" w:type="dxa"/>
-            <w:shd w:val="clear" w:color="auto" w:fill="FFFFFF"/>
-            <w:vAlign w:val="top"/>
-            <w:tcMar>
-              <w:top w:w="90" w:type="dxa"/>
-              <w:left w:w="120" w:type="dxa"/>
-              <w:bottom w:w="90" w:type="dxa"/>
-              <w:right w:w="120" w:type="dxa"/>
-            </w:tcMar>
-          </w:tcPr>
-          <w:p>
-            <w:pPr>
-              <w:spacing w:before="0" w:after="0" w:line="264" w:lineRule="auto"/>
-            </w:pPr>
-            <w:r>
-              <w:rPr>
-                <w:rFonts w:ascii="SF Pro Display" w:hAnsi="SF Pro Display" w:cs="SF Pro Display"/>
-                <w:color w:val="1A1A1A"/>
-                <w:sz w:val="20"/>
-                <w:szCs w:val="20"/>
-              </w:rPr>
-              <w:t xml:space="preserve">Technology Readiness Level. O projeto está em TRL 2: conceito formulado, nada implementado.</w:t>
-            </w:r>
-          </w:p>
-        </w:tc>
-        <w:tc>
-          <w:tcPr>
-            <w:tcW w:w="2460" w:type="dxa"/>
-            <w:shd w:val="clear" w:color="auto" w:fill="FFFFFF"/>
-            <w:vAlign w:val="top"/>
-            <w:tcMar>
-              <w:top w:w="90" w:type="dxa"/>
-              <w:left w:w="120" w:type="dxa"/>
-              <w:bottom w:w="90" w:type="dxa"/>
-              <w:right w:w="120" w:type="dxa"/>
-            </w:tcMar>
-          </w:tcPr>
-          <w:p>
-            <w:pPr>
-              <w:spacing w:before="0" w:after="0" w:line="264" w:lineRule="auto"/>
-            </w:pPr>
-            <w:r>
-              <w:rPr>
-                <w:rFonts w:ascii="SF Pro Display" w:hAnsi="SF Pro Display" w:cs="SF Pro Display"/>
-                <w:color w:val="1A1A1A"/>
-                <w:sz w:val="20"/>
-                <w:szCs w:val="20"/>
-              </w:rPr>
-              <w:t xml:space="preserve">Seções 1 e 4</w:t>
-            </w:r>
-          </w:p>
-        </w:tc>
-      </w:tr>
-      <w:tr>
-        <w:tc>
-          <w:tcPr>
-            <w:tcW w:w="2000" w:type="dxa"/>
-            <w:shd w:val="clear" w:color="auto" w:fill="F7F7F7"/>
-            <w:vAlign w:val="top"/>
-            <w:tcMar>
-              <w:top w:w="90" w:type="dxa"/>
-              <w:left w:w="120" w:type="dxa"/>
-              <w:bottom w:w="90" w:type="dxa"/>
-              <w:right w:w="120" w:type="dxa"/>
-            </w:tcMar>
-          </w:tcPr>
-          <w:p>
-            <w:pPr>
-              <w:spacing w:before="0" w:after="0" w:line="264" w:lineRule="auto"/>
-            </w:pPr>
-            <w:r>
-              <w:rPr>
-                <w:rFonts w:ascii="SF Pro Display" w:hAnsi="SF Pro Display" w:cs="SF Pro Display"/>
-                <w:color w:val="1A1A1A"/>
-                <w:sz w:val="20"/>
-                <w:szCs w:val="20"/>
-              </w:rPr>
-              <w:t xml:space="preserve">DF</w:t>
-            </w:r>
-          </w:p>
-        </w:tc>
-        <w:tc>
-          <w:tcPr>
-            <w:tcW w:w="4900" w:type="dxa"/>
-            <w:shd w:val="clear" w:color="auto" w:fill="F7F7F7"/>
-            <w:vAlign w:val="top"/>
-            <w:tcMar>
-              <w:top w:w="90" w:type="dxa"/>
-              <w:left w:w="120" w:type="dxa"/>
-              <w:bottom w:w="90" w:type="dxa"/>
-              <w:right w:w="120" w:type="dxa"/>
-            </w:tcMar>
-          </w:tcPr>
-          <w:p>
-            <w:pPr>
-              <w:spacing w:before="0" w:after="0" w:line="264" w:lineRule="auto"/>
-            </w:pPr>
-            <w:r>
-              <w:rPr>
-                <w:rFonts w:ascii="SF Pro Display" w:hAnsi="SF Pro Display" w:cs="SF Pro Display"/>
-                <w:color w:val="1A1A1A"/>
-                <w:sz w:val="20"/>
-                <w:szCs w:val="20"/>
-              </w:rPr>
-              <w:t xml:space="preserve">Distrito Federal, primeiro e único mercado da estratégia territorial.</w:t>
-            </w:r>
-          </w:p>
-        </w:tc>
-        <w:tc>
-          <w:tcPr>
-            <w:tcW w:w="2460" w:type="dxa"/>
-            <w:shd w:val="clear" w:color="auto" w:fill="F7F7F7"/>
             <w:vAlign w:val="top"/>
             <w:tcMar>
               <w:top w:w="90" w:type="dxa"/>
@@ -1923,7 +2116,7 @@
           <w:sz w:val="22"/>
           <w:szCs w:val="22"/>
         </w:rPr>
-        <w:t xml:space="preserve">Frila é uma plataforma de contratação por turno avulso. O contratante publica o turno que precisa cobrir, com função, data, janela de horário, local e valor, e a vaga é enviada ativamente para os profissionais próximos que podem aceitá-la, em vez de ficar num mural esperando ser encontrada. O profissional se candidata com um toque, a confirmação chega para os dois lados com todos os dados do turno, e depois da execução cada um responde se chamaria o outro de novo.</w:t>
+        <w:t xml:space="preserve">Frila é uma plataforma horizontal de contratação por turno avulso, para qualquer setor. O contratante publica o turno que precisa cobrir, com função, data, janela de horário, local e valor, e a vaga é enviada ativamente para os profissionais próximos que podem aceitá-la, em vez de ficar num mural esperando ser encontrada. O profissional se candidata com um toque, a confirmação chega para os dois lados com todos os dados do turno, e depois da execução cada um responde se chamaria o outro de novo.</w:t>
       </w:r>
     </w:p>
     <w:p>
@@ -1952,7 +2145,7 @@
           <w:sz w:val="22"/>
           <w:szCs w:val="22"/>
         </w:rPr>
-        <w:t xml:space="preserve">•  Publicação de turno avulso em food service, eventos e campanha política, em menos de 60 segundos.</w:t>
+        <w:t xml:space="preserve">•  Publicação de turno avulso de qualquer setor, como bares, restaurantes, eventos, varejo, logística e serviços domésticos, em menos de 60 segundos. Food service e eventos são só o foco da divulgação inicial.</w:t>
       </w:r>
     </w:p>
     <w:p>
@@ -1967,7 +2160,7 @@
           <w:sz w:val="22"/>
           <w:szCs w:val="22"/>
         </w:rPr>
-        <w:t xml:space="preserve">•  Despacho ativo por geolocalização, priorizado por taxa de comparecimento.</w:t>
+        <w:t xml:space="preserve">•  Despacho ativo por proximidade: a vaga é notificada, de uma vez, a quem tem a função, está disponível e está a até 15 km do local, com no máximo uma notificação a cada 30 minutos por profissional.</w:t>
       </w:r>
     </w:p>
     <w:p>
@@ -1997,7 +2190,7 @@
           <w:sz w:val="22"/>
           <w:szCs w:val="22"/>
         </w:rPr>
-        <w:t xml:space="preserve">•  Registro de início, fim e valor acordado do turno.</w:t>
+        <w:t xml:space="preserve">•  Check-in e check-out geolocalizados, com registro de início, fim e valor acordado do turno.</w:t>
       </w:r>
     </w:p>
     <w:p>
@@ -2012,7 +2205,7 @@
           <w:sz w:val="22"/>
           <w:szCs w:val="22"/>
         </w:rPr>
-        <w:t xml:space="preserve">•  Reputação binária bidirecional, com aval herdado do mundo informal.</w:t>
+        <w:t xml:space="preserve">•  Reputação binária bidirecional, só entre quem trabalhou junto pelo Frila.</w:t>
       </w:r>
     </w:p>
     <w:p>
@@ -2042,7 +2235,7 @@
           <w:sz w:val="22"/>
           <w:szCs w:val="22"/>
         </w:rPr>
-        <w:t xml:space="preserve">•  Painel de operação interno para turnos em risco de não serem preenchidos.</w:t>
+        <w:t xml:space="preserve">•  Alerta de vaga vazia ao contratante e Painel do gestor na versão web do app do estabelecimento.</w:t>
       </w:r>
     </w:p>
     <w:p>
@@ -2057,7 +2250,22 @@
           <w:sz w:val="22"/>
           <w:szCs w:val="22"/>
         </w:rPr>
-        <w:t xml:space="preserve">•  Aplicativo iOS nativo, aplicativo Android e versão web, com todos os perfis de usuário atendidos nas duas vias e proposta de valor distinta por perfil.</w:t>
+        <w:t xml:space="preserve">•  Denúncia e bloqueio entre usuários, com resposta da Equipe Frila por e-mail.</w:t>
+      </w:r>
+    </w:p>
+    <w:p>
+      <w:pPr>
+        <w:ind w:left="240"/>
+        <w:spacing w:before="0" w:after="60" w:line="264" w:lineRule="auto"/>
+      </w:pPr>
+      <w:r>
+        <w:rPr>
+          <w:rFonts w:ascii="SF Pro Display" w:hAnsi="SF Pro Display" w:cs="SF Pro Display"/>
+          <w:color w:val="1A1A1A"/>
+          <w:sz w:val="22"/>
+          <w:szCs w:val="22"/>
+        </w:rPr>
+        <w:t xml:space="preserve">•  Aplicativo iOS nativo, em Swift e SwiftUI, aplicativo Android nativo, em Kotlin, e versão web, com todos os perfis de usuário atendidos nas duas vias e proposta de valor distinta por perfil.</w:t>
       </w:r>
     </w:p>
     <w:p>
@@ -2116,7 +2324,7 @@
           <w:sz w:val="22"/>
           <w:szCs w:val="22"/>
         </w:rPr>
-        <w:t xml:space="preserve">•  Marketplace genérico de serviços e freelance remoto ou digital.</w:t>
+        <w:t xml:space="preserve">•  Vaga remota no MVP. O freelance remoto faz parte do escopo do produto, mas entra só depois do MVP: sem presença no local não há check-in, notificação por distância nem avaliação com presença verificada.</w:t>
       </w:r>
     </w:p>
     <w:p>
@@ -2146,7 +2354,22 @@
           <w:sz w:val="22"/>
           <w:szCs w:val="22"/>
         </w:rPr>
-        <w:t xml:space="preserve">•  Limpeza residencial convencional, que já possui canais próprios consolidados.</w:t>
+        <w:t xml:space="preserve">•  Operação manual de turnos pelo Frila: não há plantão, atendimento ao vivo nem mediação entre as partes. O produto é automático.</w:t>
+      </w:r>
+    </w:p>
+    <w:p>
+      <w:pPr>
+        <w:ind w:left="240"/>
+        <w:spacing w:before="0" w:after="60" w:line="264" w:lineRule="auto"/>
+      </w:pPr>
+      <w:r>
+        <w:rPr>
+          <w:rFonts w:ascii="SF Pro Display" w:hAnsi="SF Pro Display" w:cs="SF Pro Display"/>
+          <w:color w:val="1A1A1A"/>
+          <w:sz w:val="22"/>
+          <w:szCs w:val="22"/>
+        </w:rPr>
+        <w:t xml:space="preserve">•  Aval de quem trabalhou com o profissional fora da plataforma. Só avalia quem trabalhou junto pelo Frila.</w:t>
       </w:r>
     </w:p>
     <w:p>
@@ -2851,7 +3074,7 @@
                 <w:sz w:val="20"/>
                 <w:szCs w:val="20"/>
               </w:rPr>
-              <w:t xml:space="preserve">v1.0.0</w:t>
+              <w:t xml:space="preserve">v1.2.0</w:t>
             </w:r>
           </w:p>
         </w:tc>
@@ -2878,7 +3101,7 @@
                 <w:sz w:val="20"/>
                 <w:szCs w:val="20"/>
               </w:rPr>
-              <w:t xml:space="preserve">Documentos/Frila_Documento_de_Requisitos.docx</w:t>
+              <w:t xml:space="preserve">Documentos/Diagramas:Documentos/Frila_Documento_de_Requisitos.docx</w:t>
             </w:r>
           </w:p>
         </w:tc>
@@ -2907,6 +3130,89 @@
                 <w:sz w:val="20"/>
                 <w:szCs w:val="20"/>
               </w:rPr>
+              <w:t xml:space="preserve">Histórias de Usuário e Backlog</w:t>
+            </w:r>
+          </w:p>
+        </w:tc>
+        <w:tc>
+          <w:tcPr>
+            <w:tcW w:w="1200" w:type="dxa"/>
+            <w:shd w:val="clear" w:color="auto" w:fill="FFFFFF"/>
+            <w:vAlign w:val="top"/>
+            <w:tcMar>
+              <w:top w:w="90" w:type="dxa"/>
+              <w:left w:w="120" w:type="dxa"/>
+              <w:bottom w:w="90" w:type="dxa"/>
+              <w:right w:w="120" w:type="dxa"/>
+            </w:tcMar>
+          </w:tcPr>
+          <w:p>
+            <w:pPr>
+              <w:spacing w:before="0" w:after="0" w:line="264" w:lineRule="auto"/>
+            </w:pPr>
+            <w:r>
+              <w:rPr>
+                <w:rFonts w:ascii="SF Pro Display" w:hAnsi="SF Pro Display" w:cs="SF Pro Display"/>
+                <w:color w:val="1A1A1A"/>
+                <w:sz w:val="20"/>
+                <w:szCs w:val="20"/>
+              </w:rPr>
+              <w:t xml:space="preserve">v1.1.0</w:t>
+            </w:r>
+          </w:p>
+        </w:tc>
+        <w:tc>
+          <w:tcPr>
+            <w:tcW w:w="4460" w:type="dxa"/>
+            <w:shd w:val="clear" w:color="auto" w:fill="FFFFFF"/>
+            <w:vAlign w:val="top"/>
+            <w:tcMar>
+              <w:top w:w="90" w:type="dxa"/>
+              <w:left w:w="120" w:type="dxa"/>
+              <w:bottom w:w="90" w:type="dxa"/>
+              <w:right w:w="120" w:type="dxa"/>
+            </w:tcMar>
+          </w:tcPr>
+          <w:p>
+            <w:pPr>
+              <w:spacing w:before="0" w:after="0" w:line="264" w:lineRule="auto"/>
+            </w:pPr>
+            <w:r>
+              <w:rPr>
+                <w:rFonts w:ascii="SF Pro Display" w:hAnsi="SF Pro Display" w:cs="SF Pro Display"/>
+                <w:color w:val="1A1A1A"/>
+                <w:sz w:val="20"/>
+                <w:szCs w:val="20"/>
+              </w:rPr>
+              <w:t xml:space="preserve">Documentos/Diagramas:Documentos/Frila_Historias_de_Usuario_e_Backlog.docx</w:t>
+            </w:r>
+          </w:p>
+        </w:tc>
+      </w:tr>
+      <w:tr>
+        <w:tc>
+          <w:tcPr>
+            <w:tcW w:w="3700" w:type="dxa"/>
+            <w:shd w:val="clear" w:color="auto" w:fill="F7F7F7"/>
+            <w:vAlign w:val="top"/>
+            <w:tcMar>
+              <w:top w:w="90" w:type="dxa"/>
+              <w:left w:w="120" w:type="dxa"/>
+              <w:bottom w:w="90" w:type="dxa"/>
+              <w:right w:w="120" w:type="dxa"/>
+            </w:tcMar>
+          </w:tcPr>
+          <w:p>
+            <w:pPr>
+              <w:spacing w:before="0" w:after="0" w:line="264" w:lineRule="auto"/>
+            </w:pPr>
+            <w:r>
+              <w:rPr>
+                <w:rFonts w:ascii="SF Pro Display" w:hAnsi="SF Pro Display" w:cs="SF Pro Display"/>
+                <w:color w:val="1A1A1A"/>
+                <w:sz w:val="20"/>
+                <w:szCs w:val="20"/>
+              </w:rPr>
               <w:t xml:space="preserve">CBL do Challenge 18</w:t>
             </w:r>
           </w:p>
@@ -2914,7 +3220,7 @@
         <w:tc>
           <w:tcPr>
             <w:tcW w:w="1200" w:type="dxa"/>
-            <w:shd w:val="clear" w:color="auto" w:fill="FFFFFF"/>
+            <w:shd w:val="clear" w:color="auto" w:fill="F7F7F7"/>
             <w:vAlign w:val="top"/>
             <w:tcMar>
               <w:top w:w="90" w:type="dxa"/>
@@ -2941,27 +3247,27 @@
         <w:tc>
           <w:tcPr>
             <w:tcW w:w="4460" w:type="dxa"/>
-            <w:shd w:val="clear" w:color="auto" w:fill="FFFFFF"/>
-            <w:vAlign w:val="top"/>
-            <w:tcMar>
-              <w:top w:w="90" w:type="dxa"/>
-              <w:left w:w="120" w:type="dxa"/>
-              <w:bottom w:w="90" w:type="dxa"/>
-              <w:right w:w="120" w:type="dxa"/>
-            </w:tcMar>
-          </w:tcPr>
-          <w:p>
-            <w:pPr>
-              <w:spacing w:before="0" w:after="0" w:line="264" w:lineRule="auto"/>
-            </w:pPr>
-            <w:r>
-              <w:rPr>
-                <w:rFonts w:ascii="SF Pro Display" w:hAnsi="SF Pro Display" w:cs="SF Pro Display"/>
-                <w:color w:val="1A1A1A"/>
-                <w:sz w:val="20"/>
-                <w:szCs w:val="20"/>
-              </w:rPr>
-              <w:t xml:space="preserve">CBL/TemplateCBL_C18.docx</w:t>
+            <w:shd w:val="clear" w:color="auto" w:fill="F7F7F7"/>
+            <w:vAlign w:val="top"/>
+            <w:tcMar>
+              <w:top w:w="90" w:type="dxa"/>
+              <w:left w:w="120" w:type="dxa"/>
+              <w:bottom w:w="90" w:type="dxa"/>
+              <w:right w:w="120" w:type="dxa"/>
+            </w:tcMar>
+          </w:tcPr>
+          <w:p>
+            <w:pPr>
+              <w:spacing w:before="0" w:after="0" w:line="264" w:lineRule="auto"/>
+            </w:pPr>
+            <w:r>
+              <w:rPr>
+                <w:rFonts w:ascii="SF Pro Display" w:hAnsi="SF Pro Display" w:cs="SF Pro Display"/>
+                <w:color w:val="1A1A1A"/>
+                <w:sz w:val="20"/>
+                <w:szCs w:val="20"/>
+              </w:rPr>
+              <w:t xml:space="preserve">CBL/CBL_C18.pages</w:t>
             </w:r>
           </w:p>
         </w:tc>
@@ -2970,34 +3276,34 @@
         <w:tc>
           <w:tcPr>
             <w:tcW w:w="3700" w:type="dxa"/>
-            <w:shd w:val="clear" w:color="auto" w:fill="F7F7F7"/>
-            <w:vAlign w:val="top"/>
-            <w:tcMar>
-              <w:top w:w="90" w:type="dxa"/>
-              <w:left w:w="120" w:type="dxa"/>
-              <w:bottom w:w="90" w:type="dxa"/>
-              <w:right w:w="120" w:type="dxa"/>
-            </w:tcMar>
-          </w:tcPr>
-          <w:p>
-            <w:pPr>
-              <w:spacing w:before="0" w:after="0" w:line="264" w:lineRule="auto"/>
-            </w:pPr>
-            <w:r>
-              <w:rPr>
-                <w:rFonts w:ascii="SF Pro Display" w:hAnsi="SF Pro Display" w:cs="SF Pro Display"/>
-                <w:color w:val="1A1A1A"/>
-                <w:sz w:val="20"/>
-                <w:szCs w:val="20"/>
-              </w:rPr>
-              <w:t xml:space="preserve">Roteiro de validação por áudio no WhatsApp</w:t>
+            <w:shd w:val="clear" w:color="auto" w:fill="FFFFFF"/>
+            <w:vAlign w:val="top"/>
+            <w:tcMar>
+              <w:top w:w="90" w:type="dxa"/>
+              <w:left w:w="120" w:type="dxa"/>
+              <w:bottom w:w="90" w:type="dxa"/>
+              <w:right w:w="120" w:type="dxa"/>
+            </w:tcMar>
+          </w:tcPr>
+          <w:p>
+            <w:pPr>
+              <w:spacing w:before="0" w:after="0" w:line="264" w:lineRule="auto"/>
+            </w:pPr>
+            <w:r>
+              <w:rPr>
+                <w:rFonts w:ascii="SF Pro Display" w:hAnsi="SF Pro Display" w:cs="SF Pro Display"/>
+                <w:color w:val="1A1A1A"/>
+                <w:sz w:val="20"/>
+                <w:szCs w:val="20"/>
+              </w:rPr>
+              <w:t xml:space="preserve">Roteiro de validação de campo</w:t>
             </w:r>
           </w:p>
         </w:tc>
         <w:tc>
           <w:tcPr>
             <w:tcW w:w="1200" w:type="dxa"/>
-            <w:shd w:val="clear" w:color="auto" w:fill="F7F7F7"/>
+            <w:shd w:val="clear" w:color="auto" w:fill="FFFFFF"/>
             <w:vAlign w:val="top"/>
             <w:tcMar>
               <w:top w:w="90" w:type="dxa"/>
@@ -3024,27 +3330,27 @@
         <w:tc>
           <w:tcPr>
             <w:tcW w:w="4460" w:type="dxa"/>
-            <w:shd w:val="clear" w:color="auto" w:fill="F7F7F7"/>
-            <w:vAlign w:val="top"/>
-            <w:tcMar>
-              <w:top w:w="90" w:type="dxa"/>
-              <w:left w:w="120" w:type="dxa"/>
-              <w:bottom w:w="90" w:type="dxa"/>
-              <w:right w:w="120" w:type="dxa"/>
-            </w:tcMar>
-          </w:tcPr>
-          <w:p>
-            <w:pPr>
-              <w:spacing w:before="0" w:after="0" w:line="264" w:lineRule="auto"/>
-            </w:pPr>
-            <w:r>
-              <w:rPr>
-                <w:rFonts w:ascii="SF Pro Display" w:hAnsi="SF Pro Display" w:cs="SF Pro Display"/>
-                <w:color w:val="1A1A1A"/>
-                <w:sz w:val="20"/>
-                <w:szCs w:val="20"/>
-              </w:rPr>
-              <w:t xml:space="preserve">Validacao/Roteiro-de-Validacao-WhatsApp.docx</w:t>
+            <w:shd w:val="clear" w:color="auto" w:fill="FFFFFF"/>
+            <w:vAlign w:val="top"/>
+            <w:tcMar>
+              <w:top w:w="90" w:type="dxa"/>
+              <w:left w:w="120" w:type="dxa"/>
+              <w:bottom w:w="90" w:type="dxa"/>
+              <w:right w:w="120" w:type="dxa"/>
+            </w:tcMar>
+          </w:tcPr>
+          <w:p>
+            <w:pPr>
+              <w:spacing w:before="0" w:after="0" w:line="264" w:lineRule="auto"/>
+            </w:pPr>
+            <w:r>
+              <w:rPr>
+                <w:rFonts w:ascii="SF Pro Display" w:hAnsi="SF Pro Display" w:cs="SF Pro Display"/>
+                <w:color w:val="1A1A1A"/>
+                <w:sz w:val="20"/>
+                <w:szCs w:val="20"/>
+              </w:rPr>
+              <w:t xml:space="preserve">Documentos/MD/Frila_Roteiro_de_Validacao_de_Campo.md</w:t>
             </w:r>
           </w:p>
         </w:tc>
@@ -3053,7 +3359,7 @@
         <w:tc>
           <w:tcPr>
             <w:tcW w:w="3700" w:type="dxa"/>
-            <w:shd w:val="clear" w:color="auto" w:fill="FFFFFF"/>
+            <w:shd w:val="clear" w:color="auto" w:fill="F7F7F7"/>
             <w:vAlign w:val="top"/>
             <w:tcMar>
               <w:top w:w="90" w:type="dxa"/>
@@ -3080,7 +3386,7 @@
         <w:tc>
           <w:tcPr>
             <w:tcW w:w="1200" w:type="dxa"/>
-            <w:shd w:val="clear" w:color="auto" w:fill="FFFFFF"/>
+            <w:shd w:val="clear" w:color="auto" w:fill="F7F7F7"/>
             <w:vAlign w:val="top"/>
             <w:tcMar>
               <w:top w:w="90" w:type="dxa"/>
@@ -3107,7 +3413,7 @@
         <w:tc>
           <w:tcPr>
             <w:tcW w:w="4460" w:type="dxa"/>
-            <w:shd w:val="clear" w:color="auto" w:fill="FFFFFF"/>
+            <w:shd w:val="clear" w:color="auto" w:fill="F7F7F7"/>
             <w:vAlign w:val="top"/>
             <w:tcMar>
               <w:top w:w="90" w:type="dxa"/>
@@ -3139,7 +3445,7 @@
         <w:tc>
           <w:tcPr>
             <w:tcW w:w="3700" w:type="dxa"/>
-            <w:shd w:val="clear" w:color="auto" w:fill="F7F7F7"/>
+            <w:shd w:val="clear" w:color="auto" w:fill="FFFFFF"/>
             <w:vAlign w:val="top"/>
             <w:tcMar>
               <w:top w:w="90" w:type="dxa"/>
@@ -3166,7 +3472,7 @@
         <w:tc>
           <w:tcPr>
             <w:tcW w:w="1200" w:type="dxa"/>
-            <w:shd w:val="clear" w:color="auto" w:fill="F7F7F7"/>
+            <w:shd w:val="clear" w:color="auto" w:fill="FFFFFF"/>
             <w:vAlign w:val="top"/>
             <w:tcMar>
               <w:top w:w="90" w:type="dxa"/>
@@ -3193,7 +3499,7 @@
         <w:tc>
           <w:tcPr>
             <w:tcW w:w="4460" w:type="dxa"/>
-            <w:shd w:val="clear" w:color="auto" w:fill="F7F7F7"/>
+            <w:shd w:val="clear" w:color="auto" w:fill="FFFFFF"/>
             <w:vAlign w:val="top"/>
             <w:tcMar>
               <w:top w:w="90" w:type="dxa"/>
@@ -3225,7 +3531,7 @@
         <w:tc>
           <w:tcPr>
             <w:tcW w:w="3700" w:type="dxa"/>
-            <w:shd w:val="clear" w:color="auto" w:fill="FFFFFF"/>
+            <w:shd w:val="clear" w:color="auto" w:fill="F7F7F7"/>
             <w:vAlign w:val="top"/>
             <w:tcMar>
               <w:top w:w="90" w:type="dxa"/>
@@ -3252,7 +3558,7 @@
         <w:tc>
           <w:tcPr>
             <w:tcW w:w="1200" w:type="dxa"/>
-            <w:shd w:val="clear" w:color="auto" w:fill="FFFFFF"/>
+            <w:shd w:val="clear" w:color="auto" w:fill="F7F7F7"/>
             <w:vAlign w:val="top"/>
             <w:tcMar>
               <w:top w:w="90" w:type="dxa"/>
@@ -3279,7 +3585,7 @@
         <w:tc>
           <w:tcPr>
             <w:tcW w:w="4460" w:type="dxa"/>
-            <w:shd w:val="clear" w:color="auto" w:fill="FFFFFF"/>
+            <w:shd w:val="clear" w:color="auto" w:fill="F7F7F7"/>
             <w:vAlign w:val="top"/>
             <w:tcMar>
               <w:top w:w="90" w:type="dxa"/>
@@ -3311,7 +3617,7 @@
         <w:tc>
           <w:tcPr>
             <w:tcW w:w="3700" w:type="dxa"/>
-            <w:shd w:val="clear" w:color="auto" w:fill="F7F7F7"/>
+            <w:shd w:val="clear" w:color="auto" w:fill="FFFFFF"/>
             <w:vAlign w:val="top"/>
             <w:tcMar>
               <w:top w:w="90" w:type="dxa"/>
@@ -3338,7 +3644,7 @@
         <w:tc>
           <w:tcPr>
             <w:tcW w:w="1200" w:type="dxa"/>
-            <w:shd w:val="clear" w:color="auto" w:fill="F7F7F7"/>
+            <w:shd w:val="clear" w:color="auto" w:fill="FFFFFF"/>
             <w:vAlign w:val="top"/>
             <w:tcMar>
               <w:top w:w="90" w:type="dxa"/>
@@ -3365,7 +3671,7 @@
         <w:tc>
           <w:tcPr>
             <w:tcW w:w="4460" w:type="dxa"/>
-            <w:shd w:val="clear" w:color="auto" w:fill="F7F7F7"/>
+            <w:shd w:val="clear" w:color="auto" w:fill="FFFFFF"/>
             <w:vAlign w:val="top"/>
             <w:tcMar>
               <w:top w:w="90" w:type="dxa"/>
@@ -3397,7 +3703,7 @@
         <w:tc>
           <w:tcPr>
             <w:tcW w:w="3700" w:type="dxa"/>
-            <w:shd w:val="clear" w:color="auto" w:fill="FFFFFF"/>
+            <w:shd w:val="clear" w:color="auto" w:fill="F7F7F7"/>
             <w:vAlign w:val="top"/>
             <w:tcMar>
               <w:top w:w="90" w:type="dxa"/>
@@ -3424,7 +3730,7 @@
         <w:tc>
           <w:tcPr>
             <w:tcW w:w="1200" w:type="dxa"/>
-            <w:shd w:val="clear" w:color="auto" w:fill="FFFFFF"/>
+            <w:shd w:val="clear" w:color="auto" w:fill="F7F7F7"/>
             <w:vAlign w:val="top"/>
             <w:tcMar>
               <w:top w:w="90" w:type="dxa"/>
@@ -3451,7 +3757,7 @@
         <w:tc>
           <w:tcPr>
             <w:tcW w:w="4460" w:type="dxa"/>
-            <w:shd w:val="clear" w:color="auto" w:fill="FFFFFF"/>
+            <w:shd w:val="clear" w:color="auto" w:fill="F7F7F7"/>
             <w:vAlign w:val="top"/>
             <w:tcMar>
               <w:top w:w="90" w:type="dxa"/>
@@ -3483,7 +3789,7 @@
         <w:tc>
           <w:tcPr>
             <w:tcW w:w="3700" w:type="dxa"/>
-            <w:shd w:val="clear" w:color="auto" w:fill="F7F7F7"/>
+            <w:shd w:val="clear" w:color="auto" w:fill="FFFFFF"/>
             <w:vAlign w:val="top"/>
             <w:tcMar>
               <w:top w:w="90" w:type="dxa"/>
@@ -3510,7 +3816,7 @@
         <w:tc>
           <w:tcPr>
             <w:tcW w:w="1200" w:type="dxa"/>
-            <w:shd w:val="clear" w:color="auto" w:fill="F7F7F7"/>
+            <w:shd w:val="clear" w:color="auto" w:fill="FFFFFF"/>
             <w:vAlign w:val="top"/>
             <w:tcMar>
               <w:top w:w="90" w:type="dxa"/>
@@ -3537,7 +3843,7 @@
         <w:tc>
           <w:tcPr>
             <w:tcW w:w="4460" w:type="dxa"/>
-            <w:shd w:val="clear" w:color="auto" w:fill="F7F7F7"/>
+            <w:shd w:val="clear" w:color="auto" w:fill="FFFFFF"/>
             <w:vAlign w:val="top"/>
             <w:tcMar>
               <w:top w:w="90" w:type="dxa"/>
@@ -3569,7 +3875,7 @@
         <w:tc>
           <w:tcPr>
             <w:tcW w:w="3700" w:type="dxa"/>
-            <w:shd w:val="clear" w:color="auto" w:fill="FFFFFF"/>
+            <w:shd w:val="clear" w:color="auto" w:fill="F7F7F7"/>
             <w:vAlign w:val="top"/>
             <w:tcMar>
               <w:top w:w="90" w:type="dxa"/>
@@ -3596,7 +3902,7 @@
         <w:tc>
           <w:tcPr>
             <w:tcW w:w="1200" w:type="dxa"/>
-            <w:shd w:val="clear" w:color="auto" w:fill="FFFFFF"/>
+            <w:shd w:val="clear" w:color="auto" w:fill="F7F7F7"/>
             <w:vAlign w:val="top"/>
             <w:tcMar>
               <w:top w:w="90" w:type="dxa"/>
@@ -3623,7 +3929,7 @@
         <w:tc>
           <w:tcPr>
             <w:tcW w:w="4460" w:type="dxa"/>
-            <w:shd w:val="clear" w:color="auto" w:fill="FFFFFF"/>
+            <w:shd w:val="clear" w:color="auto" w:fill="F7F7F7"/>
             <w:vAlign w:val="top"/>
             <w:tcMar>
               <w:top w:w="90" w:type="dxa"/>
@@ -3646,92 +3952,6 @@
                   <w:szCs w:val="20"/>
                 </w:rPr>
                 <w:t xml:space="preserve">https://agenciasebrae.com.br/dados/whatsapp-se-consolida-nas-vendas-on-line-enquanto-facebook-e-lojas-proprias-perdem-folego/</w:t>
-              </w:r>
-            </w:hyperlink>
-          </w:p>
-        </w:tc>
-      </w:tr>
-      <w:tr>
-        <w:tc>
-          <w:tcPr>
-            <w:tcW w:w="3700" w:type="dxa"/>
-            <w:shd w:val="clear" w:color="auto" w:fill="F7F7F7"/>
-            <w:vAlign w:val="top"/>
-            <w:tcMar>
-              <w:top w:w="90" w:type="dxa"/>
-              <w:left w:w="120" w:type="dxa"/>
-              <w:bottom w:w="90" w:type="dxa"/>
-              <w:right w:w="120" w:type="dxa"/>
-            </w:tcMar>
-          </w:tcPr>
-          <w:p>
-            <w:pPr>
-              <w:spacing w:before="0" w:after="0" w:line="264" w:lineRule="auto"/>
-            </w:pPr>
-            <w:r>
-              <w:rPr>
-                <w:rFonts w:ascii="SF Pro Display" w:hAnsi="SF Pro Display" w:cs="SF Pro Display"/>
-                <w:color w:val="1A1A1A"/>
-                <w:sz w:val="20"/>
-                <w:szCs w:val="20"/>
-              </w:rPr>
-              <w:t xml:space="preserve">TSE: limites de contratação de pessoal, Eleições 2026</w:t>
-            </w:r>
-          </w:p>
-        </w:tc>
-        <w:tc>
-          <w:tcPr>
-            <w:tcW w:w="1200" w:type="dxa"/>
-            <w:shd w:val="clear" w:color="auto" w:fill="F7F7F7"/>
-            <w:vAlign w:val="top"/>
-            <w:tcMar>
-              <w:top w:w="90" w:type="dxa"/>
-              <w:left w:w="120" w:type="dxa"/>
-              <w:bottom w:w="90" w:type="dxa"/>
-              <w:right w:w="120" w:type="dxa"/>
-            </w:tcMar>
-          </w:tcPr>
-          <w:p>
-            <w:pPr>
-              <w:spacing w:before="0" w:after="0" w:line="264" w:lineRule="auto"/>
-            </w:pPr>
-            <w:r>
-              <w:rPr>
-                <w:rFonts w:ascii="SF Pro Display" w:hAnsi="SF Pro Display" w:cs="SF Pro Display"/>
-                <w:color w:val="1A1A1A"/>
-                <w:sz w:val="20"/>
-                <w:szCs w:val="20"/>
-              </w:rPr>
-              <w:t xml:space="preserve">Portaria 444/2026</w:t>
-            </w:r>
-          </w:p>
-        </w:tc>
-        <w:tc>
-          <w:tcPr>
-            <w:tcW w:w="4460" w:type="dxa"/>
-            <w:shd w:val="clear" w:color="auto" w:fill="F7F7F7"/>
-            <w:vAlign w:val="top"/>
-            <w:tcMar>
-              <w:top w:w="90" w:type="dxa"/>
-              <w:left w:w="120" w:type="dxa"/>
-              <w:bottom w:w="90" w:type="dxa"/>
-              <w:right w:w="120" w:type="dxa"/>
-            </w:tcMar>
-          </w:tcPr>
-          <w:p>
-            <w:pPr>
-              <w:spacing w:before="0" w:after="0" w:line="264" w:lineRule="auto"/>
-            </w:pPr>
-            <w:hyperlink r:id="rHl8">
-              <w:r>
-                <w:rPr>
-                  <w:rFonts w:ascii="SF Pro Display" w:hAnsi="SF Pro Display" w:cs="SF Pro Display"/>
-                  <w:u w:val="single"/>
-                  <w:color w:val="0B5FA5"/>
-                  <w:sz w:val="20"/>
-                  <w:szCs w:val="20"/>
-                </w:rPr>
-                <w:t xml:space="preserve">https://www.tse.jus.br/comunicacao/noticias/2026/Julho/tse-divulga-limites-de-contratacao-de-pessoal-para-as-eleicoes-gerais-2026</w:t>
               </w:r>
             </w:hyperlink>
           </w:p>
@@ -4062,7 +4282,7 @@
                 <w:sz w:val="20"/>
                 <w:szCs w:val="20"/>
               </w:rPr>
-              <w:t xml:space="preserve">De um lado, quem opera na linha de fogo e escolhe a ferramenta: maître, chefe de salão, chefe de cozinha, gerente de unidade, produtor de evento, operador de buffet e coordenação de campanha política. Do outro, o profissional operacional avulso (garçom, bartender, chapeiro, montador, credenciamento, limpeza pós-evento, panfletagem) que tem experiência real e nenhum jeito de prová-la para quem não o conhece.</w:t>
+              <w:t xml:space="preserve">De um lado, quem opera na linha de fogo e escolhe a ferramenta: maître, chefe de salão, chefe de cozinha, gerente de unidade, produtor de evento, operador de buffet e quem gerencia turnos em qualquer outro setor que dependa de gente avulsa. Do outro, o profissional operacional avulso (garçom, bartender, chapeiro, montador, credenciamento, limpeza pós-evento, panfletagem) que tem experiência real e nenhum jeito de prová-la para quem não o conhece.</w:t>
             </w:r>
           </w:p>
         </w:tc>
@@ -4305,7 +4525,7 @@
                 <w:sz w:val="20"/>
                 <w:szCs w:val="20"/>
               </w:rPr>
-              <w:t xml:space="preserve">Estabelecimentos de food service, contratantes de evento e campanhas políticas do Distrito Federal, e para os profissionais operacionais que trabalham por turno avulso na região.</w:t>
+              <w:t xml:space="preserve">Negócios de qualquer setor no Distrito Federal que precisam cobrir turnos avulsos, com food service e eventos como foco da divulgação inicial, e para os profissionais operacionais que trabalham por turno avulso na região.</w:t>
             </w:r>
           </w:p>
         </w:tc>
@@ -4585,7 +4805,7 @@
                 <w:sz w:val="20"/>
                 <w:szCs w:val="20"/>
               </w:rPr>
-              <w:t xml:space="preserve">Grupos de WhatsApp, que resolvem distribuição com custo zero mas não garantem comparecimento nem pagamento; e dos marketplaces existentes (GetNinjas, Switch, Closeer, estaff, eFreela, Freela Serviços e Worc), que acumulam cadastro e deixam o profissional esperando ser escolhido.</w:t>
+              <w:t xml:space="preserve">Grupos de WhatsApp, que resolvem distribuição sem custo nenhum mas não garantem comparecimento nem pagamento; e dos marketplaces existentes (GetNinjas, Switch, Closeer, estaff, eFreela, Freela Serviços e Worc), que acumulam cadastro e deixam o profissional esperando ser escolhido.</w:t>
             </w:r>
           </w:p>
         </w:tc>
@@ -4641,7 +4861,7 @@
                 <w:sz w:val="20"/>
                 <w:szCs w:val="20"/>
               </w:rPr>
-              <w:t xml:space="preserve">Despacho ativo em vez de mural passivo; reputação binária, bidirecional e herdável do mundo informal, em vez de média de estrelas; custo zero para o profissional, sem moedas nem desbloqueio de contato; e densidade territorial construída em um mercado por vez, começando pelo DF.</w:t>
+              <w:t xml:space="preserve">Despacho ativo em vez de mural passivo; reputação binária e bidirecional, só entre quem trabalhou junto, em vez de média de estrelas; valor integral para o profissional, sem comissão descontada do turno; e densidade territorial construída em um mercado por vez, começando pelo DF.</w:t>
             </w:r>
           </w:p>
         </w:tc>
@@ -5982,7 +6202,7 @@
                 <w:sz w:val="20"/>
                 <w:szCs w:val="20"/>
               </w:rPr>
-              <w:t xml:space="preserve">Limite de contratação de pessoal de campanha no DF</w:t>
+              <w:t xml:space="preserve">Concorrentes com presença comprovada no DF</w:t>
             </w:r>
           </w:p>
         </w:tc>
@@ -6009,7 +6229,7 @@
                 <w:sz w:val="20"/>
                 <w:szCs w:val="20"/>
               </w:rPr>
-              <w:t xml:space="preserve">a partir de 300 pessoas por chapa</w:t>
+              <w:t xml:space="preserve">1 de 11, e não especializado</w:t>
             </w:r>
           </w:p>
         </w:tc>
@@ -6017,89 +6237,6 @@
           <w:tcPr>
             <w:tcW w:w="2960" w:type="dxa"/>
             <w:shd w:val="clear" w:color="auto" w:fill="F7F7F7"/>
-            <w:vAlign w:val="top"/>
-            <w:tcMar>
-              <w:top w:w="90" w:type="dxa"/>
-              <w:left w:w="120" w:type="dxa"/>
-              <w:bottom w:w="90" w:type="dxa"/>
-              <w:right w:w="120" w:type="dxa"/>
-            </w:tcMar>
-          </w:tcPr>
-          <w:p>
-            <w:pPr>
-              <w:spacing w:before="0" w:after="0" w:line="264" w:lineRule="auto"/>
-            </w:pPr>
-            <w:r>
-              <w:rPr>
-                <w:rFonts w:ascii="SF Pro Display" w:hAnsi="SF Pro Display" w:cs="SF Pro Display"/>
-                <w:color w:val="1A1A1A"/>
-                <w:sz w:val="20"/>
-                <w:szCs w:val="20"/>
-              </w:rPr>
-              <w:t xml:space="preserve">Portaria TSE nº 444/2026</w:t>
-            </w:r>
-          </w:p>
-        </w:tc>
-      </w:tr>
-      <w:tr>
-        <w:tc>
-          <w:tcPr>
-            <w:tcW w:w="4200" w:type="dxa"/>
-            <w:shd w:val="clear" w:color="auto" w:fill="FFFFFF"/>
-            <w:vAlign w:val="top"/>
-            <w:tcMar>
-              <w:top w:w="90" w:type="dxa"/>
-              <w:left w:w="120" w:type="dxa"/>
-              <w:bottom w:w="90" w:type="dxa"/>
-              <w:right w:w="120" w:type="dxa"/>
-            </w:tcMar>
-          </w:tcPr>
-          <w:p>
-            <w:pPr>
-              <w:spacing w:before="0" w:after="0" w:line="264" w:lineRule="auto"/>
-            </w:pPr>
-            <w:r>
-              <w:rPr>
-                <w:rFonts w:ascii="SF Pro Display" w:hAnsi="SF Pro Display" w:cs="SF Pro Display"/>
-                <w:color w:val="1A1A1A"/>
-                <w:sz w:val="20"/>
-                <w:szCs w:val="20"/>
-              </w:rPr>
-              <w:t xml:space="preserve">Concorrentes com presença comprovada no DF</w:t>
-            </w:r>
-          </w:p>
-        </w:tc>
-        <w:tc>
-          <w:tcPr>
-            <w:tcW w:w="2200" w:type="dxa"/>
-            <w:shd w:val="clear" w:color="auto" w:fill="FFFFFF"/>
-            <w:vAlign w:val="top"/>
-            <w:tcMar>
-              <w:top w:w="90" w:type="dxa"/>
-              <w:left w:w="120" w:type="dxa"/>
-              <w:bottom w:w="90" w:type="dxa"/>
-              <w:right w:w="120" w:type="dxa"/>
-            </w:tcMar>
-          </w:tcPr>
-          <w:p>
-            <w:pPr>
-              <w:spacing w:before="0" w:after="0" w:line="264" w:lineRule="auto"/>
-            </w:pPr>
-            <w:r>
-              <w:rPr>
-                <w:rFonts w:ascii="SF Pro Display" w:hAnsi="SF Pro Display" w:cs="SF Pro Display"/>
-                <w:color w:val="1A1A1A"/>
-                <w:sz w:val="20"/>
-                <w:szCs w:val="20"/>
-              </w:rPr>
-              <w:t xml:space="preserve">1 de 11, e não especializado</w:t>
-            </w:r>
-          </w:p>
-        </w:tc>
-        <w:tc>
-          <w:tcPr>
-            <w:tcW w:w="2960" w:type="dxa"/>
-            <w:shd w:val="clear" w:color="auto" w:fill="FFFFFF"/>
             <w:vAlign w:val="top"/>
             <w:tcMar>
               <w:top w:w="90" w:type="dxa"/>
@@ -6624,7 +6761,7 @@
                 <w:sz w:val="20"/>
                 <w:szCs w:val="20"/>
               </w:rPr>
-              <w:t xml:space="preserve">Coordenação de campanha política</w:t>
+              <w:t xml:space="preserve">Outros negócios com turno avulso</w:t>
             </w:r>
           </w:p>
         </w:tc>
@@ -6651,7 +6788,7 @@
                 <w:sz w:val="20"/>
                 <w:szCs w:val="20"/>
               </w:rPr>
-              <w:t xml:space="preserve">Responsáveis por militância e mobilização de rua, sujeitos a teto legal de contratação e à obrigação de prestar contas.</w:t>
+              <w:t xml:space="preserve">Lojas, centros de distribuição, residências e outros negócios de qualquer setor que precisam de gente por turno. Entram no produto desde o início, mas não são o foco da divulgação inicial.</w:t>
             </w:r>
           </w:p>
         </w:tc>
@@ -6678,7 +6815,7 @@
                 <w:sz w:val="20"/>
                 <w:szCs w:val="20"/>
               </w:rPr>
-              <w:t xml:space="preserve">Contratar dentro do limite legal, registrar quem trabalhou, quando e por quanto.</w:t>
+              <w:t xml:space="preserve">Publicar turnos, confirmar profissionais, avaliar após a execução e pagar o combinado.</w:t>
             </w:r>
           </w:p>
         </w:tc>
@@ -6761,7 +6898,7 @@
                 <w:sz w:val="20"/>
                 <w:szCs w:val="20"/>
               </w:rPr>
-              <w:t xml:space="preserve">Manter perfil, função, raio e disponibilidade atualizados; aceitar, comparecer, executar e avaliar.</w:t>
+              <w:t xml:space="preserve">Manter perfil, função, ponto base e disponibilidade atualizados; aceitar, comparecer, fazer check-in e check-out, executar e avaliar.</w:t>
             </w:r>
           </w:p>
         </w:tc>
@@ -6790,7 +6927,7 @@
                 <w:sz w:val="20"/>
                 <w:szCs w:val="20"/>
               </w:rPr>
-              <w:t xml:space="preserve">Operação interna do Frila</w:t>
+              <w:t xml:space="preserve">Equipe Frila</w:t>
             </w:r>
           </w:p>
         </w:tc>
@@ -6817,7 +6954,7 @@
                 <w:sz w:val="20"/>
                 <w:szCs w:val="20"/>
               </w:rPr>
-              <w:t xml:space="preserve">Função exercida pela própria equipe na fase inicial, através do painel web.</w:t>
+              <w:t xml:space="preserve">Pessoas do time que respondem, por e-mail, suporte, denúncias, contestações e pedidos de revisão do despacho.</w:t>
             </w:r>
           </w:p>
         </w:tc>
@@ -6844,7 +6981,7 @@
                 <w:sz w:val="20"/>
                 <w:szCs w:val="20"/>
               </w:rPr>
-              <w:t xml:space="preserve">Monitorar turnos em risco, intervir manualmente, mediar conflitos e apurar incidentes.</w:t>
+              <w:t xml:space="preserve">Responder em até 5 dias úteis. Não acompanha turnos, não intervém e não arbitra divergências: o produto é automático.</w:t>
             </w:r>
           </w:p>
         </w:tc>
@@ -6983,7 +7120,7 @@
                 <w:sz w:val="20"/>
                 <w:szCs w:val="20"/>
               </w:rPr>
-              <w:t xml:space="preserve">ANPD (LGPD), Justiça do Trabalho (caracterização de vínculo, Tema 1.291) e TSE (Portaria 444/2026, contratação de pessoal de campanha).</w:t>
+              <w:t xml:space="preserve">ANPD (LGPD) e Justiça do Trabalho (caracterização de vínculo, Tema 1.291).</w:t>
             </w:r>
           </w:p>
         </w:tc>
@@ -7093,7 +7230,7 @@
                 <w:sz w:val="20"/>
                 <w:szCs w:val="20"/>
               </w:rPr>
-              <w:t xml:space="preserve">Aprovar as publicações; definem exigências de privacidade, conteúdo e metadados.</w:t>
+              <w:t xml:space="preserve">Aprovar as publicações; definem exigências de privacidade, conteúdo e metadados, como denúncia e bloqueio entre usuários e exclusão de conta dentro do app.</w:t>
             </w:r>
           </w:p>
         </w:tc>
@@ -7417,7 +7554,7 @@
                 <w:sz w:val="20"/>
                 <w:szCs w:val="20"/>
               </w:rPr>
-              <w:t xml:space="preserve">Coordenador de campanha</w:t>
+              <w:t xml:space="preserve">Gestor do estabelecimento</w:t>
             </w:r>
           </w:p>
         </w:tc>
@@ -7444,7 +7581,7 @@
                 <w:sz w:val="20"/>
                 <w:szCs w:val="20"/>
               </w:rPr>
-              <w:t xml:space="preserve">Responsável por mobilização de rua. Contrata em volume, dentro de teto legal, e precisa de registro auditável para prestação de contas.</w:t>
+              <w:t xml:space="preserve">Dono, gerente ou produtor que acompanha, pelo Painel na versão web, as vagas, os contratados e os turnos do estabelecimento, e confirma check-ins manuais.</w:t>
             </w:r>
           </w:p>
         </w:tc>
@@ -7471,7 +7608,7 @@
                 <w:sz w:val="20"/>
                 <w:szCs w:val="20"/>
               </w:rPr>
-              <w:t xml:space="preserve">Coordenação de campanha política</w:t>
+              <w:t xml:space="preserve">Estabelecimentos de food service do DF, contratantes de evento e outros negócios</w:t>
             </w:r>
           </w:p>
         </w:tc>
@@ -7555,89 +7692,6 @@
                 <w:szCs w:val="20"/>
               </w:rPr>
               <w:t xml:space="preserve">Profissionais avulsos do DF</w:t>
-            </w:r>
-          </w:p>
-        </w:tc>
-      </w:tr>
-      <w:tr>
-        <w:tc>
-          <w:tcPr>
-            <w:tcW w:w="2200" w:type="dxa"/>
-            <w:shd w:val="clear" w:color="auto" w:fill="F7F7F7"/>
-            <w:vAlign w:val="top"/>
-            <w:tcMar>
-              <w:top w:w="90" w:type="dxa"/>
-              <w:left w:w="120" w:type="dxa"/>
-              <w:bottom w:w="90" w:type="dxa"/>
-              <w:right w:w="120" w:type="dxa"/>
-            </w:tcMar>
-          </w:tcPr>
-          <w:p>
-            <w:pPr>
-              <w:spacing w:before="0" w:after="0" w:line="264" w:lineRule="auto"/>
-            </w:pPr>
-            <w:r>
-              <w:rPr>
-                <w:rFonts w:ascii="SF Pro Display" w:hAnsi="SF Pro Display" w:cs="SF Pro Display"/>
-                <w:color w:val="1A1A1A"/>
-                <w:sz w:val="20"/>
-                <w:szCs w:val="20"/>
-              </w:rPr>
-              <w:t xml:space="preserve">Operador do painel</w:t>
-            </w:r>
-          </w:p>
-        </w:tc>
-        <w:tc>
-          <w:tcPr>
-            <w:tcW w:w="4400" w:type="dxa"/>
-            <w:shd w:val="clear" w:color="auto" w:fill="F7F7F7"/>
-            <w:vAlign w:val="top"/>
-            <w:tcMar>
-              <w:top w:w="90" w:type="dxa"/>
-              <w:left w:w="120" w:type="dxa"/>
-              <w:bottom w:w="90" w:type="dxa"/>
-              <w:right w:w="120" w:type="dxa"/>
-            </w:tcMar>
-          </w:tcPr>
-          <w:p>
-            <w:pPr>
-              <w:spacing w:before="0" w:after="0" w:line="264" w:lineRule="auto"/>
-            </w:pPr>
-            <w:r>
-              <w:rPr>
-                <w:rFonts w:ascii="SF Pro Display" w:hAnsi="SF Pro Display" w:cs="SF Pro Display"/>
-                <w:color w:val="1A1A1A"/>
-                <w:sz w:val="20"/>
-                <w:szCs w:val="20"/>
-              </w:rPr>
-              <w:t xml:space="preserve">Pessoa da equipe Frila que acompanha os turnos em risco e intervém manualmente quando o despacho não resolve.</w:t>
-            </w:r>
-          </w:p>
-        </w:tc>
-        <w:tc>
-          <w:tcPr>
-            <w:tcW w:w="2760" w:type="dxa"/>
-            <w:shd w:val="clear" w:color="auto" w:fill="F7F7F7"/>
-            <w:vAlign w:val="top"/>
-            <w:tcMar>
-              <w:top w:w="90" w:type="dxa"/>
-              <w:left w:w="120" w:type="dxa"/>
-              <w:bottom w:w="90" w:type="dxa"/>
-              <w:right w:w="120" w:type="dxa"/>
-            </w:tcMar>
-          </w:tcPr>
-          <w:p>
-            <w:pPr>
-              <w:spacing w:before="0" w:after="0" w:line="264" w:lineRule="auto"/>
-            </w:pPr>
-            <w:r>
-              <w:rPr>
-                <w:rFonts w:ascii="SF Pro Display" w:hAnsi="SF Pro Display" w:cs="SF Pro Display"/>
-                <w:color w:val="1A1A1A"/>
-                <w:sz w:val="20"/>
-                <w:szCs w:val="20"/>
-              </w:rPr>
-              <w:t xml:space="preserve">Operação interna do Frila</w:t>
             </w:r>
           </w:p>
         </w:tc>
@@ -7703,7 +7757,7 @@
           <w:sz w:val="22"/>
           <w:szCs w:val="22"/>
         </w:rPr>
-        <w:t xml:space="preserve">O contratante tem dois ambientes opostos. No celular, sob estresse: são 16h de uma sexta, faltou gente, o movimento começa em duas horas e quem publica está no salão, não sentado à mesa. Nesse contexto, publicar precisa levar menos de 60 segundos e exigir poucos campos. No computador, planejando: o operador de buffet monta a escala de uma formatura de 40 pessoas duas semanas antes. É trabalho de mesa, com teclado e tela grande, onde a densidade de informação ajuda em vez de atrapalhar. Por isso todos os perfis têm acesso tanto ao aplicativo quanto à web.</w:t>
+        <w:t xml:space="preserve">O contratante tem dois ambientes opostos. No celular, sob estresse: são 16h de uma sexta, faltou gente, o movimento começa em duas horas e quem publica está no salão, não sentado à mesa. Nesse contexto, publicar precisa levar menos de 60 segundos e exigir poucos campos. No computador, planejando: o operador de buffet monta a escala de uma formatura de 40 pessoas duas semanas antes. É trabalho de mesa, com teclado e tela grande, onde a densidade de informação ajuda em vez de atrapalhar. É também no computador que o gestor usa o Painel do estabelecimento. Por isso todos os perfis têm acesso tanto ao aplicativo quanto à web.</w:t>
       </w:r>
     </w:p>
     <w:p>
@@ -7717,7 +7771,7 @@
           <w:sz w:val="22"/>
           <w:szCs w:val="22"/>
         </w:rPr>
-        <w:t xml:space="preserve">A concentração temporal de uso é conhecida: picos de quinta a domingo, na virada da tarde para a noite, além de datas sazonais como Black Friday, Natal, Dia das Mães e temporada de formaturas. A janela crítica de disponibilidade do sistema é quinta a domingo, entre 16h e 02h.</w:t>
+        <w:t xml:space="preserve">A concentração temporal de uso é conhecida: picos de quinta a domingo, na virada da tarde para a noite, além de datas sazonais como Black Friday, Natal, Dia das Mães e temporada de formaturas. O horário de pico do sistema é quinta a domingo, entre 16h e 02h.</w:t>
       </w:r>
     </w:p>
     <w:p>
@@ -7731,7 +7785,7 @@
           <w:sz w:val="22"/>
           <w:szCs w:val="22"/>
         </w:rPr>
-        <w:t xml:space="preserve">Quanto a plataformas, o aplicativo iOS nativo é requisito já fechado do projeto. Android não pode ficar para depois, por ser a plataforma da maioria esmagadora do trabalhador de base no Brasil, já que lançar só em iOS excluiria a maior parte do lado da oferta. A versão web atende os dois perfis. A escolha entre nativo nas duas plataformas ou uma base compartilhada ainda não foi tomada.</w:t>
+        <w:t xml:space="preserve">Quanto a plataformas, o aplicativo iOS nativo, em Swift e SwiftUI, é requisito já fechado do projeto, e o Android também será nativo, em Kotlin. O Android continua sendo prioridade de alcance, por ser a plataforma de cerca de 75% do uso de celular no Brasil (75,45%, StatCounter, ago/2026), já que lançar só em iOS excluiria a maior parte do lado da oferta. Para a entrega na loja em 13/11, o iOS é o mínimo, e Android e web são a meta. A versão web atende os dois perfis.</w:t>
       </w:r>
     </w:p>
     <w:p>
@@ -7904,7 +7958,7 @@
                 <w:sz w:val="20"/>
                 <w:szCs w:val="20"/>
               </w:rPr>
-              <w:t xml:space="preserve">Os cinco sócios do projeto, responsáveis por pesquisa, produto, design, desenvolvimento e operação inicial. Acumulam também o papel de operação interna enquanto não houver equipe dedicada.</w:t>
+              <w:t xml:space="preserve">Os cinco sócios do projeto, responsáveis por pesquisa, produto, design e desenvolvimento. Respondem também, como Equipe Frila, o e-mail de suporte, denúncias e contestações; não há operação manual de turnos.</w:t>
             </w:r>
           </w:p>
         </w:tc>
@@ -8072,7 +8126,7 @@
                 <w:sz w:val="20"/>
                 <w:szCs w:val="20"/>
               </w:rPr>
-              <w:t xml:space="preserve">Turnos efetivamente preenchidos no DF, com taxa de comparecimento medida; hipóteses do projeto convertidas em dado ou descartadas; produto publicado nas duas lojas.</w:t>
+              <w:t xml:space="preserve">Turnos efetivamente preenchidos no DF, com taxa de comparecimento medida; hipóteses do projeto convertidas em dado ou descartadas; produto publicado na App Store em 13/11, com Google Play e web como meta.</w:t>
             </w:r>
           </w:p>
         </w:tc>
@@ -8128,7 +8182,7 @@
                 <w:sz w:val="20"/>
                 <w:szCs w:val="20"/>
               </w:rPr>
-              <w:t xml:space="preserve">Integral e diário: definição de requisitos, construção, testes e operação.</w:t>
+              <w:t xml:space="preserve">Integral e diário: definição de requisitos, construção, testes, publicação e resposta ao e-mail da Equipe Frila.</w:t>
             </w:r>
           </w:p>
         </w:tc>
@@ -9141,7 +9195,7 @@
                 <w:sz w:val="20"/>
                 <w:szCs w:val="20"/>
               </w:rPr>
-              <w:t xml:space="preserve">ANPD, Justiça do Trabalho e TSE</w:t>
+              <w:t xml:space="preserve">ANPD e Justiça do Trabalho</w:t>
             </w:r>
           </w:p>
         </w:tc>
@@ -9197,7 +9251,7 @@
                 <w:sz w:val="20"/>
                 <w:szCs w:val="20"/>
               </w:rPr>
-              <w:t xml:space="preserve">Definem o contorno legal em que o produto opera: proteção de dados pessoais, caracterização de vínculo empregatício em plataformas e limites de contratação de pessoal em campanha eleitoral.</w:t>
+              <w:t xml:space="preserve">Definem o contorno legal em que o produto opera: proteção de dados pessoais e caracterização de vínculo empregatício em plataformas.</w:t>
             </w:r>
           </w:p>
         </w:tc>
@@ -9309,7 +9363,7 @@
                 <w:sz w:val="20"/>
                 <w:szCs w:val="20"/>
               </w:rPr>
-              <w:t xml:space="preserve">Fiscalizar o tratamento de dados pessoais; julgar a natureza da relação entre plataforma e trabalhador (Tema 1.291 e PLP 12/2024); fixar e fiscalizar o teto de contratação de campanha (Portaria TSE 444/2026).</w:t>
+              <w:t xml:space="preserve">Fiscalizar o tratamento de dados pessoais; julgar a natureza da relação entre plataforma e trabalhador (Tema 1.291 e PLP 12/2024).</w:t>
             </w:r>
           </w:p>
         </w:tc>
@@ -9477,7 +9531,7 @@
                 <w:sz w:val="20"/>
                 <w:szCs w:val="20"/>
               </w:rPr>
-              <w:t xml:space="preserve">Uso indevido de dado sensível e de documento de identificação; subordinação disfarçada de intermediação; contratação de pessoal de campanha acima do teto legal, que pode configurar corrupção eleitoral.</w:t>
+              <w:t xml:space="preserve">Uso indevido de dado sensível e de documento de identificação; subordinação disfarçada de intermediação; decisão automatizada sem explicação nem canal de revisão (LGPD, art. 20).</w:t>
             </w:r>
           </w:p>
         </w:tc>
@@ -9756,7 +9810,7 @@
                 <w:sz w:val="20"/>
                 <w:szCs w:val="20"/>
               </w:rPr>
-              <w:t xml:space="preserve">Publicar a vaga com função, data, janela, local e valor; confirmar o profissional; receber quem chega; avaliar depois do turno; garantir o pagamento combinado.</w:t>
+              <w:t xml:space="preserve">Publicar a vaga com função, data, horário, endereço, valor, o que está incluso e quem recebe no local; confirmar o profissional; receber quem chega e confirmar o check-in manual quando a localização falhar; avaliar depois do turno; garantir o pagamento combinado.</w:t>
             </w:r>
           </w:p>
         </w:tc>
@@ -10243,7 +10297,7 @@
                 <w:sz w:val="20"/>
                 <w:szCs w:val="20"/>
               </w:rPr>
-              <w:t xml:space="preserve">Manter função, raio de atuação e disponibilidade atualizados; aceitar, comparecer e executar; registrar início e fim do turno; avaliar o estabelecimento.</w:t>
+              <w:t xml:space="preserve">Manter função, ponto base e disponibilidade atualizados, e marcar quando está disponível agora; aceitar, comparecer e executar; fazer check-in e check-out no local; avaliar o estabelecimento.</w:t>
             </w:r>
           </w:p>
         </w:tc>
@@ -10411,7 +10465,7 @@
                 <w:sz w:val="20"/>
                 <w:szCs w:val="20"/>
               </w:rPr>
-              <w:t xml:space="preserve">Ser notificado de verdade, e a tempo. Cadastro curto, sem exigência pesada de documento antes de qualquer trabalho acontecer. Saber endereço, horário e valor antes de aceitar. Não pagar nada para trabalhar. Não ser bloqueado sem motivo nem sem direito de contestar.</w:t>
+              <w:t xml:space="preserve">Ser notificado de verdade, e a tempo. Cadastro curto, sem exigência pesada de documento antes de qualquer trabalho acontecer. Saber endereço, horário, valor e o que está incluso antes de aceitar. Receber o valor integral da diária, sem comissão descontada. Não ser bloqueado sem motivo nem sem direito de contestar.</w:t>
             </w:r>
           </w:p>
         </w:tc>
@@ -10955,980 +11009,6 @@
                 <w:szCs w:val="20"/>
               </w:rPr>
               <w:t xml:space="preserve">Estrategicamente é a porta de entrada do produto: o evento é como se constrói a oferta, o bar fixo é como se ganha frequência. Uma noite de formatura coloca 40 profissionais no mesmo salão, todos trabalhando à vista, e nenhum formulário de cadastro produz um banco curado assim.</w:t>
-            </w:r>
-          </w:p>
-        </w:tc>
-      </w:tr>
-    </w:tbl>
-    <w:p>
-      <w:pPr>
-        <w:spacing w:before="0" w:after="0" w:line="264" w:lineRule="auto"/>
-      </w:pPr>
-    </w:p>
-    <w:p>
-      <w:pPr>
-        <w:keepNext/>
-        <w:spacing w:before="200" w:after="80" w:line="264" w:lineRule="auto"/>
-      </w:pPr>
-      <w:r>
-        <w:rPr>
-          <w:rFonts w:ascii="SF Pro Display" w:hAnsi="SF Pro Display" w:cs="SF Pro Display"/>
-          <w:b/>
-          <w:color w:val="1F4E79"/>
-          <w:sz w:val="24"/>
-          <w:szCs w:val="24"/>
-        </w:rPr>
-        <w:t xml:space="preserve">Usuário 4: Coordenação de campanha política</w:t>
-      </w:r>
-    </w:p>
-    <w:tbl>
-      <w:tblPr>
-        <w:tblW w:w="9360" w:type="dxa"/>
-        <w:tblLayout w:type="fixed"/>
-        <w:tblBorders>
-          <w:top w:val="single" w:sz="4" w:space="0" w:color="D9D9D9"/>
-          <w:left w:val="single" w:sz="4" w:space="0" w:color="D9D9D9"/>
-          <w:bottom w:val="single" w:sz="4" w:space="0" w:color="D9D9D9"/>
-          <w:right w:val="single" w:sz="4" w:space="0" w:color="D9D9D9"/>
-          <w:insideH w:val="single" w:sz="4" w:space="0" w:color="D9D9D9"/>
-          <w:insideV w:val="single" w:sz="4" w:space="0" w:color="D9D9D9"/>
-        </w:tblBorders>
-      </w:tblPr>
-      <w:tblGrid>
-        <w:gridCol w:w="2500"/>
-        <w:gridCol w:w="6860"/>
-      </w:tblGrid>
-      <w:tr>
-        <w:tc>
-          <w:tcPr>
-            <w:tcW w:w="2500" w:type="dxa"/>
-            <w:shd w:val="clear" w:color="auto" w:fill="DCE6F1"/>
-            <w:vAlign w:val="top"/>
-            <w:tcMar>
-              <w:top w:w="90" w:type="dxa"/>
-              <w:left w:w="120" w:type="dxa"/>
-              <w:bottom w:w="90" w:type="dxa"/>
-              <w:right w:w="120" w:type="dxa"/>
-            </w:tcMar>
-          </w:tcPr>
-          <w:p>
-            <w:pPr>
-              <w:spacing w:before="0" w:after="0" w:line="264" w:lineRule="auto"/>
-            </w:pPr>
-            <w:r>
-              <w:rPr>
-                <w:rFonts w:ascii="SF Pro Display" w:hAnsi="SF Pro Display" w:cs="SF Pro Display"/>
-                <w:b/>
-                <w:color w:val="1F4E79"/>
-                <w:sz w:val="22"/>
-                <w:szCs w:val="22"/>
-              </w:rPr>
-              <w:t xml:space="preserve">Representante</w:t>
-            </w:r>
-          </w:p>
-        </w:tc>
-        <w:tc>
-          <w:tcPr>
-            <w:tcW w:w="6860" w:type="dxa"/>
-            <w:vAlign w:val="top"/>
-            <w:tcMar>
-              <w:top w:w="90" w:type="dxa"/>
-              <w:left w:w="120" w:type="dxa"/>
-              <w:bottom w:w="90" w:type="dxa"/>
-              <w:right w:w="120" w:type="dxa"/>
-            </w:tcMar>
-          </w:tcPr>
-          <w:p>
-            <w:pPr>
-              <w:spacing w:before="0" w:after="0" w:line="264" w:lineRule="auto"/>
-            </w:pPr>
-            <w:r>
-              <w:rPr>
-                <w:rFonts w:ascii="SF Pro Display" w:hAnsi="SF Pro Display" w:cs="SF Pro Display"/>
-                <w:color w:val="1A1A1A"/>
-                <w:sz w:val="20"/>
-                <w:szCs w:val="20"/>
-              </w:rPr>
-              <w:t xml:space="preserve">Coordenador de mobilização de rua de uma chapa</w:t>
-            </w:r>
-          </w:p>
-        </w:tc>
-      </w:tr>
-      <w:tr>
-        <w:tc>
-          <w:tcPr>
-            <w:tcW w:w="2500" w:type="dxa"/>
-            <w:shd w:val="clear" w:color="auto" w:fill="DCE6F1"/>
-            <w:vAlign w:val="top"/>
-            <w:tcMar>
-              <w:top w:w="90" w:type="dxa"/>
-              <w:left w:w="120" w:type="dxa"/>
-              <w:bottom w:w="90" w:type="dxa"/>
-              <w:right w:w="120" w:type="dxa"/>
-            </w:tcMar>
-          </w:tcPr>
-          <w:p>
-            <w:pPr>
-              <w:spacing w:before="0" w:after="0" w:line="264" w:lineRule="auto"/>
-            </w:pPr>
-            <w:r>
-              <w:rPr>
-                <w:rFonts w:ascii="SF Pro Display" w:hAnsi="SF Pro Display" w:cs="SF Pro Display"/>
-                <w:b/>
-                <w:color w:val="1F4E79"/>
-                <w:sz w:val="22"/>
-                <w:szCs w:val="22"/>
-              </w:rPr>
-              <w:t xml:space="preserve">Descrição</w:t>
-            </w:r>
-          </w:p>
-        </w:tc>
-        <w:tc>
-          <w:tcPr>
-            <w:tcW w:w="6860" w:type="dxa"/>
-            <w:vAlign w:val="top"/>
-            <w:tcMar>
-              <w:top w:w="90" w:type="dxa"/>
-              <w:left w:w="120" w:type="dxa"/>
-              <w:bottom w:w="90" w:type="dxa"/>
-              <w:right w:w="120" w:type="dxa"/>
-            </w:tcMar>
-          </w:tcPr>
-          <w:p>
-            <w:pPr>
-              <w:spacing w:before="0" w:after="0" w:line="264" w:lineRule="auto"/>
-            </w:pPr>
-            <w:r>
-              <w:rPr>
-                <w:rFonts w:ascii="SF Pro Display" w:hAnsi="SF Pro Display" w:cs="SF Pro Display"/>
-                <w:color w:val="1A1A1A"/>
-                <w:sz w:val="20"/>
-                <w:szCs w:val="20"/>
-              </w:rPr>
-              <w:t xml:space="preserve">Contrata em volume para militância, panfletagem, bandeirismo e apoio logístico, dentro de teto legal: no DF, a partir de 300 pessoas por chapa, subindo uma contratação a cada mil eleitores adicionais. Estourar o limite pode configurar corrupção eleitoral e abuso de poder econômico.</w:t>
-            </w:r>
-          </w:p>
-        </w:tc>
-      </w:tr>
-      <w:tr>
-        <w:tc>
-          <w:tcPr>
-            <w:tcW w:w="2500" w:type="dxa"/>
-            <w:shd w:val="clear" w:color="auto" w:fill="DCE6F1"/>
-            <w:vAlign w:val="top"/>
-            <w:tcMar>
-              <w:top w:w="90" w:type="dxa"/>
-              <w:left w:w="120" w:type="dxa"/>
-              <w:bottom w:w="90" w:type="dxa"/>
-              <w:right w:w="120" w:type="dxa"/>
-            </w:tcMar>
-          </w:tcPr>
-          <w:p>
-            <w:pPr>
-              <w:spacing w:before="0" w:after="0" w:line="264" w:lineRule="auto"/>
-            </w:pPr>
-            <w:r>
-              <w:rPr>
-                <w:rFonts w:ascii="SF Pro Display" w:hAnsi="SF Pro Display" w:cs="SF Pro Display"/>
-                <w:b/>
-                <w:color w:val="1F4E79"/>
-                <w:sz w:val="22"/>
-                <w:szCs w:val="22"/>
-              </w:rPr>
-              <w:t xml:space="preserve">Tipo</w:t>
-            </w:r>
-          </w:p>
-        </w:tc>
-        <w:tc>
-          <w:tcPr>
-            <w:tcW w:w="6860" w:type="dxa"/>
-            <w:vAlign w:val="top"/>
-            <w:tcMar>
-              <w:top w:w="90" w:type="dxa"/>
-              <w:left w:w="120" w:type="dxa"/>
-              <w:bottom w:w="90" w:type="dxa"/>
-              <w:right w:w="120" w:type="dxa"/>
-            </w:tcMar>
-          </w:tcPr>
-          <w:p>
-            <w:pPr>
-              <w:spacing w:before="0" w:after="0" w:line="264" w:lineRule="auto"/>
-            </w:pPr>
-            <w:r>
-              <w:rPr>
-                <w:rFonts w:ascii="SF Pro Display" w:hAnsi="SF Pro Display" w:cs="SF Pro Display"/>
-                <w:color w:val="1A1A1A"/>
-                <w:sz w:val="20"/>
-                <w:szCs w:val="20"/>
-              </w:rPr>
-              <w:t xml:space="preserve">Usuário primário sazonal</w:t>
-            </w:r>
-          </w:p>
-        </w:tc>
-      </w:tr>
-      <w:tr>
-        <w:tc>
-          <w:tcPr>
-            <w:tcW w:w="2500" w:type="dxa"/>
-            <w:shd w:val="clear" w:color="auto" w:fill="DCE6F1"/>
-            <w:vAlign w:val="top"/>
-            <w:tcMar>
-              <w:top w:w="90" w:type="dxa"/>
-              <w:left w:w="120" w:type="dxa"/>
-              <w:bottom w:w="90" w:type="dxa"/>
-              <w:right w:w="120" w:type="dxa"/>
-            </w:tcMar>
-          </w:tcPr>
-          <w:p>
-            <w:pPr>
-              <w:spacing w:before="0" w:after="0" w:line="264" w:lineRule="auto"/>
-            </w:pPr>
-            <w:r>
-              <w:rPr>
-                <w:rFonts w:ascii="SF Pro Display" w:hAnsi="SF Pro Display" w:cs="SF Pro Display"/>
-                <w:b/>
-                <w:color w:val="1F4E79"/>
-                <w:sz w:val="22"/>
-                <w:szCs w:val="22"/>
-              </w:rPr>
-              <w:t xml:space="preserve">Responsabilidades</w:t>
-            </w:r>
-          </w:p>
-        </w:tc>
-        <w:tc>
-          <w:tcPr>
-            <w:tcW w:w="6860" w:type="dxa"/>
-            <w:vAlign w:val="top"/>
-            <w:tcMar>
-              <w:top w:w="90" w:type="dxa"/>
-              <w:left w:w="120" w:type="dxa"/>
-              <w:bottom w:w="90" w:type="dxa"/>
-              <w:right w:w="120" w:type="dxa"/>
-            </w:tcMar>
-          </w:tcPr>
-          <w:p>
-            <w:pPr>
-              <w:spacing w:before="0" w:after="0" w:line="264" w:lineRule="auto"/>
-            </w:pPr>
-            <w:r>
-              <w:rPr>
-                <w:rFonts w:ascii="SF Pro Display" w:hAnsi="SF Pro Display" w:cs="SF Pro Display"/>
-                <w:color w:val="1A1A1A"/>
-                <w:sz w:val="20"/>
-                <w:szCs w:val="20"/>
-              </w:rPr>
-              <w:t xml:space="preserve">Contratar dentro do limite; registrar quem trabalhou, quando e por quanto; prestar contas da despesa de pessoal.</w:t>
-            </w:r>
-          </w:p>
-        </w:tc>
-      </w:tr>
-      <w:tr>
-        <w:tc>
-          <w:tcPr>
-            <w:tcW w:w="2500" w:type="dxa"/>
-            <w:shd w:val="clear" w:color="auto" w:fill="DCE6F1"/>
-            <w:vAlign w:val="top"/>
-            <w:tcMar>
-              <w:top w:w="90" w:type="dxa"/>
-              <w:left w:w="120" w:type="dxa"/>
-              <w:bottom w:w="90" w:type="dxa"/>
-              <w:right w:w="120" w:type="dxa"/>
-            </w:tcMar>
-          </w:tcPr>
-          <w:p>
-            <w:pPr>
-              <w:spacing w:before="0" w:after="0" w:line="264" w:lineRule="auto"/>
-            </w:pPr>
-            <w:r>
-              <w:rPr>
-                <w:rFonts w:ascii="SF Pro Display" w:hAnsi="SF Pro Display" w:cs="SF Pro Display"/>
-                <w:b/>
-                <w:color w:val="1F4E79"/>
-                <w:sz w:val="22"/>
-                <w:szCs w:val="22"/>
-              </w:rPr>
-              <w:t xml:space="preserve">Critérios de sucesso</w:t>
-            </w:r>
-          </w:p>
-        </w:tc>
-        <w:tc>
-          <w:tcPr>
-            <w:tcW w:w="6860" w:type="dxa"/>
-            <w:vAlign w:val="top"/>
-            <w:tcMar>
-              <w:top w:w="90" w:type="dxa"/>
-              <w:left w:w="120" w:type="dxa"/>
-              <w:bottom w:w="90" w:type="dxa"/>
-              <w:right w:w="120" w:type="dxa"/>
-            </w:tcMar>
-          </w:tcPr>
-          <w:p>
-            <w:pPr>
-              <w:spacing w:before="0" w:after="0" w:line="264" w:lineRule="auto"/>
-            </w:pPr>
-            <w:r>
-              <w:rPr>
-                <w:rFonts w:ascii="SF Pro Display" w:hAnsi="SF Pro Display" w:cs="SF Pro Display"/>
-                <w:color w:val="1A1A1A"/>
-                <w:sz w:val="20"/>
-                <w:szCs w:val="20"/>
-              </w:rPr>
-              <w:t xml:space="preserve">Equipe de rua completa nos dias que importam e registro exportável que sustente a prestação de contas.</w:t>
-            </w:r>
-          </w:p>
-        </w:tc>
-      </w:tr>
-      <w:tr>
-        <w:tc>
-          <w:tcPr>
-            <w:tcW w:w="2500" w:type="dxa"/>
-            <w:shd w:val="clear" w:color="auto" w:fill="DCE6F1"/>
-            <w:vAlign w:val="top"/>
-            <w:tcMar>
-              <w:top w:w="90" w:type="dxa"/>
-              <w:left w:w="120" w:type="dxa"/>
-              <w:bottom w:w="90" w:type="dxa"/>
-              <w:right w:w="120" w:type="dxa"/>
-            </w:tcMar>
-          </w:tcPr>
-          <w:p>
-            <w:pPr>
-              <w:spacing w:before="0" w:after="0" w:line="264" w:lineRule="auto"/>
-            </w:pPr>
-            <w:r>
-              <w:rPr>
-                <w:rFonts w:ascii="SF Pro Display" w:hAnsi="SF Pro Display" w:cs="SF Pro Display"/>
-                <w:b/>
-                <w:color w:val="1F4E79"/>
-                <w:sz w:val="22"/>
-                <w:szCs w:val="22"/>
-              </w:rPr>
-              <w:t xml:space="preserve">Envolvimento</w:t>
-            </w:r>
-          </w:p>
-        </w:tc>
-        <w:tc>
-          <w:tcPr>
-            <w:tcW w:w="6860" w:type="dxa"/>
-            <w:vAlign w:val="top"/>
-            <w:tcMar>
-              <w:top w:w="90" w:type="dxa"/>
-              <w:left w:w="120" w:type="dxa"/>
-              <w:bottom w:w="90" w:type="dxa"/>
-              <w:right w:w="120" w:type="dxa"/>
-            </w:tcMar>
-          </w:tcPr>
-          <w:p>
-            <w:pPr>
-              <w:spacing w:before="0" w:after="0" w:line="264" w:lineRule="auto"/>
-            </w:pPr>
-            <w:r>
-              <w:rPr>
-                <w:rFonts w:ascii="SF Pro Display" w:hAnsi="SF Pro Display" w:cs="SF Pro Display"/>
-                <w:color w:val="1A1A1A"/>
-                <w:sz w:val="20"/>
-                <w:szCs w:val="20"/>
-              </w:rPr>
-              <w:t xml:space="preserve">Fortemente sazonal, concentrado no período eleitoral.</w:t>
-            </w:r>
-          </w:p>
-        </w:tc>
-      </w:tr>
-      <w:tr>
-        <w:tc>
-          <w:tcPr>
-            <w:tcW w:w="2500" w:type="dxa"/>
-            <w:shd w:val="clear" w:color="auto" w:fill="DCE6F1"/>
-            <w:vAlign w:val="top"/>
-            <w:tcMar>
-              <w:top w:w="90" w:type="dxa"/>
-              <w:left w:w="120" w:type="dxa"/>
-              <w:bottom w:w="90" w:type="dxa"/>
-              <w:right w:w="120" w:type="dxa"/>
-            </w:tcMar>
-          </w:tcPr>
-          <w:p>
-            <w:pPr>
-              <w:spacing w:before="0" w:after="0" w:line="264" w:lineRule="auto"/>
-            </w:pPr>
-            <w:r>
-              <w:rPr>
-                <w:rFonts w:ascii="SF Pro Display" w:hAnsi="SF Pro Display" w:cs="SF Pro Display"/>
-                <w:b/>
-                <w:color w:val="1F4E79"/>
-                <w:sz w:val="22"/>
-                <w:szCs w:val="22"/>
-              </w:rPr>
-              <w:t xml:space="preserve">Principais necessidades</w:t>
-            </w:r>
-          </w:p>
-        </w:tc>
-        <w:tc>
-          <w:tcPr>
-            <w:tcW w:w="6860" w:type="dxa"/>
-            <w:vAlign w:val="top"/>
-            <w:tcMar>
-              <w:top w:w="90" w:type="dxa"/>
-              <w:left w:w="120" w:type="dxa"/>
-              <w:bottom w:w="90" w:type="dxa"/>
-              <w:right w:w="120" w:type="dxa"/>
-            </w:tcMar>
-          </w:tcPr>
-          <w:p>
-            <w:pPr>
-              <w:spacing w:before="0" w:after="0" w:line="264" w:lineRule="auto"/>
-            </w:pPr>
-            <w:r>
-              <w:rPr>
-                <w:rFonts w:ascii="SF Pro Display" w:hAnsi="SF Pro Display" w:cs="SF Pro Display"/>
-                <w:color w:val="1A1A1A"/>
-                <w:sz w:val="20"/>
-                <w:szCs w:val="20"/>
-              </w:rPr>
-              <w:t xml:space="preserve">Volume rápido, controle de teto e registro auditável do que foi pago a quem.</w:t>
-            </w:r>
-          </w:p>
-        </w:tc>
-      </w:tr>
-      <w:tr>
-        <w:tc>
-          <w:tcPr>
-            <w:tcW w:w="2500" w:type="dxa"/>
-            <w:shd w:val="clear" w:color="auto" w:fill="DCE6F1"/>
-            <w:vAlign w:val="top"/>
-            <w:tcMar>
-              <w:top w:w="90" w:type="dxa"/>
-              <w:left w:w="120" w:type="dxa"/>
-              <w:bottom w:w="90" w:type="dxa"/>
-              <w:right w:w="120" w:type="dxa"/>
-            </w:tcMar>
-          </w:tcPr>
-          <w:p>
-            <w:pPr>
-              <w:spacing w:before="0" w:after="0" w:line="264" w:lineRule="auto"/>
-            </w:pPr>
-            <w:r>
-              <w:rPr>
-                <w:rFonts w:ascii="SF Pro Display" w:hAnsi="SF Pro Display" w:cs="SF Pro Display"/>
-                <w:b/>
-                <w:color w:val="1F4E79"/>
-                <w:sz w:val="22"/>
-                <w:szCs w:val="22"/>
-              </w:rPr>
-              <w:t xml:space="preserve">Comentários</w:t>
-            </w:r>
-          </w:p>
-        </w:tc>
-        <w:tc>
-          <w:tcPr>
-            <w:tcW w:w="6860" w:type="dxa"/>
-            <w:vAlign w:val="top"/>
-            <w:tcMar>
-              <w:top w:w="90" w:type="dxa"/>
-              <w:left w:w="120" w:type="dxa"/>
-              <w:bottom w:w="90" w:type="dxa"/>
-              <w:right w:w="120" w:type="dxa"/>
-            </w:tcMar>
-          </w:tcPr>
-          <w:p>
-            <w:pPr>
-              <w:spacing w:before="0" w:after="0" w:line="264" w:lineRule="auto"/>
-            </w:pPr>
-            <w:r>
-              <w:rPr>
-                <w:rFonts w:ascii="SF Pro Display" w:hAnsi="SF Pro Display" w:cs="SF Pro Display"/>
-                <w:color w:val="1A1A1A"/>
-                <w:sz w:val="20"/>
-                <w:szCs w:val="20"/>
-              </w:rPr>
-              <w:t xml:space="preserve">Segmento sustentado hoje por uma única portaria e por inferência do grupo. Não foi encontrada nenhuma fonte descrevendo como essas pessoas são recrutadas e pagas na prática, nem qual a dor de quem organiza. [H]. É a lacuna mais larga do documento. A Freela Serviços já atende o segmento e é o único concorrente com overlap direto.</w:t>
-            </w:r>
-          </w:p>
-        </w:tc>
-      </w:tr>
-    </w:tbl>
-    <w:p>
-      <w:pPr>
-        <w:spacing w:before="0" w:after="0" w:line="264" w:lineRule="auto"/>
-      </w:pPr>
-    </w:p>
-    <w:p>
-      <w:pPr>
-        <w:keepNext/>
-        <w:spacing w:before="200" w:after="80" w:line="264" w:lineRule="auto"/>
-      </w:pPr>
-      <w:r>
-        <w:rPr>
-          <w:rFonts w:ascii="SF Pro Display" w:hAnsi="SF Pro Display" w:cs="SF Pro Display"/>
-          <w:b/>
-          <w:color w:val="1F4E79"/>
-          <w:sz w:val="24"/>
-          <w:szCs w:val="24"/>
-        </w:rPr>
-        <w:t xml:space="preserve">Usuário 5: Operador do painel (interno)</w:t>
-      </w:r>
-    </w:p>
-    <w:tbl>
-      <w:tblPr>
-        <w:tblW w:w="9360" w:type="dxa"/>
-        <w:tblLayout w:type="fixed"/>
-        <w:tblBorders>
-          <w:top w:val="single" w:sz="4" w:space="0" w:color="D9D9D9"/>
-          <w:left w:val="single" w:sz="4" w:space="0" w:color="D9D9D9"/>
-          <w:bottom w:val="single" w:sz="4" w:space="0" w:color="D9D9D9"/>
-          <w:right w:val="single" w:sz="4" w:space="0" w:color="D9D9D9"/>
-          <w:insideH w:val="single" w:sz="4" w:space="0" w:color="D9D9D9"/>
-          <w:insideV w:val="single" w:sz="4" w:space="0" w:color="D9D9D9"/>
-        </w:tblBorders>
-      </w:tblPr>
-      <w:tblGrid>
-        <w:gridCol w:w="2500"/>
-        <w:gridCol w:w="6860"/>
-      </w:tblGrid>
-      <w:tr>
-        <w:tc>
-          <w:tcPr>
-            <w:tcW w:w="2500" w:type="dxa"/>
-            <w:shd w:val="clear" w:color="auto" w:fill="DCE6F1"/>
-            <w:vAlign w:val="top"/>
-            <w:tcMar>
-              <w:top w:w="90" w:type="dxa"/>
-              <w:left w:w="120" w:type="dxa"/>
-              <w:bottom w:w="90" w:type="dxa"/>
-              <w:right w:w="120" w:type="dxa"/>
-            </w:tcMar>
-          </w:tcPr>
-          <w:p>
-            <w:pPr>
-              <w:spacing w:before="0" w:after="0" w:line="264" w:lineRule="auto"/>
-            </w:pPr>
-            <w:r>
-              <w:rPr>
-                <w:rFonts w:ascii="SF Pro Display" w:hAnsi="SF Pro Display" w:cs="SF Pro Display"/>
-                <w:b/>
-                <w:color w:val="1F4E79"/>
-                <w:sz w:val="22"/>
-                <w:szCs w:val="22"/>
-              </w:rPr>
-              <w:t xml:space="preserve">Representante</w:t>
-            </w:r>
-          </w:p>
-        </w:tc>
-        <w:tc>
-          <w:tcPr>
-            <w:tcW w:w="6860" w:type="dxa"/>
-            <w:vAlign w:val="top"/>
-            <w:tcMar>
-              <w:top w:w="90" w:type="dxa"/>
-              <w:left w:w="120" w:type="dxa"/>
-              <w:bottom w:w="90" w:type="dxa"/>
-              <w:right w:w="120" w:type="dxa"/>
-            </w:tcMar>
-          </w:tcPr>
-          <w:p>
-            <w:pPr>
-              <w:spacing w:before="0" w:after="0" w:line="264" w:lineRule="auto"/>
-            </w:pPr>
-            <w:r>
-              <w:rPr>
-                <w:rFonts w:ascii="SF Pro Display" w:hAnsi="SF Pro Display" w:cs="SF Pro Display"/>
-                <w:color w:val="1A1A1A"/>
-                <w:sz w:val="20"/>
-                <w:szCs w:val="20"/>
-              </w:rPr>
-              <w:t xml:space="preserve">Pessoa da equipe Frila em plantão na janela crítica</w:t>
-            </w:r>
-          </w:p>
-        </w:tc>
-      </w:tr>
-      <w:tr>
-        <w:tc>
-          <w:tcPr>
-            <w:tcW w:w="2500" w:type="dxa"/>
-            <w:shd w:val="clear" w:color="auto" w:fill="DCE6F1"/>
-            <w:vAlign w:val="top"/>
-            <w:tcMar>
-              <w:top w:w="90" w:type="dxa"/>
-              <w:left w:w="120" w:type="dxa"/>
-              <w:bottom w:w="90" w:type="dxa"/>
-              <w:right w:w="120" w:type="dxa"/>
-            </w:tcMar>
-          </w:tcPr>
-          <w:p>
-            <w:pPr>
-              <w:spacing w:before="0" w:after="0" w:line="264" w:lineRule="auto"/>
-            </w:pPr>
-            <w:r>
-              <w:rPr>
-                <w:rFonts w:ascii="SF Pro Display" w:hAnsi="SF Pro Display" w:cs="SF Pro Display"/>
-                <w:b/>
-                <w:color w:val="1F4E79"/>
-                <w:sz w:val="22"/>
-                <w:szCs w:val="22"/>
-              </w:rPr>
-              <w:t xml:space="preserve">Descrição</w:t>
-            </w:r>
-          </w:p>
-        </w:tc>
-        <w:tc>
-          <w:tcPr>
-            <w:tcW w:w="6860" w:type="dxa"/>
-            <w:vAlign w:val="top"/>
-            <w:tcMar>
-              <w:top w:w="90" w:type="dxa"/>
-              <w:left w:w="120" w:type="dxa"/>
-              <w:bottom w:w="90" w:type="dxa"/>
-              <w:right w:w="120" w:type="dxa"/>
-            </w:tcMar>
-          </w:tcPr>
-          <w:p>
-            <w:pPr>
-              <w:spacing w:before="0" w:after="0" w:line="264" w:lineRule="auto"/>
-            </w:pPr>
-            <w:r>
-              <w:rPr>
-                <w:rFonts w:ascii="SF Pro Display" w:hAnsi="SF Pro Display" w:cs="SF Pro Display"/>
-                <w:color w:val="1A1A1A"/>
-                <w:sz w:val="20"/>
-                <w:szCs w:val="20"/>
-              </w:rPr>
-              <w:t xml:space="preserve">Acompanha, pela web, os turnos que não estão sendo preenchidos e intervém na mão. É o perfil mais esquecido em produtos deste tipo, e é o que impede o negócio de quebrar no primeiro mês: quando um turno não preenche às 17h30 de sexta, alguém precisa ver, ligar para três pessoas e resolver.</w:t>
-            </w:r>
-          </w:p>
-        </w:tc>
-      </w:tr>
-      <w:tr>
-        <w:tc>
-          <w:tcPr>
-            <w:tcW w:w="2500" w:type="dxa"/>
-            <w:shd w:val="clear" w:color="auto" w:fill="DCE6F1"/>
-            <w:vAlign w:val="top"/>
-            <w:tcMar>
-              <w:top w:w="90" w:type="dxa"/>
-              <w:left w:w="120" w:type="dxa"/>
-              <w:bottom w:w="90" w:type="dxa"/>
-              <w:right w:w="120" w:type="dxa"/>
-            </w:tcMar>
-          </w:tcPr>
-          <w:p>
-            <w:pPr>
-              <w:spacing w:before="0" w:after="0" w:line="264" w:lineRule="auto"/>
-            </w:pPr>
-            <w:r>
-              <w:rPr>
-                <w:rFonts w:ascii="SF Pro Display" w:hAnsi="SF Pro Display" w:cs="SF Pro Display"/>
-                <w:b/>
-                <w:color w:val="1F4E79"/>
-                <w:sz w:val="22"/>
-                <w:szCs w:val="22"/>
-              </w:rPr>
-              <w:t xml:space="preserve">Tipo</w:t>
-            </w:r>
-          </w:p>
-        </w:tc>
-        <w:tc>
-          <w:tcPr>
-            <w:tcW w:w="6860" w:type="dxa"/>
-            <w:vAlign w:val="top"/>
-            <w:tcMar>
-              <w:top w:w="90" w:type="dxa"/>
-              <w:left w:w="120" w:type="dxa"/>
-              <w:bottom w:w="90" w:type="dxa"/>
-              <w:right w:w="120" w:type="dxa"/>
-            </w:tcMar>
-          </w:tcPr>
-          <w:p>
-            <w:pPr>
-              <w:spacing w:before="0" w:after="0" w:line="264" w:lineRule="auto"/>
-            </w:pPr>
-            <w:r>
-              <w:rPr>
-                <w:rFonts w:ascii="SF Pro Display" w:hAnsi="SF Pro Display" w:cs="SF Pro Display"/>
-                <w:color w:val="1A1A1A"/>
-                <w:sz w:val="20"/>
-                <w:szCs w:val="20"/>
-              </w:rPr>
-              <w:t xml:space="preserve">Usuário interno</w:t>
-            </w:r>
-          </w:p>
-        </w:tc>
-      </w:tr>
-      <w:tr>
-        <w:tc>
-          <w:tcPr>
-            <w:tcW w:w="2500" w:type="dxa"/>
-            <w:shd w:val="clear" w:color="auto" w:fill="DCE6F1"/>
-            <w:vAlign w:val="top"/>
-            <w:tcMar>
-              <w:top w:w="90" w:type="dxa"/>
-              <w:left w:w="120" w:type="dxa"/>
-              <w:bottom w:w="90" w:type="dxa"/>
-              <w:right w:w="120" w:type="dxa"/>
-            </w:tcMar>
-          </w:tcPr>
-          <w:p>
-            <w:pPr>
-              <w:spacing w:before="0" w:after="0" w:line="264" w:lineRule="auto"/>
-            </w:pPr>
-            <w:r>
-              <w:rPr>
-                <w:rFonts w:ascii="SF Pro Display" w:hAnsi="SF Pro Display" w:cs="SF Pro Display"/>
-                <w:b/>
-                <w:color w:val="1F4E79"/>
-                <w:sz w:val="22"/>
-                <w:szCs w:val="22"/>
-              </w:rPr>
-              <w:t xml:space="preserve">Responsabilidades</w:t>
-            </w:r>
-          </w:p>
-        </w:tc>
-        <w:tc>
-          <w:tcPr>
-            <w:tcW w:w="6860" w:type="dxa"/>
-            <w:vAlign w:val="top"/>
-            <w:tcMar>
-              <w:top w:w="90" w:type="dxa"/>
-              <w:left w:w="120" w:type="dxa"/>
-              <w:bottom w:w="90" w:type="dxa"/>
-              <w:right w:w="120" w:type="dxa"/>
-            </w:tcMar>
-          </w:tcPr>
-          <w:p>
-            <w:pPr>
-              <w:spacing w:before="0" w:after="0" w:line="264" w:lineRule="auto"/>
-            </w:pPr>
-            <w:r>
-              <w:rPr>
-                <w:rFonts w:ascii="SF Pro Display" w:hAnsi="SF Pro Display" w:cs="SF Pro Display"/>
-                <w:color w:val="1A1A1A"/>
-                <w:sz w:val="20"/>
-                <w:szCs w:val="20"/>
-              </w:rPr>
-              <w:t xml:space="preserve">Monitorar turnos em risco; acionar profissionais manualmente; mediar conflitos entre as partes; apurar incidentes de não comparecimento e de pagamento.</w:t>
-            </w:r>
-          </w:p>
-        </w:tc>
-      </w:tr>
-      <w:tr>
-        <w:tc>
-          <w:tcPr>
-            <w:tcW w:w="2500" w:type="dxa"/>
-            <w:shd w:val="clear" w:color="auto" w:fill="DCE6F1"/>
-            <w:vAlign w:val="top"/>
-            <w:tcMar>
-              <w:top w:w="90" w:type="dxa"/>
-              <w:left w:w="120" w:type="dxa"/>
-              <w:bottom w:w="90" w:type="dxa"/>
-              <w:right w:w="120" w:type="dxa"/>
-            </w:tcMar>
-          </w:tcPr>
-          <w:p>
-            <w:pPr>
-              <w:spacing w:before="0" w:after="0" w:line="264" w:lineRule="auto"/>
-            </w:pPr>
-            <w:r>
-              <w:rPr>
-                <w:rFonts w:ascii="SF Pro Display" w:hAnsi="SF Pro Display" w:cs="SF Pro Display"/>
-                <w:b/>
-                <w:color w:val="1F4E79"/>
-                <w:sz w:val="22"/>
-                <w:szCs w:val="22"/>
-              </w:rPr>
-              <w:t xml:space="preserve">Critérios de sucesso</w:t>
-            </w:r>
-          </w:p>
-        </w:tc>
-        <w:tc>
-          <w:tcPr>
-            <w:tcW w:w="6860" w:type="dxa"/>
-            <w:vAlign w:val="top"/>
-            <w:tcMar>
-              <w:top w:w="90" w:type="dxa"/>
-              <w:left w:w="120" w:type="dxa"/>
-              <w:bottom w:w="90" w:type="dxa"/>
-              <w:right w:w="120" w:type="dxa"/>
-            </w:tcMar>
-          </w:tcPr>
-          <w:p>
-            <w:pPr>
-              <w:spacing w:before="0" w:after="0" w:line="264" w:lineRule="auto"/>
-            </w:pPr>
-            <w:r>
-              <w:rPr>
-                <w:rFonts w:ascii="SF Pro Display" w:hAnsi="SF Pro Display" w:cs="SF Pro Display"/>
-                <w:color w:val="1A1A1A"/>
-                <w:sz w:val="20"/>
-                <w:szCs w:val="20"/>
-              </w:rPr>
-              <w:t xml:space="preserve">Nenhum turno publicado terminar sem resposta e sem que alguém tenha tentado resolver.</w:t>
-            </w:r>
-          </w:p>
-        </w:tc>
-      </w:tr>
-      <w:tr>
-        <w:tc>
-          <w:tcPr>
-            <w:tcW w:w="2500" w:type="dxa"/>
-            <w:shd w:val="clear" w:color="auto" w:fill="DCE6F1"/>
-            <w:vAlign w:val="top"/>
-            <w:tcMar>
-              <w:top w:w="90" w:type="dxa"/>
-              <w:left w:w="120" w:type="dxa"/>
-              <w:bottom w:w="90" w:type="dxa"/>
-              <w:right w:w="120" w:type="dxa"/>
-            </w:tcMar>
-          </w:tcPr>
-          <w:p>
-            <w:pPr>
-              <w:spacing w:before="0" w:after="0" w:line="264" w:lineRule="auto"/>
-            </w:pPr>
-            <w:r>
-              <w:rPr>
-                <w:rFonts w:ascii="SF Pro Display" w:hAnsi="SF Pro Display" w:cs="SF Pro Display"/>
-                <w:b/>
-                <w:color w:val="1F4E79"/>
-                <w:sz w:val="22"/>
-                <w:szCs w:val="22"/>
-              </w:rPr>
-              <w:t xml:space="preserve">Envolvimento</w:t>
-            </w:r>
-          </w:p>
-        </w:tc>
-        <w:tc>
-          <w:tcPr>
-            <w:tcW w:w="6860" w:type="dxa"/>
-            <w:vAlign w:val="top"/>
-            <w:tcMar>
-              <w:top w:w="90" w:type="dxa"/>
-              <w:left w:w="120" w:type="dxa"/>
-              <w:bottom w:w="90" w:type="dxa"/>
-              <w:right w:w="120" w:type="dxa"/>
-            </w:tcMar>
-          </w:tcPr>
-          <w:p>
-            <w:pPr>
-              <w:spacing w:before="0" w:after="0" w:line="264" w:lineRule="auto"/>
-            </w:pPr>
-            <w:r>
-              <w:rPr>
-                <w:rFonts w:ascii="SF Pro Display" w:hAnsi="SF Pro Display" w:cs="SF Pro Display"/>
-                <w:color w:val="1A1A1A"/>
-                <w:sz w:val="20"/>
-                <w:szCs w:val="20"/>
-              </w:rPr>
-              <w:t xml:space="preserve">Contínuo durante a janela crítica de quinta a domingo.</w:t>
-            </w:r>
-          </w:p>
-        </w:tc>
-      </w:tr>
-      <w:tr>
-        <w:tc>
-          <w:tcPr>
-            <w:tcW w:w="2500" w:type="dxa"/>
-            <w:shd w:val="clear" w:color="auto" w:fill="DCE6F1"/>
-            <w:vAlign w:val="top"/>
-            <w:tcMar>
-              <w:top w:w="90" w:type="dxa"/>
-              <w:left w:w="120" w:type="dxa"/>
-              <w:bottom w:w="90" w:type="dxa"/>
-              <w:right w:w="120" w:type="dxa"/>
-            </w:tcMar>
-          </w:tcPr>
-          <w:p>
-            <w:pPr>
-              <w:spacing w:before="0" w:after="0" w:line="264" w:lineRule="auto"/>
-            </w:pPr>
-            <w:r>
-              <w:rPr>
-                <w:rFonts w:ascii="SF Pro Display" w:hAnsi="SF Pro Display" w:cs="SF Pro Display"/>
-                <w:b/>
-                <w:color w:val="1F4E79"/>
-                <w:sz w:val="22"/>
-                <w:szCs w:val="22"/>
-              </w:rPr>
-              <w:t xml:space="preserve">Principais necessidades</w:t>
-            </w:r>
-          </w:p>
-        </w:tc>
-        <w:tc>
-          <w:tcPr>
-            <w:tcW w:w="6860" w:type="dxa"/>
-            <w:vAlign w:val="top"/>
-            <w:tcMar>
-              <w:top w:w="90" w:type="dxa"/>
-              <w:left w:w="120" w:type="dxa"/>
-              <w:bottom w:w="90" w:type="dxa"/>
-              <w:right w:w="120" w:type="dxa"/>
-            </w:tcMar>
-          </w:tcPr>
-          <w:p>
-            <w:pPr>
-              <w:spacing w:before="0" w:after="0" w:line="264" w:lineRule="auto"/>
-            </w:pPr>
-            <w:r>
-              <w:rPr>
-                <w:rFonts w:ascii="SF Pro Display" w:hAnsi="SF Pro Display" w:cs="SF Pro Display"/>
-                <w:color w:val="1A1A1A"/>
-                <w:sz w:val="20"/>
-                <w:szCs w:val="20"/>
-              </w:rPr>
-              <w:t xml:space="preserve">Ver, em uma tela, o que está prestes a falhar, com tempo restante e contato das partes. Registrar o que foi feito.</w:t>
-            </w:r>
-          </w:p>
-        </w:tc>
-      </w:tr>
-      <w:tr>
-        <w:tc>
-          <w:tcPr>
-            <w:tcW w:w="2500" w:type="dxa"/>
-            <w:shd w:val="clear" w:color="auto" w:fill="DCE6F1"/>
-            <w:vAlign w:val="top"/>
-            <w:tcMar>
-              <w:top w:w="90" w:type="dxa"/>
-              <w:left w:w="120" w:type="dxa"/>
-              <w:bottom w:w="90" w:type="dxa"/>
-              <w:right w:w="120" w:type="dxa"/>
-            </w:tcMar>
-          </w:tcPr>
-          <w:p>
-            <w:pPr>
-              <w:spacing w:before="0" w:after="0" w:line="264" w:lineRule="auto"/>
-            </w:pPr>
-            <w:r>
-              <w:rPr>
-                <w:rFonts w:ascii="SF Pro Display" w:hAnsi="SF Pro Display" w:cs="SF Pro Display"/>
-                <w:b/>
-                <w:color w:val="1F4E79"/>
-                <w:sz w:val="22"/>
-                <w:szCs w:val="22"/>
-              </w:rPr>
-              <w:t xml:space="preserve">Comentários</w:t>
-            </w:r>
-          </w:p>
-        </w:tc>
-        <w:tc>
-          <w:tcPr>
-            <w:tcW w:w="6860" w:type="dxa"/>
-            <w:vAlign w:val="top"/>
-            <w:tcMar>
-              <w:top w:w="90" w:type="dxa"/>
-              <w:left w:w="120" w:type="dxa"/>
-              <w:bottom w:w="90" w:type="dxa"/>
-              <w:right w:w="120" w:type="dxa"/>
-            </w:tcMar>
-          </w:tcPr>
-          <w:p>
-            <w:pPr>
-              <w:spacing w:before="0" w:after="0" w:line="264" w:lineRule="auto"/>
-            </w:pPr>
-            <w:r>
-              <w:rPr>
-                <w:rFonts w:ascii="SF Pro Display" w:hAnsi="SF Pro Display" w:cs="SF Pro Display"/>
-                <w:color w:val="1A1A1A"/>
-                <w:sz w:val="20"/>
-                <w:szCs w:val="20"/>
-              </w:rPr>
-              <w:t xml:space="preserve">Na fase inicial o papel é exercido pelos próprios sócios. O painel é também o instrumento de medição do produto: é dele que sairão os primeiros números reais de taxa de preenchimento e de comparecimento.</w:t>
             </w:r>
           </w:p>
         </w:tc>
@@ -12196,7 +11276,7 @@
                 <w:sz w:val="20"/>
                 <w:szCs w:val="20"/>
               </w:rPr>
-              <w:t xml:space="preserve">Reputação binária bidirecional exibida com denominador, taxa de comparecimento como sinal objetivo e aval herdado de quem já trabalhou com a pessoa fora do app.</w:t>
+              <w:t xml:space="preserve">Reputação binária bidirecional exibida com denominador, só entre quem trabalhou junto pelo Frila, e taxa de comparecimento como sinal objetivo.</w:t>
             </w:r>
           </w:p>
         </w:tc>
@@ -12306,7 +11386,7 @@
                 <w:sz w:val="20"/>
                 <w:szCs w:val="20"/>
               </w:rPr>
-              <w:t xml:space="preserve">Despacho ativo por geolocalização, notificando quem é elegível em ordem de taxa de comparecimento, mais busca livre por vagas na região.</w:t>
+              <w:t xml:space="preserve">Despacho ativo por proximidade: a vaga é notificada, de uma vez, a quem tem a função, está disponível e está a até 15 km do local, e aparece na lista de vagas de todo o DF.</w:t>
             </w:r>
           </w:p>
         </w:tc>
@@ -12416,7 +11496,7 @@
                 <w:sz w:val="20"/>
                 <w:szCs w:val="20"/>
               </w:rPr>
-              <w:t xml:space="preserve">Despacho dirigido a quem é elegível, em vez de exposição passiva; prioridade construída por comparecimento e não por antiguidade ou por preferência do contratante.</w:t>
+              <w:t xml:space="preserve">Despacho dirigido a quem é elegível, em vez de exposição passiva; quem recebe é definido por função, disponibilidade e distância, e não por antiguidade nem por pagamento. A tela “Por que recebo vagas” explica o critério e permite pedir revisão.</w:t>
             </w:r>
           </w:p>
         </w:tc>
@@ -12526,7 +11606,7 @@
                 <w:sz w:val="20"/>
                 <w:szCs w:val="20"/>
               </w:rPr>
-              <w:t xml:space="preserve">Notificação como requisito de primeira ordem, com entrega verificável, reentrega e estado consultável, tratada como parte do produto e não como detalhe técnico.</w:t>
+              <w:t xml:space="preserve">Notificação como requisito de primeira ordem, com envio medido no servidor, reentrega e estado consultável, e no máximo uma notificação a cada 30 minutos por profissional, para não virar ruído.</w:t>
             </w:r>
           </w:p>
         </w:tc>
@@ -12746,7 +11826,7 @@
                 <w:sz w:val="20"/>
                 <w:szCs w:val="20"/>
               </w:rPr>
-              <w:t xml:space="preserve">Registro de início, fim e valor acordado do turno, disponível para consulta e exportação pelos dois lados.</w:t>
+              <w:t xml:space="preserve">Check-in e check-out geolocalizados e registro de início, fim e valor acordado do turno, disponível para consulta e exportação pelos dois lados.</w:t>
             </w:r>
           </w:p>
         </w:tc>
@@ -12856,7 +11936,7 @@
                 <w:sz w:val="20"/>
                 <w:szCs w:val="20"/>
               </w:rPr>
-              <w:t xml:space="preserve">Custo zero para o profissional, em qualquer modalidade. É a única definição fechada do modelo de receita.</w:t>
+              <w:t xml:space="preserve">O Frila nunca desconta comissão ou taxa do valor do turno: o valor anunciado na vaga é o valor integral que o profissional recebe (RN01).</w:t>
             </w:r>
           </w:p>
         </w:tc>
@@ -12966,7 +12046,7 @@
                 <w:sz w:val="20"/>
                 <w:szCs w:val="20"/>
               </w:rPr>
-              <w:t xml:space="preserve">Suspensão sempre com motivo registrado e canal de contestação, com apuração pelo painel de operação.</w:t>
+              <w:t xml:space="preserve">Suspensão só por denúncia grave confirmada, sempre com motivo registrado; cancelamento nunca suspende. A contestação vai à Equipe Frila e é respondida em até 5 dias úteis.</w:t>
             </w:r>
           </w:p>
         </w:tc>
@@ -12995,6 +12075,116 @@
                 <w:sz w:val="20"/>
                 <w:szCs w:val="20"/>
               </w:rPr>
+              <w:t xml:space="preserve">Ter a quem recorrer em caso de assédio ou de risco durante o turno</w:t>
+            </w:r>
+          </w:p>
+        </w:tc>
+        <w:tc>
+          <w:tcPr>
+            <w:tcW w:w="950" w:type="dxa"/>
+            <w:shd w:val="clear" w:color="auto" w:fill="F7F7F7"/>
+            <w:vAlign w:val="top"/>
+            <w:tcMar>
+              <w:top w:w="90" w:type="dxa"/>
+              <w:left w:w="120" w:type="dxa"/>
+              <w:bottom w:w="90" w:type="dxa"/>
+              <w:right w:w="120" w:type="dxa"/>
+            </w:tcMar>
+          </w:tcPr>
+          <w:p>
+            <w:pPr>
+              <w:spacing w:before="0" w:after="0" w:line="264" w:lineRule="auto"/>
+            </w:pPr>
+            <w:r>
+              <w:rPr>
+                <w:rFonts w:ascii="SF Pro Display" w:hAnsi="SF Pro Display" w:cs="SF Pro Display"/>
+                <w:color w:val="1A1A1A"/>
+                <w:sz w:val="20"/>
+                <w:szCs w:val="20"/>
+              </w:rPr>
+              <w:t xml:space="preserve">Alta</w:t>
+            </w:r>
+          </w:p>
+        </w:tc>
+        <w:tc>
+          <w:tcPr>
+            <w:tcW w:w="2955" w:type="dxa"/>
+            <w:shd w:val="clear" w:color="auto" w:fill="F7F7F7"/>
+            <w:vAlign w:val="top"/>
+            <w:tcMar>
+              <w:top w:w="90" w:type="dxa"/>
+              <w:left w:w="120" w:type="dxa"/>
+              <w:bottom w:w="90" w:type="dxa"/>
+              <w:right w:w="120" w:type="dxa"/>
+            </w:tcMar>
+          </w:tcPr>
+          <w:p>
+            <w:pPr>
+              <w:spacing w:before="0" w:after="0" w:line="264" w:lineRule="auto"/>
+            </w:pPr>
+            <w:r>
+              <w:rPr>
+                <w:rFonts w:ascii="SF Pro Display" w:hAnsi="SF Pro Display" w:cs="SF Pro Display"/>
+                <w:color w:val="1A1A1A"/>
+                <w:sz w:val="20"/>
+                <w:szCs w:val="20"/>
+              </w:rPr>
+              <w:t xml:space="preserve">Resolver por conta própria, sem registro nem a quem recorrer.</w:t>
+            </w:r>
+          </w:p>
+        </w:tc>
+        <w:tc>
+          <w:tcPr>
+            <w:tcW w:w="2955" w:type="dxa"/>
+            <w:shd w:val="clear" w:color="auto" w:fill="F7F7F7"/>
+            <w:vAlign w:val="top"/>
+            <w:tcMar>
+              <w:top w:w="90" w:type="dxa"/>
+              <w:left w:w="120" w:type="dxa"/>
+              <w:bottom w:w="90" w:type="dxa"/>
+              <w:right w:w="120" w:type="dxa"/>
+            </w:tcMar>
+          </w:tcPr>
+          <w:p>
+            <w:pPr>
+              <w:spacing w:before="0" w:after="0" w:line="264" w:lineRule="auto"/>
+            </w:pPr>
+            <w:r>
+              <w:rPr>
+                <w:rFonts w:ascii="SF Pro Display" w:hAnsi="SF Pro Display" w:cs="SF Pro Display"/>
+                <w:color w:val="1A1A1A"/>
+                <w:sz w:val="20"/>
+                <w:szCs w:val="20"/>
+              </w:rPr>
+              <w:t xml:space="preserve">Denúncia e bloqueio no perfil e no turno, dos dois lados. A denúncia chega à Equipe Frila, com resposta em até 5 dias úteis, e o bloqueio impede que as partes voltem a se cruzar.</w:t>
+            </w:r>
+          </w:p>
+        </w:tc>
+      </w:tr>
+      <w:tr>
+        <w:tc>
+          <w:tcPr>
+            <w:tcW w:w="2500" w:type="dxa"/>
+            <w:shd w:val="clear" w:color="auto" w:fill="FFFFFF"/>
+            <w:vAlign w:val="top"/>
+            <w:tcMar>
+              <w:top w:w="90" w:type="dxa"/>
+              <w:left w:w="120" w:type="dxa"/>
+              <w:bottom w:w="90" w:type="dxa"/>
+              <w:right w:w="120" w:type="dxa"/>
+            </w:tcMar>
+          </w:tcPr>
+          <w:p>
+            <w:pPr>
+              <w:spacing w:before="0" w:after="0" w:line="264" w:lineRule="auto"/>
+            </w:pPr>
+            <w:r>
+              <w:rPr>
+                <w:rFonts w:ascii="SF Pro Display" w:hAnsi="SF Pro Display" w:cs="SF Pro Display"/>
+                <w:color w:val="1A1A1A"/>
+                <w:sz w:val="20"/>
+                <w:szCs w:val="20"/>
+              </w:rPr>
               <w:t xml:space="preserve">Montar uma equipe grande com antecedência</w:t>
             </w:r>
           </w:p>
@@ -13002,7 +12192,7 @@
         <w:tc>
           <w:tcPr>
             <w:tcW w:w="950" w:type="dxa"/>
-            <w:shd w:val="clear" w:color="auto" w:fill="F7F7F7"/>
+            <w:shd w:val="clear" w:color="auto" w:fill="FFFFFF"/>
             <w:vAlign w:val="top"/>
             <w:tcMar>
               <w:top w:w="90" w:type="dxa"/>
@@ -13029,7 +12219,7 @@
         <w:tc>
           <w:tcPr>
             <w:tcW w:w="2955" w:type="dxa"/>
-            <w:shd w:val="clear" w:color="auto" w:fill="F7F7F7"/>
+            <w:shd w:val="clear" w:color="auto" w:fill="FFFFFF"/>
             <w:vAlign w:val="top"/>
             <w:tcMar>
               <w:top w:w="90" w:type="dxa"/>
@@ -13056,7 +12246,7 @@
         <w:tc>
           <w:tcPr>
             <w:tcW w:w="2955" w:type="dxa"/>
-            <w:shd w:val="clear" w:color="auto" w:fill="F7F7F7"/>
+            <w:shd w:val="clear" w:color="auto" w:fill="FFFFFF"/>
             <w:vAlign w:val="top"/>
             <w:tcMar>
               <w:top w:w="90" w:type="dxa"/>
@@ -13085,34 +12275,34 @@
         <w:tc>
           <w:tcPr>
             <w:tcW w:w="2500" w:type="dxa"/>
-            <w:shd w:val="clear" w:color="auto" w:fill="FFFFFF"/>
-            <w:vAlign w:val="top"/>
-            <w:tcMar>
-              <w:top w:w="90" w:type="dxa"/>
-              <w:left w:w="120" w:type="dxa"/>
-              <w:bottom w:w="90" w:type="dxa"/>
-              <w:right w:w="120" w:type="dxa"/>
-            </w:tcMar>
-          </w:tcPr>
-          <w:p>
-            <w:pPr>
-              <w:spacing w:before="0" w:after="0" w:line="264" w:lineRule="auto"/>
-            </w:pPr>
-            <w:r>
-              <w:rPr>
-                <w:rFonts w:ascii="SF Pro Display" w:hAnsi="SF Pro Display" w:cs="SF Pro Display"/>
-                <w:color w:val="1A1A1A"/>
-                <w:sz w:val="20"/>
-                <w:szCs w:val="20"/>
-              </w:rPr>
-              <w:t xml:space="preserve">Chamar primeiro quem já funcionou bem</w:t>
+            <w:shd w:val="clear" w:color="auto" w:fill="F7F7F7"/>
+            <w:vAlign w:val="top"/>
+            <w:tcMar>
+              <w:top w:w="90" w:type="dxa"/>
+              <w:left w:w="120" w:type="dxa"/>
+              <w:bottom w:w="90" w:type="dxa"/>
+              <w:right w:w="120" w:type="dxa"/>
+            </w:tcMar>
+          </w:tcPr>
+          <w:p>
+            <w:pPr>
+              <w:spacing w:before="0" w:after="0" w:line="264" w:lineRule="auto"/>
+            </w:pPr>
+            <w:r>
+              <w:rPr>
+                <w:rFonts w:ascii="SF Pro Display" w:hAnsi="SF Pro Display" w:cs="SF Pro Display"/>
+                <w:color w:val="1A1A1A"/>
+                <w:sz w:val="20"/>
+                <w:szCs w:val="20"/>
+              </w:rPr>
+              <w:t xml:space="preserve">Chamar de novo quem já funcionou bem</w:t>
             </w:r>
           </w:p>
         </w:tc>
         <w:tc>
           <w:tcPr>
             <w:tcW w:w="950" w:type="dxa"/>
-            <w:shd w:val="clear" w:color="auto" w:fill="FFFFFF"/>
+            <w:shd w:val="clear" w:color="auto" w:fill="F7F7F7"/>
             <w:vAlign w:val="top"/>
             <w:tcMar>
               <w:top w:w="90" w:type="dxa"/>
@@ -13139,7 +12329,7 @@
         <w:tc>
           <w:tcPr>
             <w:tcW w:w="2955" w:type="dxa"/>
-            <w:shd w:val="clear" w:color="auto" w:fill="FFFFFF"/>
+            <w:shd w:val="clear" w:color="auto" w:fill="F7F7F7"/>
             <w:vAlign w:val="top"/>
             <w:tcMar>
               <w:top w:w="90" w:type="dxa"/>
@@ -13166,27 +12356,27 @@
         <w:tc>
           <w:tcPr>
             <w:tcW w:w="2955" w:type="dxa"/>
-            <w:shd w:val="clear" w:color="auto" w:fill="FFFFFF"/>
-            <w:vAlign w:val="top"/>
-            <w:tcMar>
-              <w:top w:w="90" w:type="dxa"/>
-              <w:left w:w="120" w:type="dxa"/>
-              <w:bottom w:w="90" w:type="dxa"/>
-              <w:right w:w="120" w:type="dxa"/>
-            </w:tcMar>
-          </w:tcPr>
-          <w:p>
-            <w:pPr>
-              <w:spacing w:before="0" w:after="0" w:line="264" w:lineRule="auto"/>
-            </w:pPr>
-            <w:r>
-              <w:rPr>
-                <w:rFonts w:ascii="SF Pro Display" w:hAnsi="SF Pro Display" w:cs="SF Pro Display"/>
-                <w:color w:val="1A1A1A"/>
-                <w:sz w:val="20"/>
-                <w:szCs w:val="20"/>
-              </w:rPr>
-              <w:t xml:space="preserve">Equipe de confiança por estabelecimento, com prioridade de despacho e histórico que pertence ao estabelecimento, não a uma pessoa.</w:t>
+            <w:shd w:val="clear" w:color="auto" w:fill="F7F7F7"/>
+            <w:vAlign w:val="top"/>
+            <w:tcMar>
+              <w:top w:w="90" w:type="dxa"/>
+              <w:left w:w="120" w:type="dxa"/>
+              <w:bottom w:w="90" w:type="dxa"/>
+              <w:right w:w="120" w:type="dxa"/>
+            </w:tcMar>
+          </w:tcPr>
+          <w:p>
+            <w:pPr>
+              <w:spacing w:before="0" w:after="0" w:line="264" w:lineRule="auto"/>
+            </w:pPr>
+            <w:r>
+              <w:rPr>
+                <w:rFonts w:ascii="SF Pro Display" w:hAnsi="SF Pro Display" w:cs="SF Pro Display"/>
+                <w:color w:val="1A1A1A"/>
+                <w:sz w:val="20"/>
+                <w:szCs w:val="20"/>
+              </w:rPr>
+              <w:t xml:space="preserve">Equipe de confiança por estabelecimento, que sempre recebe a notificação das vagas da casa, mesmo além de 15 km, com histórico que pertence ao estabelecimento, não a uma pessoa.</w:t>
             </w:r>
           </w:p>
         </w:tc>
@@ -13195,7 +12385,7 @@
         <w:tc>
           <w:tcPr>
             <w:tcW w:w="2500" w:type="dxa"/>
-            <w:shd w:val="clear" w:color="auto" w:fill="F7F7F7"/>
+            <w:shd w:val="clear" w:color="auto" w:fill="FFFFFF"/>
             <w:vAlign w:val="top"/>
             <w:tcMar>
               <w:top w:w="90" w:type="dxa"/>
@@ -13222,7 +12412,7 @@
         <w:tc>
           <w:tcPr>
             <w:tcW w:w="950" w:type="dxa"/>
-            <w:shd w:val="clear" w:color="auto" w:fill="F7F7F7"/>
+            <w:shd w:val="clear" w:color="auto" w:fill="FFFFFF"/>
             <w:vAlign w:val="top"/>
             <w:tcMar>
               <w:top w:w="90" w:type="dxa"/>
@@ -13249,7 +12439,7 @@
         <w:tc>
           <w:tcPr>
             <w:tcW w:w="2955" w:type="dxa"/>
-            <w:shd w:val="clear" w:color="auto" w:fill="F7F7F7"/>
+            <w:shd w:val="clear" w:color="auto" w:fill="FFFFFF"/>
             <w:vAlign w:val="top"/>
             <w:tcMar>
               <w:top w:w="90" w:type="dxa"/>
@@ -13276,27 +12466,27 @@
         <w:tc>
           <w:tcPr>
             <w:tcW w:w="2955" w:type="dxa"/>
-            <w:shd w:val="clear" w:color="auto" w:fill="F7F7F7"/>
-            <w:vAlign w:val="top"/>
-            <w:tcMar>
-              <w:top w:w="90" w:type="dxa"/>
-              <w:left w:w="120" w:type="dxa"/>
-              <w:bottom w:w="90" w:type="dxa"/>
-              <w:right w:w="120" w:type="dxa"/>
-            </w:tcMar>
-          </w:tcPr>
-          <w:p>
-            <w:pPr>
-              <w:spacing w:before="0" w:after="0" w:line="264" w:lineRule="auto"/>
-            </w:pPr>
-            <w:r>
-              <w:rPr>
-                <w:rFonts w:ascii="SF Pro Display" w:hAnsi="SF Pro Display" w:cs="SF Pro Display"/>
-                <w:color w:val="1A1A1A"/>
-                <w:sz w:val="20"/>
-                <w:szCs w:val="20"/>
-              </w:rPr>
-              <w:t xml:space="preserve">Histórico exportável do turno, útil para prestação de contas de campanha e para controle do contratante.</w:t>
+            <w:shd w:val="clear" w:color="auto" w:fill="FFFFFF"/>
+            <w:vAlign w:val="top"/>
+            <w:tcMar>
+              <w:top w:w="90" w:type="dxa"/>
+              <w:left w:w="120" w:type="dxa"/>
+              <w:bottom w:w="90" w:type="dxa"/>
+              <w:right w:w="120" w:type="dxa"/>
+            </w:tcMar>
+          </w:tcPr>
+          <w:p>
+            <w:pPr>
+              <w:spacing w:before="0" w:after="0" w:line="264" w:lineRule="auto"/>
+            </w:pPr>
+            <w:r>
+              <w:rPr>
+                <w:rFonts w:ascii="SF Pro Display" w:hAnsi="SF Pro Display" w:cs="SF Pro Display"/>
+                <w:color w:val="1A1A1A"/>
+                <w:sz w:val="20"/>
+                <w:szCs w:val="20"/>
+              </w:rPr>
+              <w:t xml:space="preserve">Histórico exportável do turno, útil para o fechamento contábil e para o controle do contratante.</w:t>
             </w:r>
           </w:p>
         </w:tc>
@@ -13305,7 +12495,7 @@
         <w:tc>
           <w:tcPr>
             <w:tcW w:w="2500" w:type="dxa"/>
-            <w:shd w:val="clear" w:color="auto" w:fill="FFFFFF"/>
+            <w:shd w:val="clear" w:color="auto" w:fill="F7F7F7"/>
             <w:vAlign w:val="top"/>
             <w:tcMar>
               <w:top w:w="90" w:type="dxa"/>
@@ -13332,7 +12522,7 @@
         <w:tc>
           <w:tcPr>
             <w:tcW w:w="950" w:type="dxa"/>
-            <w:shd w:val="clear" w:color="auto" w:fill="FFFFFF"/>
+            <w:shd w:val="clear" w:color="auto" w:fill="F7F7F7"/>
             <w:vAlign w:val="top"/>
             <w:tcMar>
               <w:top w:w="90" w:type="dxa"/>
@@ -13359,7 +12549,7 @@
         <w:tc>
           <w:tcPr>
             <w:tcW w:w="2955" w:type="dxa"/>
-            <w:shd w:val="clear" w:color="auto" w:fill="FFFFFF"/>
+            <w:shd w:val="clear" w:color="auto" w:fill="F7F7F7"/>
             <w:vAlign w:val="top"/>
             <w:tcMar>
               <w:top w:w="90" w:type="dxa"/>
@@ -13386,7 +12576,7 @@
         <w:tc>
           <w:tcPr>
             <w:tcW w:w="2955" w:type="dxa"/>
-            <w:shd w:val="clear" w:color="auto" w:fill="FFFFFF"/>
+            <w:shd w:val="clear" w:color="auto" w:fill="F7F7F7"/>
             <w:vAlign w:val="top"/>
             <w:tcMar>
               <w:top w:w="90" w:type="dxa"/>
@@ -13415,7 +12605,7 @@
         <w:tc>
           <w:tcPr>
             <w:tcW w:w="2500" w:type="dxa"/>
-            <w:shd w:val="clear" w:color="auto" w:fill="F7F7F7"/>
+            <w:shd w:val="clear" w:color="auto" w:fill="FFFFFF"/>
             <w:vAlign w:val="top"/>
             <w:tcMar>
               <w:top w:w="90" w:type="dxa"/>
@@ -13442,7 +12632,7 @@
         <w:tc>
           <w:tcPr>
             <w:tcW w:w="950" w:type="dxa"/>
-            <w:shd w:val="clear" w:color="auto" w:fill="F7F7F7"/>
+            <w:shd w:val="clear" w:color="auto" w:fill="FFFFFF"/>
             <w:vAlign w:val="top"/>
             <w:tcMar>
               <w:top w:w="90" w:type="dxa"/>
@@ -13469,7 +12659,7 @@
         <w:tc>
           <w:tcPr>
             <w:tcW w:w="2955" w:type="dxa"/>
-            <w:shd w:val="clear" w:color="auto" w:fill="F7F7F7"/>
+            <w:shd w:val="clear" w:color="auto" w:fill="FFFFFF"/>
             <w:vAlign w:val="top"/>
             <w:tcMar>
               <w:top w:w="90" w:type="dxa"/>
@@ -13496,27 +12686,27 @@
         <w:tc>
           <w:tcPr>
             <w:tcW w:w="2955" w:type="dxa"/>
-            <w:shd w:val="clear" w:color="auto" w:fill="F7F7F7"/>
-            <w:vAlign w:val="top"/>
-            <w:tcMar>
-              <w:top w:w="90" w:type="dxa"/>
-              <w:left w:w="120" w:type="dxa"/>
-              <w:bottom w:w="90" w:type="dxa"/>
-              <w:right w:w="120" w:type="dxa"/>
-            </w:tcMar>
-          </w:tcPr>
-          <w:p>
-            <w:pPr>
-              <w:spacing w:before="0" w:after="0" w:line="264" w:lineRule="auto"/>
-            </w:pPr>
-            <w:r>
-              <w:rPr>
-                <w:rFonts w:ascii="SF Pro Display" w:hAnsi="SF Pro Display" w:cs="SF Pro Display"/>
-                <w:color w:val="1A1A1A"/>
-                <w:sz w:val="20"/>
-                <w:szCs w:val="20"/>
-              </w:rPr>
-              <w:t xml:space="preserve">Painel de operação interno que enxerga o turno em risco dentro da janela crítica e permite intervenção manual antes de ele falhar.</w:t>
+            <w:shd w:val="clear" w:color="auto" w:fill="FFFFFF"/>
+            <w:vAlign w:val="top"/>
+            <w:tcMar>
+              <w:top w:w="90" w:type="dxa"/>
+              <w:left w:w="120" w:type="dxa"/>
+              <w:bottom w:w="90" w:type="dxa"/>
+              <w:right w:w="120" w:type="dxa"/>
+            </w:tcMar>
+          </w:tcPr>
+          <w:p>
+            <w:pPr>
+              <w:spacing w:before="0" w:after="0" w:line="264" w:lineRule="auto"/>
+            </w:pPr>
+            <w:r>
+              <w:rPr>
+                <w:rFonts w:ascii="SF Pro Display" w:hAnsi="SF Pro Display" w:cs="SF Pro Display"/>
+                <w:color w:val="1A1A1A"/>
+                <w:sz w:val="20"/>
+                <w:szCs w:val="20"/>
+              </w:rPr>
+              <w:t xml:space="preserve">Alerta ao contratante quando a vaga segue vazia a 3 horas do início, com antecedência ajustável na publicação, e reabertura com nova notificação quando alguém cancela ou não aparece.</w:t>
             </w:r>
           </w:p>
         </w:tc>
@@ -13589,7 +12779,7 @@
           <w:sz w:val="22"/>
           <w:szCs w:val="22"/>
         </w:rPr>
-        <w:t xml:space="preserve">O produto se organiza em três interfaces sobre uma base comum, com necessidades diferentes o bastante para serem tratadas como produtos distintos:</w:t>
+        <w:t xml:space="preserve">O produto se organiza em dois aplicativos sobre uma base comum, com necessidades diferentes o bastante para serem tratados como produtos distintos:</w:t>
       </w:r>
     </w:p>
     <w:p>
@@ -13619,22 +12809,7 @@
           <w:sz w:val="22"/>
           <w:szCs w:val="22"/>
         </w:rPr>
-        <w:t xml:space="preserve">•  Aplicativo do Estabelecimento, em iOS, Android e web, cobrindo os dois contextos: publicação sob estresse no celular e planejamento de escala no computador.</w:t>
-      </w:r>
-    </w:p>
-    <w:p>
-      <w:pPr>
-        <w:ind w:left="240"/>
-        <w:spacing w:before="0" w:after="60" w:line="264" w:lineRule="auto"/>
-      </w:pPr>
-      <w:r>
-        <w:rPr>
-          <w:rFonts w:ascii="SF Pro Display" w:hAnsi="SF Pro Display" w:cs="SF Pro Display"/>
-          <w:color w:val="1A1A1A"/>
-          <w:sz w:val="22"/>
-          <w:szCs w:val="22"/>
-        </w:rPr>
-        <w:t xml:space="preserve">•  Painel de Operação, web e interno, para os turnos em risco de não serem preenchidos.</w:t>
+        <w:t xml:space="preserve">•  Aplicativo do Estabelecimento, em iOS, Android e web, cobrindo os dois contextos: publicação sob estresse no celular e planejamento de escala no computador. Na versão web fica o Painel do gestor, para acompanhar vagas, contratados e turnos; o alerta de vaga vazia e a confirmação de check-in manual também existem no celular.</w:t>
       </w:r>
     </w:p>
     <w:p>
@@ -13662,7 +12837,7 @@
           <w:sz w:val="22"/>
           <w:szCs w:val="22"/>
         </w:rPr>
-        <w:t xml:space="preserve">As dependências externas previstas são serviço de notificação push das plataformas, serviços de geolocalização e mapa, e um backend cuja stack ainda não foi escolhida. O único requisito técnico fechado é a existência de um aplicativo iOS nativo; o backend pode ser externo. O pagamento fica fora do sistema por decisão de escopo, e não por limitação técnica.</w:t>
+        <w:t xml:space="preserve">As dependências externas previstas são o Supabase como backend (Postgres com PostGIS, autenticação e funções de servidor), o FCM para notificação push nos dois sistemas (no iOS, a entrega passa pelo APNs) e serviços de geolocalização e mapa. Os aplicativos são nativos: Swift e SwiftUI no iOS, Kotlin no Android. As regras que precisam valer igual nas três plataformas, como quem recebe a vaga, a confirmação sem duplicidade e o check-in, ficam no backend e são escritas uma vez. O pagamento fica fora do sistema por decisão de escopo, e não por limitação técnica.</w:t>
       </w:r>
     </w:p>
     <w:p>
@@ -13810,7 +12985,7 @@
                 <w:sz w:val="20"/>
                 <w:szCs w:val="20"/>
               </w:rPr>
-              <w:t xml:space="preserve">Despacho ativo por geolocalização, com elegibilidade por função, raio, disponibilidade e histórico (REC02)</w:t>
+              <w:t xml:space="preserve">Despacho ativo por proximidade, com elegibilidade por função, disponibilidade e distância de até 15 km (REC02)</w:t>
             </w:r>
           </w:p>
         </w:tc>
@@ -14063,7 +13238,7 @@
                 <w:sz w:val="20"/>
                 <w:szCs w:val="20"/>
               </w:rPr>
-              <w:t xml:space="preserve">Quem tem experiência não começa do zero</w:t>
+              <w:t xml:space="preserve">Quem já funcionou bem é chamado de novo</w:t>
             </w:r>
           </w:p>
         </w:tc>
@@ -14090,7 +13265,7 @@
                 <w:sz w:val="20"/>
                 <w:szCs w:val="20"/>
               </w:rPr>
-              <w:t xml:space="preserve">Aval herdado do mundo informal, registrado por quem já trabalhou com a pessoa fora do app (REC08)</w:t>
+              <w:t xml:space="preserve">Equipe de confiança por estabelecimento, sempre notificada das vagas da casa (REC09)</w:t>
             </w:r>
           </w:p>
         </w:tc>
@@ -14119,7 +13294,7 @@
                 <w:sz w:val="20"/>
                 <w:szCs w:val="20"/>
               </w:rPr>
-              <w:t xml:space="preserve">Quem já funcionou bem é chamado primeiro na próxima vez</w:t>
+              <w:t xml:space="preserve">Uma formatura de 40 posições não precisa ser montada vaga a vaga</w:t>
             </w:r>
           </w:p>
         </w:tc>
@@ -14146,7 +13321,7 @@
                 <w:sz w:val="20"/>
                 <w:szCs w:val="20"/>
               </w:rPr>
-              <w:t xml:space="preserve">Equipe de confiança por estabelecimento, com prioridade de despacho (REC09)</w:t>
+              <w:t xml:space="preserve">Escala de evento em lote, com múltiplas funções e posições (REC10)</w:t>
             </w:r>
           </w:p>
         </w:tc>
@@ -14175,7 +13350,7 @@
                 <w:sz w:val="20"/>
                 <w:szCs w:val="20"/>
               </w:rPr>
-              <w:t xml:space="preserve">Uma formatura de 40 posições não precisa ser montada vaga a vaga</w:t>
+              <w:t xml:space="preserve">Um turno que não preenche não falha em silêncio</w:t>
             </w:r>
           </w:p>
         </w:tc>
@@ -14202,7 +13377,7 @@
                 <w:sz w:val="20"/>
                 <w:szCs w:val="20"/>
               </w:rPr>
-              <w:t xml:space="preserve">Escala de evento em lote, com múltiplas funções e posições (REC10)</w:t>
+              <w:t xml:space="preserve">Alerta de vaga vazia ao contratante e Painel do gestor na versão web (REC11)</w:t>
             </w:r>
           </w:p>
         </w:tc>
@@ -14231,7 +13406,7 @@
                 <w:sz w:val="20"/>
                 <w:szCs w:val="20"/>
               </w:rPr>
-              <w:t xml:space="preserve">Um turno que não preenche não falha em silêncio</w:t>
+              <w:t xml:space="preserve">O histórico do que foi trabalhado e acordado fica disponível</w:t>
             </w:r>
           </w:p>
         </w:tc>
@@ -14258,7 +13433,7 @@
                 <w:sz w:val="20"/>
                 <w:szCs w:val="20"/>
               </w:rPr>
-              <w:t xml:space="preserve">Painel de operação interno, com alerta por janela crítica e intervenção manual (REC11)</w:t>
+              <w:t xml:space="preserve">Check-in e check-out geolocalizados e registro de início, fim e valor do turno, com exportação (REC12, REC14)</w:t>
             </w:r>
           </w:p>
         </w:tc>
@@ -14287,7 +13462,7 @@
                 <w:sz w:val="20"/>
                 <w:szCs w:val="20"/>
               </w:rPr>
-              <w:t xml:space="preserve">O histórico do que foi trabalhado e acordado fica disponível</w:t>
+              <w:t xml:space="preserve">Mais de uma pessoa do estabelecimento pode operar sem compartilhar login</w:t>
             </w:r>
           </w:p>
         </w:tc>
@@ -14314,7 +13489,7 @@
                 <w:sz w:val="20"/>
                 <w:szCs w:val="20"/>
               </w:rPr>
-              <w:t xml:space="preserve">Registro de início, fim e valor do turno, com exportação (REC12, REC14)</w:t>
+              <w:t xml:space="preserve">Múltiplos usuários por estabelecimento, com papéis (REC13)</w:t>
             </w:r>
           </w:p>
         </w:tc>
@@ -14343,7 +13518,7 @@
                 <w:sz w:val="20"/>
                 <w:szCs w:val="20"/>
               </w:rPr>
-              <w:t xml:space="preserve">Mais de uma pessoa do estabelecimento pode operar sem compartilhar login</w:t>
+              <w:t xml:space="preserve">Quem sofre assédio ou se sente em risco tem a quem recorrer</w:t>
             </w:r>
           </w:p>
         </w:tc>
@@ -14370,7 +13545,7 @@
                 <w:sz w:val="20"/>
                 <w:szCs w:val="20"/>
               </w:rPr>
-              <w:t xml:space="preserve">Múltiplos usuários por estabelecimento, com papéis (REC13)</w:t>
+              <w:t xml:space="preserve">Denúncia e bloqueio entre usuários (REC16)</w:t>
             </w:r>
           </w:p>
         </w:tc>
@@ -14399,7 +13574,7 @@
                 <w:sz w:val="20"/>
                 <w:szCs w:val="20"/>
               </w:rPr>
-              <w:t xml:space="preserve">Trabalhar na plataforma não custa nada para quem trabalha</w:t>
+              <w:t xml:space="preserve">O profissional entende por que recebe cada vaga e pode pedir revisão</w:t>
             </w:r>
           </w:p>
         </w:tc>
@@ -14426,7 +13601,63 @@
                 <w:sz w:val="20"/>
                 <w:szCs w:val="20"/>
               </w:rPr>
-              <w:t xml:space="preserve">Ausência de qualquer cobrança do profissional, em todas as modalidades (regra de negócio, não recurso opcional)</w:t>
+              <w:t xml:space="preserve">Explicação do despacho, com pedido de revisão (REC17)</w:t>
+            </w:r>
+          </w:p>
+        </w:tc>
+      </w:tr>
+      <w:tr>
+        <w:tc>
+          <w:tcPr>
+            <w:tcW w:w="4300" w:type="dxa"/>
+            <w:shd w:val="clear" w:color="auto" w:fill="F7F7F7"/>
+            <w:vAlign w:val="top"/>
+            <w:tcMar>
+              <w:top w:w="90" w:type="dxa"/>
+              <w:left w:w="120" w:type="dxa"/>
+              <w:bottom w:w="90" w:type="dxa"/>
+              <w:right w:w="120" w:type="dxa"/>
+            </w:tcMar>
+          </w:tcPr>
+          <w:p>
+            <w:pPr>
+              <w:spacing w:before="0" w:after="0" w:line="264" w:lineRule="auto"/>
+            </w:pPr>
+            <w:r>
+              <w:rPr>
+                <w:rFonts w:ascii="SF Pro Display" w:hAnsi="SF Pro Display" w:cs="SF Pro Display"/>
+                <w:color w:val="1A1A1A"/>
+                <w:sz w:val="20"/>
+                <w:szCs w:val="20"/>
+              </w:rPr>
+              <w:t xml:space="preserve">O profissional recebe o valor integral do turno</w:t>
+            </w:r>
+          </w:p>
+        </w:tc>
+        <w:tc>
+          <w:tcPr>
+            <w:tcW w:w="5060" w:type="dxa"/>
+            <w:shd w:val="clear" w:color="auto" w:fill="F7F7F7"/>
+            <w:vAlign w:val="top"/>
+            <w:tcMar>
+              <w:top w:w="90" w:type="dxa"/>
+              <w:left w:w="120" w:type="dxa"/>
+              <w:bottom w:w="90" w:type="dxa"/>
+              <w:right w:w="120" w:type="dxa"/>
+            </w:tcMar>
+          </w:tcPr>
+          <w:p>
+            <w:pPr>
+              <w:spacing w:before="0" w:after="0" w:line="264" w:lineRule="auto"/>
+            </w:pPr>
+            <w:r>
+              <w:rPr>
+                <w:rFonts w:ascii="SF Pro Display" w:hAnsi="SF Pro Display" w:cs="SF Pro Display"/>
+                <w:color w:val="1A1A1A"/>
+                <w:sz w:val="20"/>
+                <w:szCs w:val="20"/>
+              </w:rPr>
+              <w:t xml:space="preserve">Nenhuma comissão ou taxa descontada do valor anunciado na vaga (RN01; regra de negócio, não recurso opcional)</w:t>
             </w:r>
           </w:p>
         </w:tc>
@@ -15275,7 +14506,7 @@
                 <w:sz w:val="20"/>
                 <w:szCs w:val="20"/>
               </w:rPr>
-              <w:t xml:space="preserve">O aval herdado do mundo informal será efetivamente usado pelos profissionais.</w:t>
+              <w:t xml:space="preserve">A dor do produtor de evento é suficientemente parecida com a do dono de bar.</w:t>
             </w:r>
           </w:p>
         </w:tc>
@@ -15302,7 +14533,7 @@
                 <w:sz w:val="20"/>
                 <w:szCs w:val="20"/>
               </w:rPr>
-              <w:t xml:space="preserve">Sem ele, todo profissional novo começa em zero e o problema de cold start do lado da oferta permanece.</w:t>
+              <w:t xml:space="preserve">Se forem problemas distintos, o nicho aberto se quebra e o produto precisa escolher um segmento, com perda de densidade.</w:t>
             </w:r>
           </w:p>
         </w:tc>
@@ -15358,7 +14589,7 @@
                 <w:sz w:val="20"/>
                 <w:szCs w:val="20"/>
               </w:rPr>
-              <w:t xml:space="preserve">A dor do produtor de evento é suficientemente parecida com a do dono de bar.</w:t>
+              <w:t xml:space="preserve">O fim da escala 6x1 amplia a demanda por cobertura avulsa.</w:t>
             </w:r>
           </w:p>
         </w:tc>
@@ -15385,7 +14616,7 @@
                 <w:sz w:val="20"/>
                 <w:szCs w:val="20"/>
               </w:rPr>
-              <w:t xml:space="preserve">Se forem problemas distintos, o nicho aberto se quebra e o produto precisa escolher um segmento, com perda de densidade.</w:t>
+              <w:t xml:space="preserve">Perde-se um vetor de crescimento previsto. A PEC ainda pode ser alterada no plenário do Senado e a transição gradual pode diluir o efeito por anos.</w:t>
             </w:r>
           </w:p>
         </w:tc>
@@ -15414,7 +14645,7 @@
                 <w:sz w:val="20"/>
                 <w:szCs w:val="20"/>
               </w:rPr>
-              <w:t xml:space="preserve">Suposição [H]</w:t>
+              <w:t xml:space="preserve">Dependência</w:t>
             </w:r>
           </w:p>
         </w:tc>
@@ -15441,7 +14672,7 @@
                 <w:sz w:val="20"/>
                 <w:szCs w:val="20"/>
               </w:rPr>
-              <w:t xml:space="preserve">O fim da escala 6x1 amplia a demanda por cobertura avulsa.</w:t>
+              <w:t xml:space="preserve">Serviço de notificação push (FCM nos dois sistemas; no iOS, a entrega passa pelo APNs), com envio medido no servidor.</w:t>
             </w:r>
           </w:p>
         </w:tc>
@@ -15468,7 +14699,7 @@
                 <w:sz w:val="20"/>
                 <w:szCs w:val="20"/>
               </w:rPr>
-              <w:t xml:space="preserve">Perde-se um vetor de crescimento previsto. A PEC ainda pode ser alterada no plenário do Senado e a transição gradual pode diluir o efeito por anos.</w:t>
+              <w:t xml:space="preserve">A notificação é o produto. Falha de entrega equivale a vaga inexistente, que é a segunda queixa mais repetida nas avaliações dos concorrentes. Como o produto não usa notificação Time Sensitive nem pede isenção de economia de bateria, a meta é medida no envio ao provedor, não no aparelho.</w:t>
             </w:r>
           </w:p>
         </w:tc>
@@ -15524,7 +14755,7 @@
                 <w:sz w:val="20"/>
                 <w:szCs w:val="20"/>
               </w:rPr>
-              <w:t xml:space="preserve">Serviços de notificação push das plataformas (APNs e FCM) com entrega confiável.</w:t>
+              <w:t xml:space="preserve">Serviços de geolocalização e mapa, e permissão de localização concedida pelo usuário no momento do check-in.</w:t>
             </w:r>
           </w:p>
         </w:tc>
@@ -15551,7 +14782,7 @@
                 <w:sz w:val="20"/>
                 <w:szCs w:val="20"/>
               </w:rPr>
-              <w:t xml:space="preserve">A notificação é o produto. Falha de entrega equivale a vaga inexistente, que é a segunda queixa mais repetida nas avaliações dos concorrentes.</w:t>
+              <w:t xml:space="preserve">Sem localização confiável, a distância até a vaga perde precisão e o despacho passa a notificar quem não pode chegar a tempo; o check-in cai no fluxo manual, que depende da confirmação do contratante.</w:t>
             </w:r>
           </w:p>
         </w:tc>
@@ -15607,7 +14838,7 @@
                 <w:sz w:val="20"/>
                 <w:szCs w:val="20"/>
               </w:rPr>
-              <w:t xml:space="preserve">Serviços de geolocalização e mapa, e permissão de localização concedida pelo usuário.</w:t>
+              <w:t xml:space="preserve">Conectividade móvel de qualidade variável e aparelhos Android de entrada com pouca memória.</w:t>
             </w:r>
           </w:p>
         </w:tc>
@@ -15634,7 +14865,7 @@
                 <w:sz w:val="20"/>
                 <w:szCs w:val="20"/>
               </w:rPr>
-              <w:t xml:space="preserve">Sem raio geográfico confiável, o despacho perde precisão e passa a notificar quem não pode chegar a tempo, treinando o usuário a ignorar avisos.</w:t>
+              <w:t xml:space="preserve">Um aplicativo pesado exclui a maior parte do lado da oferta, que é onde a densidade precisa ser construída.</w:t>
             </w:r>
           </w:p>
         </w:tc>
@@ -15690,7 +14921,7 @@
                 <w:sz w:val="20"/>
                 <w:szCs w:val="20"/>
               </w:rPr>
-              <w:t xml:space="preserve">Conectividade móvel de qualidade variável e aparelhos Android de entrada com pouca memória.</w:t>
+              <w:t xml:space="preserve">Aprovação e permanência nas lojas App Store e Google Play.</w:t>
             </w:r>
           </w:p>
         </w:tc>
@@ -15717,7 +14948,7 @@
                 <w:sz w:val="20"/>
                 <w:szCs w:val="20"/>
               </w:rPr>
-              <w:t xml:space="preserve">Um aplicativo pesado exclui a maior parte do lado da oferta, que é onde a densidade precisa ser construída.</w:t>
+              <w:t xml:space="preserve">Sem distribuição, não há produto. Exigências de privacidade e de metadados precisam ser atendidas desde a primeira submissão.</w:t>
             </w:r>
           </w:p>
         </w:tc>
@@ -15773,7 +15004,7 @@
                 <w:sz w:val="20"/>
                 <w:szCs w:val="20"/>
               </w:rPr>
-              <w:t xml:space="preserve">Aprovação e permanência nas lojas App Store e Google Play.</w:t>
+              <w:t xml:space="preserve">Backend no Supabase (Postgres com PostGIS, autenticação e funções de servidor), no plano gratuito até 50 mil usuários ativos por mês.</w:t>
             </w:r>
           </w:p>
         </w:tc>
@@ -15800,7 +15031,7 @@
                 <w:sz w:val="20"/>
                 <w:szCs w:val="20"/>
               </w:rPr>
-              <w:t xml:space="preserve">Sem distribuição, não há produto. Exigências de privacidade e de metadados precisam ser atendidas desde a primeira submissão.</w:t>
+              <w:t xml:space="preserve">Acima do plano gratuito, ou a partir de certa rentabilidade, a migração é reavaliada. Quem paga a infraestrutura depois do piloto ainda não foi decidido.</w:t>
             </w:r>
           </w:p>
         </w:tc>
@@ -15856,7 +15087,7 @@
                 <w:sz w:val="20"/>
                 <w:szCs w:val="20"/>
               </w:rPr>
-              <w:t xml:space="preserve">Backend e infraestrutura, com stack ainda não decidida.</w:t>
+              <w:t xml:space="preserve">Marco legal em evolução: Tema 1.291 do STF, PLP 12/2024 e LGPD.</w:t>
             </w:r>
           </w:p>
         </w:tc>
@@ -15864,89 +15095,6 @@
           <w:tcPr>
             <w:tcW w:w="3630" w:type="dxa"/>
             <w:shd w:val="clear" w:color="auto" w:fill="FFFFFF"/>
-            <w:vAlign w:val="top"/>
-            <w:tcMar>
-              <w:top w:w="90" w:type="dxa"/>
-              <w:left w:w="120" w:type="dxa"/>
-              <w:bottom w:w="90" w:type="dxa"/>
-              <w:right w:w="120" w:type="dxa"/>
-            </w:tcMar>
-          </w:tcPr>
-          <w:p>
-            <w:pPr>
-              <w:spacing w:before="0" w:after="0" w:line="264" w:lineRule="auto"/>
-            </w:pPr>
-            <w:r>
-              <w:rPr>
-                <w:rFonts w:ascii="SF Pro Display" w:hAnsi="SF Pro Display" w:cs="SF Pro Display"/>
-                <w:color w:val="1A1A1A"/>
-                <w:sz w:val="20"/>
-                <w:szCs w:val="20"/>
-              </w:rPr>
-              <w:t xml:space="preserve">A decisão está deliberadamente em aberto; adiá-la além do início da construção trava o desenvolvimento.</w:t>
-            </w:r>
-          </w:p>
-        </w:tc>
-      </w:tr>
-      <w:tr>
-        <w:tc>
-          <w:tcPr>
-            <w:tcW w:w="1500" w:type="dxa"/>
-            <w:shd w:val="clear" w:color="auto" w:fill="F7F7F7"/>
-            <w:vAlign w:val="top"/>
-            <w:tcMar>
-              <w:top w:w="90" w:type="dxa"/>
-              <w:left w:w="120" w:type="dxa"/>
-              <w:bottom w:w="90" w:type="dxa"/>
-              <w:right w:w="120" w:type="dxa"/>
-            </w:tcMar>
-          </w:tcPr>
-          <w:p>
-            <w:pPr>
-              <w:spacing w:before="0" w:after="0" w:line="264" w:lineRule="auto"/>
-            </w:pPr>
-            <w:r>
-              <w:rPr>
-                <w:rFonts w:ascii="SF Pro Display" w:hAnsi="SF Pro Display" w:cs="SF Pro Display"/>
-                <w:color w:val="1A1A1A"/>
-                <w:sz w:val="20"/>
-                <w:szCs w:val="20"/>
-              </w:rPr>
-              <w:t xml:space="preserve">Dependência</w:t>
-            </w:r>
-          </w:p>
-        </w:tc>
-        <w:tc>
-          <w:tcPr>
-            <w:tcW w:w="4230" w:type="dxa"/>
-            <w:shd w:val="clear" w:color="auto" w:fill="F7F7F7"/>
-            <w:vAlign w:val="top"/>
-            <w:tcMar>
-              <w:top w:w="90" w:type="dxa"/>
-              <w:left w:w="120" w:type="dxa"/>
-              <w:bottom w:w="90" w:type="dxa"/>
-              <w:right w:w="120" w:type="dxa"/>
-            </w:tcMar>
-          </w:tcPr>
-          <w:p>
-            <w:pPr>
-              <w:spacing w:before="0" w:after="0" w:line="264" w:lineRule="auto"/>
-            </w:pPr>
-            <w:r>
-              <w:rPr>
-                <w:rFonts w:ascii="SF Pro Display" w:hAnsi="SF Pro Display" w:cs="SF Pro Display"/>
-                <w:color w:val="1A1A1A"/>
-                <w:sz w:val="20"/>
-                <w:szCs w:val="20"/>
-              </w:rPr>
-              <w:t xml:space="preserve">Marco legal em evolução: Tema 1.291 do STF, PLP 12/2024 e LGPD.</w:t>
-            </w:r>
-          </w:p>
-        </w:tc>
-        <w:tc>
-          <w:tcPr>
-            <w:tcW w:w="3630" w:type="dxa"/>
-            <w:shd w:val="clear" w:color="auto" w:fill="F7F7F7"/>
             <w:vAlign w:val="top"/>
             <w:tcMar>
               <w:top w:w="90" w:type="dxa"/>
@@ -16018,7 +15166,7 @@
           <w:sz w:val="22"/>
           <w:szCs w:val="22"/>
         </w:rPr>
-        <w:t xml:space="preserve">Uma única definição está fechada: não se cobra do profissional, em nenhuma modalidade. Ela vem da evidência de que, em todos os concorrentes pesquisados e independentemente do modelo de cobrança, as piores avaliações vêm do lado de quem trabalha.</w:t>
+        <w:t xml:space="preserve">Uma definição está fechada: o Frila nunca desconta comissão ou taxa do valor do turno, e o valor anunciado na vaga é o valor integral que o profissional recebe (RN01). Serviços opcionais pagos ao profissional podem existir no futuro. A regra vem da evidência de que, em todos os concorrentes pesquisados e independentemente do modelo de cobrança, as piores avaliações vêm do lado de quem trabalha.</w:t>
       </w:r>
     </w:p>
     <w:p>
@@ -17330,7 +16478,7 @@
                 <w:sz w:val="20"/>
                 <w:szCs w:val="20"/>
               </w:rPr>
-              <w:t xml:space="preserve">Externa, stack ainda não decidida</w:t>
+              <w:t xml:space="preserve">Supabase (Postgres com PostGIS)</w:t>
             </w:r>
           </w:p>
         </w:tc>
@@ -17357,7 +16505,7 @@
                 <w:sz w:val="20"/>
                 <w:szCs w:val="20"/>
               </w:rPr>
-              <w:t xml:space="preserve">Camada gratuita na fase de validação; a definir na construção</w:t>
+              <w:t xml:space="preserve">Plano gratuito até 50 mil usuários ativos por mês; migração reavaliada a partir de certa rentabilidade</w:t>
             </w:r>
           </w:p>
         </w:tc>
@@ -17413,7 +16561,7 @@
                 <w:sz w:val="20"/>
                 <w:szCs w:val="20"/>
               </w:rPr>
-              <w:t xml:space="preserve">APNs e FCM</w:t>
+              <w:t xml:space="preserve">FCM (no iOS, via APNs)</w:t>
             </w:r>
           </w:p>
         </w:tc>
@@ -17866,7 +17014,7 @@
                 <w:sz w:val="20"/>
                 <w:szCs w:val="20"/>
               </w:rPr>
-              <w:t xml:space="preserve">O contratante publica um turno com função, data, janela de início e fim, local, valor e número de posições, em menos de 60 segundos, pelo celular.</w:t>
+              <w:t xml:space="preserve">O contratante publica um turno com função, data, horário de início e fim, endereço, valor, número de posições, o que está incluso (refeição, transporte e material próprio) e quem recebe no local, em menos de 60 segundos, pelo celular. Traje, rateio dos 10% da taxa de serviço e observações são opcionais.</w:t>
             </w:r>
           </w:p>
         </w:tc>
@@ -17949,7 +17097,7 @@
                 <w:sz w:val="20"/>
                 <w:szCs w:val="20"/>
               </w:rPr>
-              <w:t xml:space="preserve">Despacho ativo por geolocalização</w:t>
+              <w:t xml:space="preserve">Despacho ativo por proximidade</w:t>
             </w:r>
           </w:p>
         </w:tc>
@@ -17976,7 +17124,7 @@
                 <w:sz w:val="20"/>
                 <w:szCs w:val="20"/>
               </w:rPr>
-              <w:t xml:space="preserve">A vaga é notificada ativamente aos profissionais elegíveis por função, raio, disponibilidade e histórico, priorizando quem tem melhor taxa de comparecimento. É o núcleo do produto.</w:t>
+              <w:t xml:space="preserve">A vaga é notificada, de uma vez, aos profissionais com a função, disponíveis no horário e a até 15 km do local, mais a equipe de confiança do estabelecimento. Cada profissional recebe no máximo uma notificação a cada 30 minutos, com vagas próximas no tempo agrupadas. É o núcleo do produto.</w:t>
             </w:r>
           </w:p>
         </w:tc>
@@ -18526,7 +17674,7 @@
                 <w:sz w:val="20"/>
                 <w:szCs w:val="20"/>
               </w:rPr>
-              <w:t xml:space="preserve">Proporção entre turnos aceitos e cumpridos, calculada pelo sistema e usada como prioridade de despacho. É o principal incentivo do produto e não custa dinheiro.</w:t>
+              <w:t xml:space="preserve">Turnos com presença divididos pelos turnos confirmados, calculada pelo sistema e exibida no perfil. Falta é não aparecer ou cancelar com menos de 24 horas; turno não verificado não conta. Não altera quem recebe a notificação.</w:t>
             </w:r>
           </w:p>
         </w:tc>
@@ -18609,7 +17757,7 @@
                 <w:sz w:val="20"/>
                 <w:szCs w:val="20"/>
               </w:rPr>
-              <w:t xml:space="preserve">Aval herdado do mundo informal</w:t>
+              <w:t xml:space="preserve">Aval herdado (retirado)</w:t>
             </w:r>
           </w:p>
         </w:tc>
@@ -18636,7 +17784,7 @@
                 <w:sz w:val="20"/>
                 <w:szCs w:val="20"/>
               </w:rPr>
-              <w:t xml:space="preserve">Quem já trabalhou com o profissional fora da plataforma pode atestar por ele, para que ninguém comece em zero.</w:t>
+              <w:t xml:space="preserve">Retirado em 21/09/2026. Só avalia quem trabalhou junto pelo Frila; o número fica reservado.</w:t>
             </w:r>
           </w:p>
         </w:tc>
@@ -18663,6 +17811,116 @@
                 <w:sz w:val="20"/>
                 <w:szCs w:val="20"/>
               </w:rPr>
+              <w:t xml:space="preserve">—</w:t>
+            </w:r>
+          </w:p>
+        </w:tc>
+      </w:tr>
+      <w:tr>
+        <w:tc>
+          <w:tcPr>
+            <w:tcW w:w="750" w:type="dxa"/>
+            <w:shd w:val="clear" w:color="auto" w:fill="F7F7F7"/>
+            <w:vAlign w:val="top"/>
+            <w:tcMar>
+              <w:top w:w="90" w:type="dxa"/>
+              <w:left w:w="120" w:type="dxa"/>
+              <w:bottom w:w="90" w:type="dxa"/>
+              <w:right w:w="120" w:type="dxa"/>
+            </w:tcMar>
+          </w:tcPr>
+          <w:p>
+            <w:pPr>
+              <w:spacing w:before="0" w:after="0" w:line="264" w:lineRule="auto"/>
+            </w:pPr>
+            <w:r>
+              <w:rPr>
+                <w:rFonts w:ascii="SF Pro Display" w:hAnsi="SF Pro Display" w:cs="SF Pro Display"/>
+                <w:color w:val="1A1A1A"/>
+                <w:sz w:val="20"/>
+                <w:szCs w:val="20"/>
+              </w:rPr>
+              <w:t xml:space="preserve">REC09</w:t>
+            </w:r>
+          </w:p>
+        </w:tc>
+        <w:tc>
+          <w:tcPr>
+            <w:tcW w:w="2100" w:type="dxa"/>
+            <w:shd w:val="clear" w:color="auto" w:fill="F7F7F7"/>
+            <w:vAlign w:val="top"/>
+            <w:tcMar>
+              <w:top w:w="90" w:type="dxa"/>
+              <w:left w:w="120" w:type="dxa"/>
+              <w:bottom w:w="90" w:type="dxa"/>
+              <w:right w:w="120" w:type="dxa"/>
+            </w:tcMar>
+          </w:tcPr>
+          <w:p>
+            <w:pPr>
+              <w:spacing w:before="0" w:after="0" w:line="264" w:lineRule="auto"/>
+            </w:pPr>
+            <w:r>
+              <w:rPr>
+                <w:rFonts w:ascii="SF Pro Display" w:hAnsi="SF Pro Display" w:cs="SF Pro Display"/>
+                <w:color w:val="1A1A1A"/>
+                <w:sz w:val="20"/>
+                <w:szCs w:val="20"/>
+              </w:rPr>
+              <w:t xml:space="preserve">Equipe de confiança</w:t>
+            </w:r>
+          </w:p>
+        </w:tc>
+        <w:tc>
+          <w:tcPr>
+            <w:tcW w:w="5310" w:type="dxa"/>
+            <w:shd w:val="clear" w:color="auto" w:fill="F7F7F7"/>
+            <w:vAlign w:val="top"/>
+            <w:tcMar>
+              <w:top w:w="90" w:type="dxa"/>
+              <w:left w:w="120" w:type="dxa"/>
+              <w:bottom w:w="90" w:type="dxa"/>
+              <w:right w:w="120" w:type="dxa"/>
+            </w:tcMar>
+          </w:tcPr>
+          <w:p>
+            <w:pPr>
+              <w:spacing w:before="0" w:after="0" w:line="264" w:lineRule="auto"/>
+            </w:pPr>
+            <w:r>
+              <w:rPr>
+                <w:rFonts w:ascii="SF Pro Display" w:hAnsi="SF Pro Display" w:cs="SF Pro Display"/>
+                <w:color w:val="1A1A1A"/>
+                <w:sz w:val="20"/>
+                <w:szCs w:val="20"/>
+              </w:rPr>
+              <w:t xml:space="preserve">O estabelecimento reúne quem já trabalhou bem por lá, e essas pessoas sempre recebem a notificação das vagas da casa, mesmo além de 15 km, desde que tenham a função e estejam disponíveis.</w:t>
+            </w:r>
+          </w:p>
+        </w:tc>
+        <w:tc>
+          <w:tcPr>
+            <w:tcW w:w="1200" w:type="dxa"/>
+            <w:shd w:val="clear" w:color="auto" w:fill="F7F7F7"/>
+            <w:vAlign w:val="top"/>
+            <w:tcMar>
+              <w:top w:w="90" w:type="dxa"/>
+              <w:left w:w="120" w:type="dxa"/>
+              <w:bottom w:w="90" w:type="dxa"/>
+              <w:right w:w="120" w:type="dxa"/>
+            </w:tcMar>
+          </w:tcPr>
+          <w:p>
+            <w:pPr>
+              <w:spacing w:before="0" w:after="0" w:line="264" w:lineRule="auto"/>
+            </w:pPr>
+            <w:r>
+              <w:rPr>
+                <w:rFonts w:ascii="SF Pro Display" w:hAnsi="SF Pro Display" w:cs="SF Pro Display"/>
+                <w:color w:val="1A1A1A"/>
+                <w:sz w:val="20"/>
+                <w:szCs w:val="20"/>
+              </w:rPr>
               <w:t xml:space="preserve">Média</w:t>
             </w:r>
           </w:p>
@@ -18672,88 +17930,88 @@
         <w:tc>
           <w:tcPr>
             <w:tcW w:w="750" w:type="dxa"/>
-            <w:shd w:val="clear" w:color="auto" w:fill="F7F7F7"/>
-            <w:vAlign w:val="top"/>
-            <w:tcMar>
-              <w:top w:w="90" w:type="dxa"/>
-              <w:left w:w="120" w:type="dxa"/>
-              <w:bottom w:w="90" w:type="dxa"/>
-              <w:right w:w="120" w:type="dxa"/>
-            </w:tcMar>
-          </w:tcPr>
-          <w:p>
-            <w:pPr>
-              <w:spacing w:before="0" w:after="0" w:line="264" w:lineRule="auto"/>
-            </w:pPr>
-            <w:r>
-              <w:rPr>
-                <w:rFonts w:ascii="SF Pro Display" w:hAnsi="SF Pro Display" w:cs="SF Pro Display"/>
-                <w:color w:val="1A1A1A"/>
-                <w:sz w:val="20"/>
-                <w:szCs w:val="20"/>
-              </w:rPr>
-              <w:t xml:space="preserve">REC09</w:t>
+            <w:shd w:val="clear" w:color="auto" w:fill="FFFFFF"/>
+            <w:vAlign w:val="top"/>
+            <w:tcMar>
+              <w:top w:w="90" w:type="dxa"/>
+              <w:left w:w="120" w:type="dxa"/>
+              <w:bottom w:w="90" w:type="dxa"/>
+              <w:right w:w="120" w:type="dxa"/>
+            </w:tcMar>
+          </w:tcPr>
+          <w:p>
+            <w:pPr>
+              <w:spacing w:before="0" w:after="0" w:line="264" w:lineRule="auto"/>
+            </w:pPr>
+            <w:r>
+              <w:rPr>
+                <w:rFonts w:ascii="SF Pro Display" w:hAnsi="SF Pro Display" w:cs="SF Pro Display"/>
+                <w:color w:val="1A1A1A"/>
+                <w:sz w:val="20"/>
+                <w:szCs w:val="20"/>
+              </w:rPr>
+              <w:t xml:space="preserve">REC10</w:t>
             </w:r>
           </w:p>
         </w:tc>
         <w:tc>
           <w:tcPr>
             <w:tcW w:w="2100" w:type="dxa"/>
-            <w:shd w:val="clear" w:color="auto" w:fill="F7F7F7"/>
-            <w:vAlign w:val="top"/>
-            <w:tcMar>
-              <w:top w:w="90" w:type="dxa"/>
-              <w:left w:w="120" w:type="dxa"/>
-              <w:bottom w:w="90" w:type="dxa"/>
-              <w:right w:w="120" w:type="dxa"/>
-            </w:tcMar>
-          </w:tcPr>
-          <w:p>
-            <w:pPr>
-              <w:spacing w:before="0" w:after="0" w:line="264" w:lineRule="auto"/>
-            </w:pPr>
-            <w:r>
-              <w:rPr>
-                <w:rFonts w:ascii="SF Pro Display" w:hAnsi="SF Pro Display" w:cs="SF Pro Display"/>
-                <w:color w:val="1A1A1A"/>
-                <w:sz w:val="20"/>
-                <w:szCs w:val="20"/>
-              </w:rPr>
-              <w:t xml:space="preserve">Equipe de confiança</w:t>
+            <w:shd w:val="clear" w:color="auto" w:fill="FFFFFF"/>
+            <w:vAlign w:val="top"/>
+            <w:tcMar>
+              <w:top w:w="90" w:type="dxa"/>
+              <w:left w:w="120" w:type="dxa"/>
+              <w:bottom w:w="90" w:type="dxa"/>
+              <w:right w:w="120" w:type="dxa"/>
+            </w:tcMar>
+          </w:tcPr>
+          <w:p>
+            <w:pPr>
+              <w:spacing w:before="0" w:after="0" w:line="264" w:lineRule="auto"/>
+            </w:pPr>
+            <w:r>
+              <w:rPr>
+                <w:rFonts w:ascii="SF Pro Display" w:hAnsi="SF Pro Display" w:cs="SF Pro Display"/>
+                <w:color w:val="1A1A1A"/>
+                <w:sz w:val="20"/>
+                <w:szCs w:val="20"/>
+              </w:rPr>
+              <w:t xml:space="preserve">Escala de evento em lote</w:t>
             </w:r>
           </w:p>
         </w:tc>
         <w:tc>
           <w:tcPr>
             <w:tcW w:w="5310" w:type="dxa"/>
-            <w:shd w:val="clear" w:color="auto" w:fill="F7F7F7"/>
-            <w:vAlign w:val="top"/>
-            <w:tcMar>
-              <w:top w:w="90" w:type="dxa"/>
-              <w:left w:w="120" w:type="dxa"/>
-              <w:bottom w:w="90" w:type="dxa"/>
-              <w:right w:w="120" w:type="dxa"/>
-            </w:tcMar>
-          </w:tcPr>
-          <w:p>
-            <w:pPr>
-              <w:spacing w:before="0" w:after="0" w:line="264" w:lineRule="auto"/>
-            </w:pPr>
-            <w:r>
-              <w:rPr>
-                <w:rFonts w:ascii="SF Pro Display" w:hAnsi="SF Pro Display" w:cs="SF Pro Display"/>
-                <w:color w:val="1A1A1A"/>
-                <w:sz w:val="20"/>
-                <w:szCs w:val="20"/>
-              </w:rPr>
-              <w:t xml:space="preserve">O estabelecimento reúne quem já trabalhou bem por lá e chama essas pessoas primeiro nas próximas vagas.</w:t>
+            <w:shd w:val="clear" w:color="auto" w:fill="FFFFFF"/>
+            <w:vAlign w:val="top"/>
+            <w:tcMar>
+              <w:top w:w="90" w:type="dxa"/>
+              <w:left w:w="120" w:type="dxa"/>
+              <w:bottom w:w="90" w:type="dxa"/>
+              <w:right w:w="120" w:type="dxa"/>
+            </w:tcMar>
+          </w:tcPr>
+          <w:p>
+            <w:pPr>
+              <w:spacing w:before="0" w:after="0" w:line="264" w:lineRule="auto"/>
+            </w:pPr>
+            <w:r>
+              <w:rPr>
+                <w:rFonts w:ascii="SF Pro Display" w:hAnsi="SF Pro Display" w:cs="SF Pro Display"/>
+                <w:color w:val="1A1A1A"/>
+                <w:sz w:val="20"/>
+                <w:szCs w:val="20"/>
+              </w:rPr>
+              <w:t xml:space="preserve">Montagem de escala com várias funções e dezenas de posições, com semanas de antecedência, em vez de vaga por vaga.</w:t>
             </w:r>
           </w:p>
         </w:tc>
         <w:tc>
           <w:tcPr>
             <w:tcW w:w="1200" w:type="dxa"/>
-            <w:shd w:val="clear" w:color="auto" w:fill="F7F7F7"/>
+            <w:shd w:val="clear" w:color="auto" w:fill="FFFFFF"/>
             <w:vAlign w:val="top"/>
             <w:tcMar>
               <w:top w:w="90" w:type="dxa"/>
@@ -18782,88 +18040,308 @@
         <w:tc>
           <w:tcPr>
             <w:tcW w:w="750" w:type="dxa"/>
-            <w:shd w:val="clear" w:color="auto" w:fill="FFFFFF"/>
-            <w:vAlign w:val="top"/>
-            <w:tcMar>
-              <w:top w:w="90" w:type="dxa"/>
-              <w:left w:w="120" w:type="dxa"/>
-              <w:bottom w:w="90" w:type="dxa"/>
-              <w:right w:w="120" w:type="dxa"/>
-            </w:tcMar>
-          </w:tcPr>
-          <w:p>
-            <w:pPr>
-              <w:spacing w:before="0" w:after="0" w:line="264" w:lineRule="auto"/>
-            </w:pPr>
-            <w:r>
-              <w:rPr>
-                <w:rFonts w:ascii="SF Pro Display" w:hAnsi="SF Pro Display" w:cs="SF Pro Display"/>
-                <w:color w:val="1A1A1A"/>
-                <w:sz w:val="20"/>
-                <w:szCs w:val="20"/>
-              </w:rPr>
-              <w:t xml:space="preserve">REC10</w:t>
+            <w:shd w:val="clear" w:color="auto" w:fill="F7F7F7"/>
+            <w:vAlign w:val="top"/>
+            <w:tcMar>
+              <w:top w:w="90" w:type="dxa"/>
+              <w:left w:w="120" w:type="dxa"/>
+              <w:bottom w:w="90" w:type="dxa"/>
+              <w:right w:w="120" w:type="dxa"/>
+            </w:tcMar>
+          </w:tcPr>
+          <w:p>
+            <w:pPr>
+              <w:spacing w:before="0" w:after="0" w:line="264" w:lineRule="auto"/>
+            </w:pPr>
+            <w:r>
+              <w:rPr>
+                <w:rFonts w:ascii="SF Pro Display" w:hAnsi="SF Pro Display" w:cs="SF Pro Display"/>
+                <w:color w:val="1A1A1A"/>
+                <w:sz w:val="20"/>
+                <w:szCs w:val="20"/>
+              </w:rPr>
+              <w:t xml:space="preserve">REC11</w:t>
             </w:r>
           </w:p>
         </w:tc>
         <w:tc>
           <w:tcPr>
             <w:tcW w:w="2100" w:type="dxa"/>
-            <w:shd w:val="clear" w:color="auto" w:fill="FFFFFF"/>
-            <w:vAlign w:val="top"/>
-            <w:tcMar>
-              <w:top w:w="90" w:type="dxa"/>
-              <w:left w:w="120" w:type="dxa"/>
-              <w:bottom w:w="90" w:type="dxa"/>
-              <w:right w:w="120" w:type="dxa"/>
-            </w:tcMar>
-          </w:tcPr>
-          <w:p>
-            <w:pPr>
-              <w:spacing w:before="0" w:after="0" w:line="264" w:lineRule="auto"/>
-            </w:pPr>
-            <w:r>
-              <w:rPr>
-                <w:rFonts w:ascii="SF Pro Display" w:hAnsi="SF Pro Display" w:cs="SF Pro Display"/>
-                <w:color w:val="1A1A1A"/>
-                <w:sz w:val="20"/>
-                <w:szCs w:val="20"/>
-              </w:rPr>
-              <w:t xml:space="preserve">Escala de evento em lote</w:t>
+            <w:shd w:val="clear" w:color="auto" w:fill="F7F7F7"/>
+            <w:vAlign w:val="top"/>
+            <w:tcMar>
+              <w:top w:w="90" w:type="dxa"/>
+              <w:left w:w="120" w:type="dxa"/>
+              <w:bottom w:w="90" w:type="dxa"/>
+              <w:right w:w="120" w:type="dxa"/>
+            </w:tcMar>
+          </w:tcPr>
+          <w:p>
+            <w:pPr>
+              <w:spacing w:before="0" w:after="0" w:line="264" w:lineRule="auto"/>
+            </w:pPr>
+            <w:r>
+              <w:rPr>
+                <w:rFonts w:ascii="SF Pro Display" w:hAnsi="SF Pro Display" w:cs="SF Pro Display"/>
+                <w:color w:val="1A1A1A"/>
+                <w:sz w:val="20"/>
+                <w:szCs w:val="20"/>
+              </w:rPr>
+              <w:t xml:space="preserve">Alerta de vaga vazia e Painel do gestor</w:t>
             </w:r>
           </w:p>
         </w:tc>
         <w:tc>
           <w:tcPr>
             <w:tcW w:w="5310" w:type="dxa"/>
-            <w:shd w:val="clear" w:color="auto" w:fill="FFFFFF"/>
-            <w:vAlign w:val="top"/>
-            <w:tcMar>
-              <w:top w:w="90" w:type="dxa"/>
-              <w:left w:w="120" w:type="dxa"/>
-              <w:bottom w:w="90" w:type="dxa"/>
-              <w:right w:w="120" w:type="dxa"/>
-            </w:tcMar>
-          </w:tcPr>
-          <w:p>
-            <w:pPr>
-              <w:spacing w:before="0" w:after="0" w:line="264" w:lineRule="auto"/>
-            </w:pPr>
-            <w:r>
-              <w:rPr>
-                <w:rFonts w:ascii="SF Pro Display" w:hAnsi="SF Pro Display" w:cs="SF Pro Display"/>
-                <w:color w:val="1A1A1A"/>
-                <w:sz w:val="20"/>
-                <w:szCs w:val="20"/>
-              </w:rPr>
-              <w:t xml:space="preserve">Montagem de escala com várias funções e dezenas de posições, com semanas de antecedência, em vez de vaga por vaga.</w:t>
+            <w:shd w:val="clear" w:color="auto" w:fill="F7F7F7"/>
+            <w:vAlign w:val="top"/>
+            <w:tcMar>
+              <w:top w:w="90" w:type="dxa"/>
+              <w:left w:w="120" w:type="dxa"/>
+              <w:bottom w:w="90" w:type="dxa"/>
+              <w:right w:w="120" w:type="dxa"/>
+            </w:tcMar>
+          </w:tcPr>
+          <w:p>
+            <w:pPr>
+              <w:spacing w:before="0" w:after="0" w:line="264" w:lineRule="auto"/>
+            </w:pPr>
+            <w:r>
+              <w:rPr>
+                <w:rFonts w:ascii="SF Pro Display" w:hAnsi="SF Pro Display" w:cs="SF Pro Display"/>
+                <w:color w:val="1A1A1A"/>
+                <w:sz w:val="20"/>
+                <w:szCs w:val="20"/>
+              </w:rPr>
+              <w:t xml:space="preserve">O contratante recebe um alerta quando a vaga segue vazia a 3 horas do início, com antecedência ajustável na publicação. Na versão web do app do estabelecimento, o gestor acompanha vagas, contratados e turnos, e confirma check-ins manuais.</w:t>
             </w:r>
           </w:p>
         </w:tc>
         <w:tc>
           <w:tcPr>
             <w:tcW w:w="1200" w:type="dxa"/>
-            <w:shd w:val="clear" w:color="auto" w:fill="FFFFFF"/>
+            <w:shd w:val="clear" w:color="auto" w:fill="F7F7F7"/>
+            <w:vAlign w:val="top"/>
+            <w:tcMar>
+              <w:top w:w="90" w:type="dxa"/>
+              <w:left w:w="120" w:type="dxa"/>
+              <w:bottom w:w="90" w:type="dxa"/>
+              <w:right w:w="120" w:type="dxa"/>
+            </w:tcMar>
+          </w:tcPr>
+          <w:p>
+            <w:pPr>
+              <w:spacing w:before="0" w:after="0" w:line="264" w:lineRule="auto"/>
+            </w:pPr>
+            <w:r>
+              <w:rPr>
+                <w:rFonts w:ascii="SF Pro Display" w:hAnsi="SF Pro Display" w:cs="SF Pro Display"/>
+                <w:color w:val="1A1A1A"/>
+                <w:sz w:val="20"/>
+                <w:szCs w:val="20"/>
+              </w:rPr>
+              <w:t xml:space="preserve">Alta</w:t>
+            </w:r>
+          </w:p>
+        </w:tc>
+      </w:tr>
+      <w:tr>
+        <w:tc>
+          <w:tcPr>
+            <w:tcW w:w="750" w:type="dxa"/>
+            <w:shd w:val="clear" w:color="auto" w:fill="FFFFFF"/>
+            <w:vAlign w:val="top"/>
+            <w:tcMar>
+              <w:top w:w="90" w:type="dxa"/>
+              <w:left w:w="120" w:type="dxa"/>
+              <w:bottom w:w="90" w:type="dxa"/>
+              <w:right w:w="120" w:type="dxa"/>
+            </w:tcMar>
+          </w:tcPr>
+          <w:p>
+            <w:pPr>
+              <w:spacing w:before="0" w:after="0" w:line="264" w:lineRule="auto"/>
+            </w:pPr>
+            <w:r>
+              <w:rPr>
+                <w:rFonts w:ascii="SF Pro Display" w:hAnsi="SF Pro Display" w:cs="SF Pro Display"/>
+                <w:color w:val="1A1A1A"/>
+                <w:sz w:val="20"/>
+                <w:szCs w:val="20"/>
+              </w:rPr>
+              <w:t xml:space="preserve">REC12</w:t>
+            </w:r>
+          </w:p>
+        </w:tc>
+        <w:tc>
+          <w:tcPr>
+            <w:tcW w:w="2100" w:type="dxa"/>
+            <w:shd w:val="clear" w:color="auto" w:fill="FFFFFF"/>
+            <w:vAlign w:val="top"/>
+            <w:tcMar>
+              <w:top w:w="90" w:type="dxa"/>
+              <w:left w:w="120" w:type="dxa"/>
+              <w:bottom w:w="90" w:type="dxa"/>
+              <w:right w:w="120" w:type="dxa"/>
+            </w:tcMar>
+          </w:tcPr>
+          <w:p>
+            <w:pPr>
+              <w:spacing w:before="0" w:after="0" w:line="264" w:lineRule="auto"/>
+            </w:pPr>
+            <w:r>
+              <w:rPr>
+                <w:rFonts w:ascii="SF Pro Display" w:hAnsi="SF Pro Display" w:cs="SF Pro Display"/>
+                <w:color w:val="1A1A1A"/>
+                <w:sz w:val="20"/>
+                <w:szCs w:val="20"/>
+              </w:rPr>
+              <w:t xml:space="preserve">Registro do turno</w:t>
+            </w:r>
+          </w:p>
+        </w:tc>
+        <w:tc>
+          <w:tcPr>
+            <w:tcW w:w="5310" w:type="dxa"/>
+            <w:shd w:val="clear" w:color="auto" w:fill="FFFFFF"/>
+            <w:vAlign w:val="top"/>
+            <w:tcMar>
+              <w:top w:w="90" w:type="dxa"/>
+              <w:left w:w="120" w:type="dxa"/>
+              <w:bottom w:w="90" w:type="dxa"/>
+              <w:right w:w="120" w:type="dxa"/>
+            </w:tcMar>
+          </w:tcPr>
+          <w:p>
+            <w:pPr>
+              <w:spacing w:before="0" w:after="0" w:line="264" w:lineRule="auto"/>
+            </w:pPr>
+            <w:r>
+              <w:rPr>
+                <w:rFonts w:ascii="SF Pro Display" w:hAnsi="SF Pro Display" w:cs="SF Pro Display"/>
+                <w:color w:val="1A1A1A"/>
+                <w:sz w:val="20"/>
+                <w:szCs w:val="20"/>
+              </w:rPr>
+              <w:t xml:space="preserve">Check-in e check-out geolocalizados, a até 200 m do local, com check-in manual confirmado pelo contratante quando a localização falhar. Início, fim e valor acordado ficam disponíveis aos dois lados, substituindo a conversa de WhatsApp e a memória.</w:t>
+            </w:r>
+          </w:p>
+        </w:tc>
+        <w:tc>
+          <w:tcPr>
+            <w:tcW w:w="1200" w:type="dxa"/>
+            <w:shd w:val="clear" w:color="auto" w:fill="FFFFFF"/>
+            <w:vAlign w:val="top"/>
+            <w:tcMar>
+              <w:top w:w="90" w:type="dxa"/>
+              <w:left w:w="120" w:type="dxa"/>
+              <w:bottom w:w="90" w:type="dxa"/>
+              <w:right w:w="120" w:type="dxa"/>
+            </w:tcMar>
+          </w:tcPr>
+          <w:p>
+            <w:pPr>
+              <w:spacing w:before="0" w:after="0" w:line="264" w:lineRule="auto"/>
+            </w:pPr>
+            <w:r>
+              <w:rPr>
+                <w:rFonts w:ascii="SF Pro Display" w:hAnsi="SF Pro Display" w:cs="SF Pro Display"/>
+                <w:color w:val="1A1A1A"/>
+                <w:sz w:val="20"/>
+                <w:szCs w:val="20"/>
+              </w:rPr>
+              <w:t xml:space="preserve">Alta</w:t>
+            </w:r>
+          </w:p>
+        </w:tc>
+      </w:tr>
+      <w:tr>
+        <w:tc>
+          <w:tcPr>
+            <w:tcW w:w="750" w:type="dxa"/>
+            <w:shd w:val="clear" w:color="auto" w:fill="F7F7F7"/>
+            <w:vAlign w:val="top"/>
+            <w:tcMar>
+              <w:top w:w="90" w:type="dxa"/>
+              <w:left w:w="120" w:type="dxa"/>
+              <w:bottom w:w="90" w:type="dxa"/>
+              <w:right w:w="120" w:type="dxa"/>
+            </w:tcMar>
+          </w:tcPr>
+          <w:p>
+            <w:pPr>
+              <w:spacing w:before="0" w:after="0" w:line="264" w:lineRule="auto"/>
+            </w:pPr>
+            <w:r>
+              <w:rPr>
+                <w:rFonts w:ascii="SF Pro Display" w:hAnsi="SF Pro Display" w:cs="SF Pro Display"/>
+                <w:color w:val="1A1A1A"/>
+                <w:sz w:val="20"/>
+                <w:szCs w:val="20"/>
+              </w:rPr>
+              <w:t xml:space="preserve">REC13</w:t>
+            </w:r>
+          </w:p>
+        </w:tc>
+        <w:tc>
+          <w:tcPr>
+            <w:tcW w:w="2100" w:type="dxa"/>
+            <w:shd w:val="clear" w:color="auto" w:fill="F7F7F7"/>
+            <w:vAlign w:val="top"/>
+            <w:tcMar>
+              <w:top w:w="90" w:type="dxa"/>
+              <w:left w:w="120" w:type="dxa"/>
+              <w:bottom w:w="90" w:type="dxa"/>
+              <w:right w:w="120" w:type="dxa"/>
+            </w:tcMar>
+          </w:tcPr>
+          <w:p>
+            <w:pPr>
+              <w:spacing w:before="0" w:after="0" w:line="264" w:lineRule="auto"/>
+            </w:pPr>
+            <w:r>
+              <w:rPr>
+                <w:rFonts w:ascii="SF Pro Display" w:hAnsi="SF Pro Display" w:cs="SF Pro Display"/>
+                <w:color w:val="1A1A1A"/>
+                <w:sz w:val="20"/>
+                <w:szCs w:val="20"/>
+              </w:rPr>
+              <w:t xml:space="preserve">Múltiplos usuários por estabelecimento</w:t>
+            </w:r>
+          </w:p>
+        </w:tc>
+        <w:tc>
+          <w:tcPr>
+            <w:tcW w:w="5310" w:type="dxa"/>
+            <w:shd w:val="clear" w:color="auto" w:fill="F7F7F7"/>
+            <w:vAlign w:val="top"/>
+            <w:tcMar>
+              <w:top w:w="90" w:type="dxa"/>
+              <w:left w:w="120" w:type="dxa"/>
+              <w:bottom w:w="90" w:type="dxa"/>
+              <w:right w:w="120" w:type="dxa"/>
+            </w:tcMar>
+          </w:tcPr>
+          <w:p>
+            <w:pPr>
+              <w:spacing w:before="0" w:after="0" w:line="264" w:lineRule="auto"/>
+            </w:pPr>
+            <w:r>
+              <w:rPr>
+                <w:rFonts w:ascii="SF Pro Display" w:hAnsi="SF Pro Display" w:cs="SF Pro Display"/>
+                <w:color w:val="1A1A1A"/>
+                <w:sz w:val="20"/>
+                <w:szCs w:val="20"/>
+              </w:rPr>
+              <w:t xml:space="preserve">Mais de uma pessoa opera a mesma conta com papéis distintos, sem compartilhar login. O histórico pertence ao estabelecimento, não a uma pessoa.</w:t>
+            </w:r>
+          </w:p>
+        </w:tc>
+        <w:tc>
+          <w:tcPr>
+            <w:tcW w:w="1200" w:type="dxa"/>
+            <w:shd w:val="clear" w:color="auto" w:fill="F7F7F7"/>
             <w:vAlign w:val="top"/>
             <w:tcMar>
               <w:top w:w="90" w:type="dxa"/>
@@ -18892,88 +18370,308 @@
         <w:tc>
           <w:tcPr>
             <w:tcW w:w="750" w:type="dxa"/>
-            <w:shd w:val="clear" w:color="auto" w:fill="F7F7F7"/>
-            <w:vAlign w:val="top"/>
-            <w:tcMar>
-              <w:top w:w="90" w:type="dxa"/>
-              <w:left w:w="120" w:type="dxa"/>
-              <w:bottom w:w="90" w:type="dxa"/>
-              <w:right w:w="120" w:type="dxa"/>
-            </w:tcMar>
-          </w:tcPr>
-          <w:p>
-            <w:pPr>
-              <w:spacing w:before="0" w:after="0" w:line="264" w:lineRule="auto"/>
-            </w:pPr>
-            <w:r>
-              <w:rPr>
-                <w:rFonts w:ascii="SF Pro Display" w:hAnsi="SF Pro Display" w:cs="SF Pro Display"/>
-                <w:color w:val="1A1A1A"/>
-                <w:sz w:val="20"/>
-                <w:szCs w:val="20"/>
-              </w:rPr>
-              <w:t xml:space="preserve">REC11</w:t>
+            <w:shd w:val="clear" w:color="auto" w:fill="FFFFFF"/>
+            <w:vAlign w:val="top"/>
+            <w:tcMar>
+              <w:top w:w="90" w:type="dxa"/>
+              <w:left w:w="120" w:type="dxa"/>
+              <w:bottom w:w="90" w:type="dxa"/>
+              <w:right w:w="120" w:type="dxa"/>
+            </w:tcMar>
+          </w:tcPr>
+          <w:p>
+            <w:pPr>
+              <w:spacing w:before="0" w:after="0" w:line="264" w:lineRule="auto"/>
+            </w:pPr>
+            <w:r>
+              <w:rPr>
+                <w:rFonts w:ascii="SF Pro Display" w:hAnsi="SF Pro Display" w:cs="SF Pro Display"/>
+                <w:color w:val="1A1A1A"/>
+                <w:sz w:val="20"/>
+                <w:szCs w:val="20"/>
+              </w:rPr>
+              <w:t xml:space="preserve">REC14</w:t>
             </w:r>
           </w:p>
         </w:tc>
         <w:tc>
           <w:tcPr>
             <w:tcW w:w="2100" w:type="dxa"/>
-            <w:shd w:val="clear" w:color="auto" w:fill="F7F7F7"/>
-            <w:vAlign w:val="top"/>
-            <w:tcMar>
-              <w:top w:w="90" w:type="dxa"/>
-              <w:left w:w="120" w:type="dxa"/>
-              <w:bottom w:w="90" w:type="dxa"/>
-              <w:right w:w="120" w:type="dxa"/>
-            </w:tcMar>
-          </w:tcPr>
-          <w:p>
-            <w:pPr>
-              <w:spacing w:before="0" w:after="0" w:line="264" w:lineRule="auto"/>
-            </w:pPr>
-            <w:r>
-              <w:rPr>
-                <w:rFonts w:ascii="SF Pro Display" w:hAnsi="SF Pro Display" w:cs="SF Pro Display"/>
-                <w:color w:val="1A1A1A"/>
-                <w:sz w:val="20"/>
-                <w:szCs w:val="20"/>
-              </w:rPr>
-              <w:t xml:space="preserve">Painel de operação interno</w:t>
+            <w:shd w:val="clear" w:color="auto" w:fill="FFFFFF"/>
+            <w:vAlign w:val="top"/>
+            <w:tcMar>
+              <w:top w:w="90" w:type="dxa"/>
+              <w:left w:w="120" w:type="dxa"/>
+              <w:bottom w:w="90" w:type="dxa"/>
+              <w:right w:w="120" w:type="dxa"/>
+            </w:tcMar>
+          </w:tcPr>
+          <w:p>
+            <w:pPr>
+              <w:spacing w:before="0" w:after="0" w:line="264" w:lineRule="auto"/>
+            </w:pPr>
+            <w:r>
+              <w:rPr>
+                <w:rFonts w:ascii="SF Pro Display" w:hAnsi="SF Pro Display" w:cs="SF Pro Display"/>
+                <w:color w:val="1A1A1A"/>
+                <w:sz w:val="20"/>
+                <w:szCs w:val="20"/>
+              </w:rPr>
+              <w:t xml:space="preserve">Histórico e exportação</w:t>
             </w:r>
           </w:p>
         </w:tc>
         <w:tc>
           <w:tcPr>
             <w:tcW w:w="5310" w:type="dxa"/>
-            <w:shd w:val="clear" w:color="auto" w:fill="F7F7F7"/>
-            <w:vAlign w:val="top"/>
-            <w:tcMar>
-              <w:top w:w="90" w:type="dxa"/>
-              <w:left w:w="120" w:type="dxa"/>
-              <w:bottom w:w="90" w:type="dxa"/>
-              <w:right w:w="120" w:type="dxa"/>
-            </w:tcMar>
-          </w:tcPr>
-          <w:p>
-            <w:pPr>
-              <w:spacing w:before="0" w:after="0" w:line="264" w:lineRule="auto"/>
-            </w:pPr>
-            <w:r>
-              <w:rPr>
-                <w:rFonts w:ascii="SF Pro Display" w:hAnsi="SF Pro Display" w:cs="SF Pro Display"/>
-                <w:color w:val="1A1A1A"/>
-                <w:sz w:val="20"/>
-                <w:szCs w:val="20"/>
-              </w:rPr>
-              <w:t xml:space="preserve">Visão web dos turnos em risco de não serem preenchidos dentro da janela crítica, com contato das partes e registro da intervenção.</w:t>
+            <w:shd w:val="clear" w:color="auto" w:fill="FFFFFF"/>
+            <w:vAlign w:val="top"/>
+            <w:tcMar>
+              <w:top w:w="90" w:type="dxa"/>
+              <w:left w:w="120" w:type="dxa"/>
+              <w:bottom w:w="90" w:type="dxa"/>
+              <w:right w:w="120" w:type="dxa"/>
+            </w:tcMar>
+          </w:tcPr>
+          <w:p>
+            <w:pPr>
+              <w:spacing w:before="0" w:after="0" w:line="264" w:lineRule="auto"/>
+            </w:pPr>
+            <w:r>
+              <w:rPr>
+                <w:rFonts w:ascii="SF Pro Display" w:hAnsi="SF Pro Display" w:cs="SF Pro Display"/>
+                <w:color w:val="1A1A1A"/>
+                <w:sz w:val="20"/>
+                <w:szCs w:val="20"/>
+              </w:rPr>
+              <w:t xml:space="preserve">Consulta e exportação dos turnos realizados, útil para o fechamento contábil e o controle do contratante.</w:t>
             </w:r>
           </w:p>
         </w:tc>
         <w:tc>
           <w:tcPr>
             <w:tcW w:w="1200" w:type="dxa"/>
-            <w:shd w:val="clear" w:color="auto" w:fill="F7F7F7"/>
+            <w:shd w:val="clear" w:color="auto" w:fill="FFFFFF"/>
+            <w:vAlign w:val="top"/>
+            <w:tcMar>
+              <w:top w:w="90" w:type="dxa"/>
+              <w:left w:w="120" w:type="dxa"/>
+              <w:bottom w:w="90" w:type="dxa"/>
+              <w:right w:w="120" w:type="dxa"/>
+            </w:tcMar>
+          </w:tcPr>
+          <w:p>
+            <w:pPr>
+              <w:spacing w:before="0" w:after="0" w:line="264" w:lineRule="auto"/>
+            </w:pPr>
+            <w:r>
+              <w:rPr>
+                <w:rFonts w:ascii="SF Pro Display" w:hAnsi="SF Pro Display" w:cs="SF Pro Display"/>
+                <w:color w:val="1A1A1A"/>
+                <w:sz w:val="20"/>
+                <w:szCs w:val="20"/>
+              </w:rPr>
+              <w:t xml:space="preserve">Baixa</w:t>
+            </w:r>
+          </w:p>
+        </w:tc>
+      </w:tr>
+      <w:tr>
+        <w:tc>
+          <w:tcPr>
+            <w:tcW w:w="750" w:type="dxa"/>
+            <w:shd w:val="clear" w:color="auto" w:fill="F7F7F7"/>
+            <w:vAlign w:val="top"/>
+            <w:tcMar>
+              <w:top w:w="90" w:type="dxa"/>
+              <w:left w:w="120" w:type="dxa"/>
+              <w:bottom w:w="90" w:type="dxa"/>
+              <w:right w:w="120" w:type="dxa"/>
+            </w:tcMar>
+          </w:tcPr>
+          <w:p>
+            <w:pPr>
+              <w:spacing w:before="0" w:after="0" w:line="264" w:lineRule="auto"/>
+            </w:pPr>
+            <w:r>
+              <w:rPr>
+                <w:rFonts w:ascii="SF Pro Display" w:hAnsi="SF Pro Display" w:cs="SF Pro Display"/>
+                <w:color w:val="1A1A1A"/>
+                <w:sz w:val="20"/>
+                <w:szCs w:val="20"/>
+              </w:rPr>
+              <w:t xml:space="preserve">REC15</w:t>
+            </w:r>
+          </w:p>
+        </w:tc>
+        <w:tc>
+          <w:tcPr>
+            <w:tcW w:w="2100" w:type="dxa"/>
+            <w:shd w:val="clear" w:color="auto" w:fill="F7F7F7"/>
+            <w:vAlign w:val="top"/>
+            <w:tcMar>
+              <w:top w:w="90" w:type="dxa"/>
+              <w:left w:w="120" w:type="dxa"/>
+              <w:bottom w:w="90" w:type="dxa"/>
+              <w:right w:w="120" w:type="dxa"/>
+            </w:tcMar>
+          </w:tcPr>
+          <w:p>
+            <w:pPr>
+              <w:spacing w:before="0" w:after="0" w:line="264" w:lineRule="auto"/>
+            </w:pPr>
+            <w:r>
+              <w:rPr>
+                <w:rFonts w:ascii="SF Pro Display" w:hAnsi="SF Pro Display" w:cs="SF Pro Display"/>
+                <w:color w:val="1A1A1A"/>
+                <w:sz w:val="20"/>
+                <w:szCs w:val="20"/>
+              </w:rPr>
+              <w:t xml:space="preserve">Lista de vagas do DF</w:t>
+            </w:r>
+          </w:p>
+        </w:tc>
+        <w:tc>
+          <w:tcPr>
+            <w:tcW w:w="5310" w:type="dxa"/>
+            <w:shd w:val="clear" w:color="auto" w:fill="F7F7F7"/>
+            <w:vAlign w:val="top"/>
+            <w:tcMar>
+              <w:top w:w="90" w:type="dxa"/>
+              <w:left w:w="120" w:type="dxa"/>
+              <w:bottom w:w="90" w:type="dxa"/>
+              <w:right w:w="120" w:type="dxa"/>
+            </w:tcMar>
+          </w:tcPr>
+          <w:p>
+            <w:pPr>
+              <w:spacing w:before="0" w:after="0" w:line="264" w:lineRule="auto"/>
+            </w:pPr>
+            <w:r>
+              <w:rPr>
+                <w:rFonts w:ascii="SF Pro Display" w:hAnsi="SF Pro Display" w:cs="SF Pro Display"/>
+                <w:color w:val="1A1A1A"/>
+                <w:sz w:val="20"/>
+                <w:szCs w:val="20"/>
+              </w:rPr>
+              <w:t xml:space="preserve">O profissional também vê todas as vagas abertas do DF, das mais próximas para as mais distantes, com filtros por função, data e distância; vaga de outro estado aparece no fim. Complementa o despacho; em urgência, quem só procura chega tarde.</w:t>
+            </w:r>
+          </w:p>
+        </w:tc>
+        <w:tc>
+          <w:tcPr>
+            <w:tcW w:w="1200" w:type="dxa"/>
+            <w:shd w:val="clear" w:color="auto" w:fill="F7F7F7"/>
+            <w:vAlign w:val="top"/>
+            <w:tcMar>
+              <w:top w:w="90" w:type="dxa"/>
+              <w:left w:w="120" w:type="dxa"/>
+              <w:bottom w:w="90" w:type="dxa"/>
+              <w:right w:w="120" w:type="dxa"/>
+            </w:tcMar>
+          </w:tcPr>
+          <w:p>
+            <w:pPr>
+              <w:spacing w:before="0" w:after="0" w:line="264" w:lineRule="auto"/>
+            </w:pPr>
+            <w:r>
+              <w:rPr>
+                <w:rFonts w:ascii="SF Pro Display" w:hAnsi="SF Pro Display" w:cs="SF Pro Display"/>
+                <w:color w:val="1A1A1A"/>
+                <w:sz w:val="20"/>
+                <w:szCs w:val="20"/>
+              </w:rPr>
+              <w:t xml:space="preserve">Média</w:t>
+            </w:r>
+          </w:p>
+        </w:tc>
+      </w:tr>
+      <w:tr>
+        <w:tc>
+          <w:tcPr>
+            <w:tcW w:w="750" w:type="dxa"/>
+            <w:shd w:val="clear" w:color="auto" w:fill="FFFFFF"/>
+            <w:vAlign w:val="top"/>
+            <w:tcMar>
+              <w:top w:w="90" w:type="dxa"/>
+              <w:left w:w="120" w:type="dxa"/>
+              <w:bottom w:w="90" w:type="dxa"/>
+              <w:right w:w="120" w:type="dxa"/>
+            </w:tcMar>
+          </w:tcPr>
+          <w:p>
+            <w:pPr>
+              <w:spacing w:before="0" w:after="0" w:line="264" w:lineRule="auto"/>
+            </w:pPr>
+            <w:r>
+              <w:rPr>
+                <w:rFonts w:ascii="SF Pro Display" w:hAnsi="SF Pro Display" w:cs="SF Pro Display"/>
+                <w:color w:val="1A1A1A"/>
+                <w:sz w:val="20"/>
+                <w:szCs w:val="20"/>
+              </w:rPr>
+              <w:t xml:space="preserve">REC16</w:t>
+            </w:r>
+          </w:p>
+        </w:tc>
+        <w:tc>
+          <w:tcPr>
+            <w:tcW w:w="2100" w:type="dxa"/>
+            <w:shd w:val="clear" w:color="auto" w:fill="FFFFFF"/>
+            <w:vAlign w:val="top"/>
+            <w:tcMar>
+              <w:top w:w="90" w:type="dxa"/>
+              <w:left w:w="120" w:type="dxa"/>
+              <w:bottom w:w="90" w:type="dxa"/>
+              <w:right w:w="120" w:type="dxa"/>
+            </w:tcMar>
+          </w:tcPr>
+          <w:p>
+            <w:pPr>
+              <w:spacing w:before="0" w:after="0" w:line="264" w:lineRule="auto"/>
+            </w:pPr>
+            <w:r>
+              <w:rPr>
+                <w:rFonts w:ascii="SF Pro Display" w:hAnsi="SF Pro Display" w:cs="SF Pro Display"/>
+                <w:color w:val="1A1A1A"/>
+                <w:sz w:val="20"/>
+                <w:szCs w:val="20"/>
+              </w:rPr>
+              <w:t xml:space="preserve">Denúncia e bloqueio</w:t>
+            </w:r>
+          </w:p>
+        </w:tc>
+        <w:tc>
+          <w:tcPr>
+            <w:tcW w:w="5310" w:type="dxa"/>
+            <w:shd w:val="clear" w:color="auto" w:fill="FFFFFF"/>
+            <w:vAlign w:val="top"/>
+            <w:tcMar>
+              <w:top w:w="90" w:type="dxa"/>
+              <w:left w:w="120" w:type="dxa"/>
+              <w:bottom w:w="90" w:type="dxa"/>
+              <w:right w:w="120" w:type="dxa"/>
+            </w:tcMar>
+          </w:tcPr>
+          <w:p>
+            <w:pPr>
+              <w:spacing w:before="0" w:after="0" w:line="264" w:lineRule="auto"/>
+            </w:pPr>
+            <w:r>
+              <w:rPr>
+                <w:rFonts w:ascii="SF Pro Display" w:hAnsi="SF Pro Display" w:cs="SF Pro Display"/>
+                <w:color w:val="1A1A1A"/>
+                <w:sz w:val="20"/>
+                <w:szCs w:val="20"/>
+              </w:rPr>
+              <w:t xml:space="preserve">Qualquer usuário pode denunciar ou bloquear outro a partir do perfil ou do turno. A denúncia chega à Equipe Frila, com resposta em até 5 dias úteis; o bloqueio é imediato e as partes não voltam a se cruzar.</w:t>
+            </w:r>
+          </w:p>
+        </w:tc>
+        <w:tc>
+          <w:tcPr>
+            <w:tcW w:w="1200" w:type="dxa"/>
+            <w:shd w:val="clear" w:color="auto" w:fill="FFFFFF"/>
             <w:vAlign w:val="top"/>
             <w:tcMar>
               <w:top w:w="90" w:type="dxa"/>
@@ -19002,411 +18700,81 @@
         <w:tc>
           <w:tcPr>
             <w:tcW w:w="750" w:type="dxa"/>
-            <w:shd w:val="clear" w:color="auto" w:fill="FFFFFF"/>
-            <w:vAlign w:val="top"/>
-            <w:tcMar>
-              <w:top w:w="90" w:type="dxa"/>
-              <w:left w:w="120" w:type="dxa"/>
-              <w:bottom w:w="90" w:type="dxa"/>
-              <w:right w:w="120" w:type="dxa"/>
-            </w:tcMar>
-          </w:tcPr>
-          <w:p>
-            <w:pPr>
-              <w:spacing w:before="0" w:after="0" w:line="264" w:lineRule="auto"/>
-            </w:pPr>
-            <w:r>
-              <w:rPr>
-                <w:rFonts w:ascii="SF Pro Display" w:hAnsi="SF Pro Display" w:cs="SF Pro Display"/>
-                <w:color w:val="1A1A1A"/>
-                <w:sz w:val="20"/>
-                <w:szCs w:val="20"/>
-              </w:rPr>
-              <w:t xml:space="preserve">REC12</w:t>
+            <w:shd w:val="clear" w:color="auto" w:fill="F7F7F7"/>
+            <w:vAlign w:val="top"/>
+            <w:tcMar>
+              <w:top w:w="90" w:type="dxa"/>
+              <w:left w:w="120" w:type="dxa"/>
+              <w:bottom w:w="90" w:type="dxa"/>
+              <w:right w:w="120" w:type="dxa"/>
+            </w:tcMar>
+          </w:tcPr>
+          <w:p>
+            <w:pPr>
+              <w:spacing w:before="0" w:after="0" w:line="264" w:lineRule="auto"/>
+            </w:pPr>
+            <w:r>
+              <w:rPr>
+                <w:rFonts w:ascii="SF Pro Display" w:hAnsi="SF Pro Display" w:cs="SF Pro Display"/>
+                <w:color w:val="1A1A1A"/>
+                <w:sz w:val="20"/>
+                <w:szCs w:val="20"/>
+              </w:rPr>
+              <w:t xml:space="preserve">REC17</w:t>
             </w:r>
           </w:p>
         </w:tc>
         <w:tc>
           <w:tcPr>
             <w:tcW w:w="2100" w:type="dxa"/>
-            <w:shd w:val="clear" w:color="auto" w:fill="FFFFFF"/>
-            <w:vAlign w:val="top"/>
-            <w:tcMar>
-              <w:top w:w="90" w:type="dxa"/>
-              <w:left w:w="120" w:type="dxa"/>
-              <w:bottom w:w="90" w:type="dxa"/>
-              <w:right w:w="120" w:type="dxa"/>
-            </w:tcMar>
-          </w:tcPr>
-          <w:p>
-            <w:pPr>
-              <w:spacing w:before="0" w:after="0" w:line="264" w:lineRule="auto"/>
-            </w:pPr>
-            <w:r>
-              <w:rPr>
-                <w:rFonts w:ascii="SF Pro Display" w:hAnsi="SF Pro Display" w:cs="SF Pro Display"/>
-                <w:color w:val="1A1A1A"/>
-                <w:sz w:val="20"/>
-                <w:szCs w:val="20"/>
-              </w:rPr>
-              <w:t xml:space="preserve">Registro do turno</w:t>
+            <w:shd w:val="clear" w:color="auto" w:fill="F7F7F7"/>
+            <w:vAlign w:val="top"/>
+            <w:tcMar>
+              <w:top w:w="90" w:type="dxa"/>
+              <w:left w:w="120" w:type="dxa"/>
+              <w:bottom w:w="90" w:type="dxa"/>
+              <w:right w:w="120" w:type="dxa"/>
+            </w:tcMar>
+          </w:tcPr>
+          <w:p>
+            <w:pPr>
+              <w:spacing w:before="0" w:after="0" w:line="264" w:lineRule="auto"/>
+            </w:pPr>
+            <w:r>
+              <w:rPr>
+                <w:rFonts w:ascii="SF Pro Display" w:hAnsi="SF Pro Display" w:cs="SF Pro Display"/>
+                <w:color w:val="1A1A1A"/>
+                <w:sz w:val="20"/>
+                <w:szCs w:val="20"/>
+              </w:rPr>
+              <w:t xml:space="preserve">Explicação do despacho</w:t>
             </w:r>
           </w:p>
         </w:tc>
         <w:tc>
           <w:tcPr>
             <w:tcW w:w="5310" w:type="dxa"/>
-            <w:shd w:val="clear" w:color="auto" w:fill="FFFFFF"/>
-            <w:vAlign w:val="top"/>
-            <w:tcMar>
-              <w:top w:w="90" w:type="dxa"/>
-              <w:left w:w="120" w:type="dxa"/>
-              <w:bottom w:w="90" w:type="dxa"/>
-              <w:right w:w="120" w:type="dxa"/>
-            </w:tcMar>
-          </w:tcPr>
-          <w:p>
-            <w:pPr>
-              <w:spacing w:before="0" w:after="0" w:line="264" w:lineRule="auto"/>
-            </w:pPr>
-            <w:r>
-              <w:rPr>
-                <w:rFonts w:ascii="SF Pro Display" w:hAnsi="SF Pro Display" w:cs="SF Pro Display"/>
-                <w:color w:val="1A1A1A"/>
-                <w:sz w:val="20"/>
-                <w:szCs w:val="20"/>
-              </w:rPr>
-              <w:t xml:space="preserve">Início, fim e valor acordado registrados e disponíveis aos dois lados, substituindo a conversa de WhatsApp e a memória.</w:t>
-            </w:r>
-          </w:p>
-        </w:tc>
-        <w:tc>
-          <w:tcPr>
-            <w:tcW w:w="1200" w:type="dxa"/>
-            <w:shd w:val="clear" w:color="auto" w:fill="FFFFFF"/>
-            <w:vAlign w:val="top"/>
-            <w:tcMar>
-              <w:top w:w="90" w:type="dxa"/>
-              <w:left w:w="120" w:type="dxa"/>
-              <w:bottom w:w="90" w:type="dxa"/>
-              <w:right w:w="120" w:type="dxa"/>
-            </w:tcMar>
-          </w:tcPr>
-          <w:p>
-            <w:pPr>
-              <w:spacing w:before="0" w:after="0" w:line="264" w:lineRule="auto"/>
-            </w:pPr>
-            <w:r>
-              <w:rPr>
-                <w:rFonts w:ascii="SF Pro Display" w:hAnsi="SF Pro Display" w:cs="SF Pro Display"/>
-                <w:color w:val="1A1A1A"/>
-                <w:sz w:val="20"/>
-                <w:szCs w:val="20"/>
-              </w:rPr>
-              <w:t xml:space="preserve">Alta</w:t>
-            </w:r>
-          </w:p>
-        </w:tc>
-      </w:tr>
-      <w:tr>
-        <w:tc>
-          <w:tcPr>
-            <w:tcW w:w="750" w:type="dxa"/>
-            <w:shd w:val="clear" w:color="auto" w:fill="F7F7F7"/>
-            <w:vAlign w:val="top"/>
-            <w:tcMar>
-              <w:top w:w="90" w:type="dxa"/>
-              <w:left w:w="120" w:type="dxa"/>
-              <w:bottom w:w="90" w:type="dxa"/>
-              <w:right w:w="120" w:type="dxa"/>
-            </w:tcMar>
-          </w:tcPr>
-          <w:p>
-            <w:pPr>
-              <w:spacing w:before="0" w:after="0" w:line="264" w:lineRule="auto"/>
-            </w:pPr>
-            <w:r>
-              <w:rPr>
-                <w:rFonts w:ascii="SF Pro Display" w:hAnsi="SF Pro Display" w:cs="SF Pro Display"/>
-                <w:color w:val="1A1A1A"/>
-                <w:sz w:val="20"/>
-                <w:szCs w:val="20"/>
-              </w:rPr>
-              <w:t xml:space="preserve">REC13</w:t>
-            </w:r>
-          </w:p>
-        </w:tc>
-        <w:tc>
-          <w:tcPr>
-            <w:tcW w:w="2100" w:type="dxa"/>
-            <w:shd w:val="clear" w:color="auto" w:fill="F7F7F7"/>
-            <w:vAlign w:val="top"/>
-            <w:tcMar>
-              <w:top w:w="90" w:type="dxa"/>
-              <w:left w:w="120" w:type="dxa"/>
-              <w:bottom w:w="90" w:type="dxa"/>
-              <w:right w:w="120" w:type="dxa"/>
-            </w:tcMar>
-          </w:tcPr>
-          <w:p>
-            <w:pPr>
-              <w:spacing w:before="0" w:after="0" w:line="264" w:lineRule="auto"/>
-            </w:pPr>
-            <w:r>
-              <w:rPr>
-                <w:rFonts w:ascii="SF Pro Display" w:hAnsi="SF Pro Display" w:cs="SF Pro Display"/>
-                <w:color w:val="1A1A1A"/>
-                <w:sz w:val="20"/>
-                <w:szCs w:val="20"/>
-              </w:rPr>
-              <w:t xml:space="preserve">Múltiplos usuários por estabelecimento</w:t>
-            </w:r>
-          </w:p>
-        </w:tc>
-        <w:tc>
-          <w:tcPr>
-            <w:tcW w:w="5310" w:type="dxa"/>
-            <w:shd w:val="clear" w:color="auto" w:fill="F7F7F7"/>
-            <w:vAlign w:val="top"/>
-            <w:tcMar>
-              <w:top w:w="90" w:type="dxa"/>
-              <w:left w:w="120" w:type="dxa"/>
-              <w:bottom w:w="90" w:type="dxa"/>
-              <w:right w:w="120" w:type="dxa"/>
-            </w:tcMar>
-          </w:tcPr>
-          <w:p>
-            <w:pPr>
-              <w:spacing w:before="0" w:after="0" w:line="264" w:lineRule="auto"/>
-            </w:pPr>
-            <w:r>
-              <w:rPr>
-                <w:rFonts w:ascii="SF Pro Display" w:hAnsi="SF Pro Display" w:cs="SF Pro Display"/>
-                <w:color w:val="1A1A1A"/>
-                <w:sz w:val="20"/>
-                <w:szCs w:val="20"/>
-              </w:rPr>
-              <w:t xml:space="preserve">Mais de uma pessoa opera a mesma conta com papéis distintos, sem compartilhar login. O histórico pertence ao estabelecimento, não a uma pessoa.</w:t>
-            </w:r>
-          </w:p>
-        </w:tc>
-        <w:tc>
-          <w:tcPr>
-            <w:tcW w:w="1200" w:type="dxa"/>
-            <w:shd w:val="clear" w:color="auto" w:fill="F7F7F7"/>
-            <w:vAlign w:val="top"/>
-            <w:tcMar>
-              <w:top w:w="90" w:type="dxa"/>
-              <w:left w:w="120" w:type="dxa"/>
-              <w:bottom w:w="90" w:type="dxa"/>
-              <w:right w:w="120" w:type="dxa"/>
-            </w:tcMar>
-          </w:tcPr>
-          <w:p>
-            <w:pPr>
-              <w:spacing w:before="0" w:after="0" w:line="264" w:lineRule="auto"/>
-            </w:pPr>
-            <w:r>
-              <w:rPr>
-                <w:rFonts w:ascii="SF Pro Display" w:hAnsi="SF Pro Display" w:cs="SF Pro Display"/>
-                <w:color w:val="1A1A1A"/>
-                <w:sz w:val="20"/>
-                <w:szCs w:val="20"/>
-              </w:rPr>
-              <w:t xml:space="preserve">Média</w:t>
-            </w:r>
-          </w:p>
-        </w:tc>
-      </w:tr>
-      <w:tr>
-        <w:tc>
-          <w:tcPr>
-            <w:tcW w:w="750" w:type="dxa"/>
-            <w:shd w:val="clear" w:color="auto" w:fill="FFFFFF"/>
-            <w:vAlign w:val="top"/>
-            <w:tcMar>
-              <w:top w:w="90" w:type="dxa"/>
-              <w:left w:w="120" w:type="dxa"/>
-              <w:bottom w:w="90" w:type="dxa"/>
-              <w:right w:w="120" w:type="dxa"/>
-            </w:tcMar>
-          </w:tcPr>
-          <w:p>
-            <w:pPr>
-              <w:spacing w:before="0" w:after="0" w:line="264" w:lineRule="auto"/>
-            </w:pPr>
-            <w:r>
-              <w:rPr>
-                <w:rFonts w:ascii="SF Pro Display" w:hAnsi="SF Pro Display" w:cs="SF Pro Display"/>
-                <w:color w:val="1A1A1A"/>
-                <w:sz w:val="20"/>
-                <w:szCs w:val="20"/>
-              </w:rPr>
-              <w:t xml:space="preserve">REC14</w:t>
-            </w:r>
-          </w:p>
-        </w:tc>
-        <w:tc>
-          <w:tcPr>
-            <w:tcW w:w="2100" w:type="dxa"/>
-            <w:shd w:val="clear" w:color="auto" w:fill="FFFFFF"/>
-            <w:vAlign w:val="top"/>
-            <w:tcMar>
-              <w:top w:w="90" w:type="dxa"/>
-              <w:left w:w="120" w:type="dxa"/>
-              <w:bottom w:w="90" w:type="dxa"/>
-              <w:right w:w="120" w:type="dxa"/>
-            </w:tcMar>
-          </w:tcPr>
-          <w:p>
-            <w:pPr>
-              <w:spacing w:before="0" w:after="0" w:line="264" w:lineRule="auto"/>
-            </w:pPr>
-            <w:r>
-              <w:rPr>
-                <w:rFonts w:ascii="SF Pro Display" w:hAnsi="SF Pro Display" w:cs="SF Pro Display"/>
-                <w:color w:val="1A1A1A"/>
-                <w:sz w:val="20"/>
-                <w:szCs w:val="20"/>
-              </w:rPr>
-              <w:t xml:space="preserve">Histórico e exportação</w:t>
-            </w:r>
-          </w:p>
-        </w:tc>
-        <w:tc>
-          <w:tcPr>
-            <w:tcW w:w="5310" w:type="dxa"/>
-            <w:shd w:val="clear" w:color="auto" w:fill="FFFFFF"/>
-            <w:vAlign w:val="top"/>
-            <w:tcMar>
-              <w:top w:w="90" w:type="dxa"/>
-              <w:left w:w="120" w:type="dxa"/>
-              <w:bottom w:w="90" w:type="dxa"/>
-              <w:right w:w="120" w:type="dxa"/>
-            </w:tcMar>
-          </w:tcPr>
-          <w:p>
-            <w:pPr>
-              <w:spacing w:before="0" w:after="0" w:line="264" w:lineRule="auto"/>
-            </w:pPr>
-            <w:r>
-              <w:rPr>
-                <w:rFonts w:ascii="SF Pro Display" w:hAnsi="SF Pro Display" w:cs="SF Pro Display"/>
-                <w:color w:val="1A1A1A"/>
-                <w:sz w:val="20"/>
-                <w:szCs w:val="20"/>
-              </w:rPr>
-              <w:t xml:space="preserve">Consulta e exportação dos turnos realizados, útil para controle do contratante e para prestação de contas de campanha política.</w:t>
-            </w:r>
-          </w:p>
-        </w:tc>
-        <w:tc>
-          <w:tcPr>
-            <w:tcW w:w="1200" w:type="dxa"/>
-            <w:shd w:val="clear" w:color="auto" w:fill="FFFFFF"/>
-            <w:vAlign w:val="top"/>
-            <w:tcMar>
-              <w:top w:w="90" w:type="dxa"/>
-              <w:left w:w="120" w:type="dxa"/>
-              <w:bottom w:w="90" w:type="dxa"/>
-              <w:right w:w="120" w:type="dxa"/>
-            </w:tcMar>
-          </w:tcPr>
-          <w:p>
-            <w:pPr>
-              <w:spacing w:before="0" w:after="0" w:line="264" w:lineRule="auto"/>
-            </w:pPr>
-            <w:r>
-              <w:rPr>
-                <w:rFonts w:ascii="SF Pro Display" w:hAnsi="SF Pro Display" w:cs="SF Pro Display"/>
-                <w:color w:val="1A1A1A"/>
-                <w:sz w:val="20"/>
-                <w:szCs w:val="20"/>
-              </w:rPr>
-              <w:t xml:space="preserve">Baixa</w:t>
-            </w:r>
-          </w:p>
-        </w:tc>
-      </w:tr>
-      <w:tr>
-        <w:tc>
-          <w:tcPr>
-            <w:tcW w:w="750" w:type="dxa"/>
-            <w:shd w:val="clear" w:color="auto" w:fill="F7F7F7"/>
-            <w:vAlign w:val="top"/>
-            <w:tcMar>
-              <w:top w:w="90" w:type="dxa"/>
-              <w:left w:w="120" w:type="dxa"/>
-              <w:bottom w:w="90" w:type="dxa"/>
-              <w:right w:w="120" w:type="dxa"/>
-            </w:tcMar>
-          </w:tcPr>
-          <w:p>
-            <w:pPr>
-              <w:spacing w:before="0" w:after="0" w:line="264" w:lineRule="auto"/>
-            </w:pPr>
-            <w:r>
-              <w:rPr>
-                <w:rFonts w:ascii="SF Pro Display" w:hAnsi="SF Pro Display" w:cs="SF Pro Display"/>
-                <w:color w:val="1A1A1A"/>
-                <w:sz w:val="20"/>
-                <w:szCs w:val="20"/>
-              </w:rPr>
-              <w:t xml:space="preserve">REC15</w:t>
-            </w:r>
-          </w:p>
-        </w:tc>
-        <w:tc>
-          <w:tcPr>
-            <w:tcW w:w="2100" w:type="dxa"/>
-            <w:shd w:val="clear" w:color="auto" w:fill="F7F7F7"/>
-            <w:vAlign w:val="top"/>
-            <w:tcMar>
-              <w:top w:w="90" w:type="dxa"/>
-              <w:left w:w="120" w:type="dxa"/>
-              <w:bottom w:w="90" w:type="dxa"/>
-              <w:right w:w="120" w:type="dxa"/>
-            </w:tcMar>
-          </w:tcPr>
-          <w:p>
-            <w:pPr>
-              <w:spacing w:before="0" w:after="0" w:line="264" w:lineRule="auto"/>
-            </w:pPr>
-            <w:r>
-              <w:rPr>
-                <w:rFonts w:ascii="SF Pro Display" w:hAnsi="SF Pro Display" w:cs="SF Pro Display"/>
-                <w:color w:val="1A1A1A"/>
-                <w:sz w:val="20"/>
-                <w:szCs w:val="20"/>
-              </w:rPr>
-              <w:t xml:space="preserve">Busca de vagas na região</w:t>
-            </w:r>
-          </w:p>
-        </w:tc>
-        <w:tc>
-          <w:tcPr>
-            <w:tcW w:w="5310" w:type="dxa"/>
-            <w:shd w:val="clear" w:color="auto" w:fill="F7F7F7"/>
-            <w:vAlign w:val="top"/>
-            <w:tcMar>
-              <w:top w:w="90" w:type="dxa"/>
-              <w:left w:w="120" w:type="dxa"/>
-              <w:bottom w:w="90" w:type="dxa"/>
-              <w:right w:w="120" w:type="dxa"/>
-            </w:tcMar>
-          </w:tcPr>
-          <w:p>
-            <w:pPr>
-              <w:spacing w:before="0" w:after="0" w:line="264" w:lineRule="auto"/>
-            </w:pPr>
-            <w:r>
-              <w:rPr>
-                <w:rFonts w:ascii="SF Pro Display" w:hAnsi="SF Pro Display" w:cs="SF Pro Display"/>
-                <w:color w:val="1A1A1A"/>
-                <w:sz w:val="20"/>
-                <w:szCs w:val="20"/>
-              </w:rPr>
-              <w:t xml:space="preserve">O profissional também pode navegar pelas vagas abertas próximas. Complementa o despacho; em urgência, quem só procura chega tarde.</w:t>
+            <w:shd w:val="clear" w:color="auto" w:fill="F7F7F7"/>
+            <w:vAlign w:val="top"/>
+            <w:tcMar>
+              <w:top w:w="90" w:type="dxa"/>
+              <w:left w:w="120" w:type="dxa"/>
+              <w:bottom w:w="90" w:type="dxa"/>
+              <w:right w:w="120" w:type="dxa"/>
+            </w:tcMar>
+          </w:tcPr>
+          <w:p>
+            <w:pPr>
+              <w:spacing w:before="0" w:after="0" w:line="264" w:lineRule="auto"/>
+            </w:pPr>
+            <w:r>
+              <w:rPr>
+                <w:rFonts w:ascii="SF Pro Display" w:hAnsi="SF Pro Display" w:cs="SF Pro Display"/>
+                <w:color w:val="1A1A1A"/>
+                <w:sz w:val="20"/>
+                <w:szCs w:val="20"/>
+              </w:rPr>
+              <w:t xml:space="preserve">A tela “Por que recebo vagas” mostra ao profissional os critérios da notificação (função, disponibilidade e distância de até 15 km) e permite pedir revisão, respondida em até 5 dias úteis.</w:t>
             </w:r>
           </w:p>
         </w:tc>
@@ -19733,7 +19101,7 @@
                 <w:sz w:val="20"/>
                 <w:szCs w:val="20"/>
               </w:rPr>
-              <w:t xml:space="preserve">99% das notificações de vaga entregues em até 60 segundos após o despacho; estado de entrega consultável; reentrega automática em caso de falha.</w:t>
+              <w:t xml:space="preserve">99% das notificações de vaga aceitas pelo provedor (APNs/FCM) em até 60 segundos após o despacho; estado de entrega consultável; reentrega automática em caso de falha. Sem notificação Time Sensitive, a entrega no aparelho não é controlada pelo produto e não entra na meta.</w:t>
             </w:r>
           </w:p>
         </w:tc>
@@ -19816,7 +19184,7 @@
                 <w:sz w:val="20"/>
                 <w:szCs w:val="20"/>
               </w:rPr>
-              <w:t xml:space="preserve">Primeira leva de profissionais elegíveis notificada em até 30 segundos após a publicação.</w:t>
+              <w:t xml:space="preserve">Notificação enviada ao provedor em até 30 segundos após a publicação da vaga.</w:t>
             </w:r>
           </w:p>
         </w:tc>
@@ -20148,7 +19516,7 @@
                 <w:sz w:val="20"/>
                 <w:szCs w:val="20"/>
               </w:rPr>
-              <w:t xml:space="preserve">Funciona em Android 9 ou superior com 2 GB de memória; em iOS 16 ou superior; e nos navegadores modernos em versão desktop e móvel.</w:t>
+              <w:t xml:space="preserve">Funciona em Android 9 ou superior com 2 GB de memória; em iOS 17 ou superior, exigência do SwiftData; e nos navegadores modernos em versão desktop e móvel.</w:t>
             </w:r>
           </w:p>
         </w:tc>
@@ -20563,7 +19931,7 @@
                 <w:sz w:val="20"/>
                 <w:szCs w:val="20"/>
               </w:rPr>
-              <w:t xml:space="preserve">Disponibilidade mensal de 99,5%, sem manutenção programada entre quinta e domingo, das 16h às 02h.</w:t>
+              <w:t xml:space="preserve">Disponibilidade mensal de 99,5%, sem manutenção programada no horário de pico, entre quinta e domingo, das 16h às 02h.</w:t>
             </w:r>
           </w:p>
         </w:tc>
@@ -20812,7 +20180,7 @@
                 <w:sz w:val="20"/>
                 <w:szCs w:val="20"/>
               </w:rPr>
-              <w:t xml:space="preserve">Nenhuma suspensão sem motivo registrado e sem canal de contestação com resposta em prazo definido.</w:t>
+              <w:t xml:space="preserve">Nenhuma suspensão sem motivo registrado e sem canal de contestação com resposta em até 5 dias úteis; suspensão só por denúncia grave confirmada, e cancelamento nunca suspende.</w:t>
             </w:r>
           </w:p>
         </w:tc>
@@ -20901,7 +20269,7 @@
           <w:sz w:val="22"/>
           <w:szCs w:val="22"/>
         </w:rPr>
-        <w:t xml:space="preserve">O produto deve oferecer ajuda acessível de dentro da própria interface, sem exigir busca externa. O conjunto mínimo é: uma seção de perguntas frequentes no menu de configurações, cobrindo como funciona o despacho, por que uma vaga pode não aparecer, como a reputação é calculada, o que acontece em caso de cancelamento e como o pagamento é combinado entre as partes; um texto curto explicando cada permissão pedida, especialmente localização e notificação, no momento em que é pedida; a política de privacidade e os termos de uso em linguagem direta; e um canal de suporte acionável durante o turno, com tempo de resposta declarado.</w:t>
+        <w:t xml:space="preserve">O produto deve oferecer ajuda acessível de dentro da própria interface, sem exigir busca externa. O conjunto mínimo é: uma seção de perguntas frequentes no menu de configurações, cobrindo como funciona o despacho, por que uma vaga pode não aparecer, como a reputação é calculada, o que acontece em caso de cancelamento e como o pagamento é combinado entre as partes; a tela “Por que recebo vagas”, com o botão para pedir revisão; um texto curto explicando cada permissão pedida, especialmente localização, lida só no toque do check-in e do check-out, e notificação, no momento em que é pedida; a política de privacidade e os termos de uso em linguagem direta; e um canal de suporte por e-mail acionável a partir do turno, com prazo de resposta declarado de até 5 dias úteis e sem atendimento ao vivo. Em risco imediato, o app orienta o contato com as autoridades (190 e 180).</w:t>
       </w:r>
     </w:p>
     <w:p>
@@ -20931,7 +20299,7 @@
           <w:sz w:val="22"/>
           <w:szCs w:val="22"/>
         </w:rPr>
-        <w:t xml:space="preserve">Não há instalação técnica do lado do usuário além do download nas lojas. O que precisa existir é um guia de primeiro acesso por perfil, exibido no início e consultável depois. Para o profissional: cadastro mínimo, escolha de funções, definição de raio de atuação e de disponibilidade, e ativação da notificação, com explicação de que é ela que traz a vaga. Para o estabelecimento: cadastro, publicação da primeira vaga com um exemplo preenchido, e inclusão de outros usuários da equipe. Para a operação interna: manual do painel, com os critérios de janela crítica e o procedimento de intervenção manual. A documentação técnica de instalação e configuração do ambiente de desenvolvimento fica no repositório, junto ao código.</w:t>
+        <w:t xml:space="preserve">Não há instalação técnica do lado do usuário além do download nas lojas. O que precisa existir é um guia de primeiro acesso por perfil, exibido no início e consultável depois. Para o profissional: cadastro mínimo, escolha de funções, definição do ponto base e da disponibilidade, e ativação da notificação, com explicação de que é ela que traz a vaga. Para o estabelecimento: cadastro, publicação da primeira vaga com um exemplo preenchido, e inclusão de outros usuários da equipe. Para o gestor do estabelecimento: guia do Painel na versão web, com o alerta de vaga vazia, a confirmação de check-in manual e o acompanhamento dos turnos. A documentação técnica de instalação e configuração do ambiente de desenvolvimento fica no repositório, junto ao código.</w:t>
       </w:r>
     </w:p>
     <w:p>
@@ -21523,7 +20891,7 @@
                 <w:sz w:val="20"/>
                 <w:szCs w:val="20"/>
               </w:rPr>
-              <w:t xml:space="preserve">Declaração de coleta exigida pelas duas lojas, coerente com a minimização adotada: localização, dados de contato, identificadores e conteúdo do turno, com finalidade declarada para cada item.</w:t>
+              <w:t xml:space="preserve">Declaração de coleta exigida pelas duas lojas, coerente com a minimização adotada: localização, dados de contato, identificadores e conteúdo do turno, com finalidade declarada para cada item. Inclui o compartilhamento de telefone e WhatsApp com a outra parte depois da confirmação, com base na execução do contrato (LGPD, art. 7º, V).</w:t>
             </w:r>
           </w:p>
         </w:tc>
@@ -21654,7 +21022,7 @@
 </file>
 
 <file path=word/footer1.xml><?xml version="1.0" encoding="utf-8"?>
-<w:ftr xmlns:w="http://schemas.openxmlformats.org/wordprocessingml/2006/main" xmlns:r="http://schemas.openxmlformats.org/officeDocument/2006/relationships">
+<w:ftr xmlns:w="http://schemas.openxmlformats.org/wordprocessingml/2006/main" xmlns:r="http://schemas.openxmlformats.org/officeDocument/2006/relationships" xmlns:wp="http://schemas.openxmlformats.org/drawingml/2006/wordprocessingDrawing" xmlns:a="http://schemas.openxmlformats.org/drawingml/2006/main" xmlns:pic="http://schemas.openxmlformats.org/drawingml/2006/picture">
   <w:p>
     <w:pPr>
       <w:jc w:val="right"/>

--- a/doc-harness/01 - CBL/Desafios/C18/Documentos de Produto/Frila_Documento_de_Visao.docx
+++ b/doc-harness/01 - CBL/Desafios/C18/Documentos de Produto/Frila_Documento_de_Visao.docx
@@ -708,7 +708,7 @@
                 <w:sz w:val="20"/>
                 <w:szCs w:val="20"/>
               </w:rPr>
-              <w:t xml:space="preserve">Aplica as respostas do quadro 03 de pendências (21 e 22/09): plataforma horizontal e sem campanha política; despacho por proximidade (até 15 km), sem raio configurável e sem levas, com teto de notificações; check-in geolocalizado a 200 m com confirmação manual; avaliação só com presença verificada e nova definição de taxa de comparecimento; aval herdado retirado; Painel como feature web do gestor e Equipe Frila só por e-mail; denúncia e bloqueio; stack decidida (Swift/SwiftUI, Kotlin, Supabase, FCM, SwiftData).</w:t>
+              <w:t xml:space="preserve">Aplica as respostas do quadro 03 de pendências (21 e 22/09): plataforma horizontal e sem campanha política; despacho por proximidade (até 15 km), sem raio configurável e sem levas, com teto de notificações; check-in geolocalizado a 200 m com confirmação manual; avaliação só com presença verificada e nova definição de taxa de comparecimento; aval herdado retirado; Painel como feature web do gestor e Equipe Frila só por e-mail; denúncia e bloqueio; stack decidida (Swift/SwiftUI, Kotlin, Supabase, FCM, SwiftData); metas de tempo de publicação e de número de toques retiradas até haver medição no piloto.</w:t>
             </w:r>
           </w:p>
         </w:tc>
@@ -2116,7 +2116,7 @@
           <w:sz w:val="22"/>
           <w:szCs w:val="22"/>
         </w:rPr>
-        <w:t xml:space="preserve">Frila é uma plataforma horizontal de contratação por turno avulso, para qualquer setor. O contratante publica o turno que precisa cobrir, com função, data, janela de horário, local e valor, e a vaga é enviada ativamente para os profissionais próximos que podem aceitá-la, em vez de ficar num mural esperando ser encontrada. O profissional se candidata com um toque, a confirmação chega para os dois lados com todos os dados do turno, e depois da execução cada um responde se chamaria o outro de novo.</w:t>
+        <w:t xml:space="preserve">Frila é uma plataforma horizontal de contratação por turno avulso, para qualquer setor. O contratante publica o turno que precisa cobrir, com função, data, janela de horário, local e valor, e a vaga é enviada ativamente para os profissionais próximos que podem aceitá-la, em vez de ficar num mural esperando ser encontrada. O profissional se candidata sem formulário, a confirmação chega para os dois lados com todos os dados do turno, e depois da execução cada um responde se chamaria o outro de novo.</w:t>
       </w:r>
     </w:p>
     <w:p>
@@ -2145,7 +2145,7 @@
           <w:sz w:val="22"/>
           <w:szCs w:val="22"/>
         </w:rPr>
-        <w:t xml:space="preserve">•  Publicação de turno avulso de qualquer setor, como bares, restaurantes, eventos, varejo, logística e serviços domésticos, em menos de 60 segundos. Food service e eventos são só o foco da divulgação inicial.</w:t>
+        <w:t xml:space="preserve">•  Publicação de turno avulso de qualquer setor, como bares, restaurantes, eventos, varejo, logística e serviços domésticos, com poucos campos. Food service e eventos são só o foco da divulgação inicial.</w:t>
       </w:r>
     </w:p>
     <w:p>
@@ -2175,7 +2175,7 @@
           <w:sz w:val="22"/>
           <w:szCs w:val="22"/>
         </w:rPr>
-        <w:t xml:space="preserve">•  Candidatura em um toque, confirmação e liberação de contato entre as partes.</w:t>
+        <w:t xml:space="preserve">•  Candidatura sem formulário, confirmação e liberação de contato entre as partes.</w:t>
       </w:r>
     </w:p>
     <w:p>
@@ -7757,7 +7757,7 @@
           <w:sz w:val="22"/>
           <w:szCs w:val="22"/>
         </w:rPr>
-        <w:t xml:space="preserve">O contratante tem dois ambientes opostos. No celular, sob estresse: são 16h de uma sexta, faltou gente, o movimento começa em duas horas e quem publica está no salão, não sentado à mesa. Nesse contexto, publicar precisa levar menos de 60 segundos e exigir poucos campos. No computador, planejando: o operador de buffet monta a escala de uma formatura de 40 pessoas duas semanas antes. É trabalho de mesa, com teclado e tela grande, onde a densidade de informação ajuda em vez de atrapalhar. É também no computador que o gestor usa o Painel do estabelecimento. Por isso todos os perfis têm acesso tanto ao aplicativo quanto à web.</w:t>
+        <w:t xml:space="preserve">O contratante tem dois ambientes opostos. No celular, sob estresse: são 16h de uma sexta, faltou gente, o movimento começa em duas horas e quem publica está no salão, não sentado à mesa. Nesse contexto, publicar precisa ser rápido e exigir poucos campos. No computador, planejando: o operador de buffet monta a escala de uma formatura de 40 pessoas duas semanas antes. É trabalho de mesa, com teclado e tela grande, onde a densidade de informação ajuda em vez de atrapalhar. É também no computador que o gestor usa o Painel do estabelecimento. Por isso todos os perfis têm acesso tanto ao aplicativo quanto à web.</w:t>
       </w:r>
     </w:p>
     <w:p>
@@ -9978,7 +9978,7 @@
                 <w:sz w:val="20"/>
                 <w:szCs w:val="20"/>
               </w:rPr>
-              <w:t xml:space="preserve">Saber, antes de confirmar, se a pessoa costuma aparecer. Publicar em menos de um minuto, com poucos campos. Ter um plano B quando ninguém aceita. Não assumir risco trabalhista ao contratar avulso.</w:t>
+              <w:t xml:space="preserve">Saber, antes de confirmar, se a pessoa costuma aparecer. Publicar rápido, com poucos campos. Ter um plano B quando ninguém aceita. Não assumir risco trabalhista ao contratar avulso.</w:t>
             </w:r>
           </w:p>
         </w:tc>
@@ -13041,7 +13041,7 @@
                 <w:sz w:val="20"/>
                 <w:szCs w:val="20"/>
               </w:rPr>
-              <w:t xml:space="preserve">Publicação de turno em menos de 60 segundos, com poucos campos e reaproveitamento de vagas anteriores (REC01, REC05)</w:t>
+              <w:t xml:space="preserve">Publicação de turno com poucos campos e reaproveitamento de vagas anteriores (REC01, REC05)</w:t>
             </w:r>
           </w:p>
         </w:tc>
@@ -13097,7 +13097,7 @@
                 <w:sz w:val="20"/>
                 <w:szCs w:val="20"/>
               </w:rPr>
-              <w:t xml:space="preserve">Candidatura em um toque, com valor já definido no anúncio (REC03)</w:t>
+              <w:t xml:space="preserve">Candidatura sem formulário, com valor já definido no anúncio (REC03)</w:t>
             </w:r>
           </w:p>
         </w:tc>
@@ -17014,7 +17014,7 @@
                 <w:sz w:val="20"/>
                 <w:szCs w:val="20"/>
               </w:rPr>
-              <w:t xml:space="preserve">O contratante publica um turno com função, data, horário de início e fim, endereço, valor, número de posições, o que está incluso (refeição, transporte e material próprio) e quem recebe no local, em menos de 60 segundos, pelo celular. Traje, rateio dos 10% da taxa de serviço e observações são opcionais.</w:t>
+              <w:t xml:space="preserve">O contratante publica um turno com função, data, horário de início e fim, endereço, valor, número de posições, o que está incluso (refeição, transporte e material próprio) e quem recebe no local, com poucos campos, pelo celular. Traje, rateio dos 10% da taxa de serviço e observações são opcionais.</w:t>
             </w:r>
           </w:p>
         </w:tc>
@@ -17207,7 +17207,7 @@
                 <w:sz w:val="20"/>
                 <w:szCs w:val="20"/>
               </w:rPr>
-              <w:t xml:space="preserve">Candidatura em um toque</w:t>
+              <w:t xml:space="preserve">Candidatura sem formulário</w:t>
             </w:r>
           </w:p>
         </w:tc>
@@ -19018,7 +19018,7 @@
                 <w:sz w:val="20"/>
                 <w:szCs w:val="20"/>
               </w:rPr>
-              <w:t xml:space="preserve">Telas principais carregam em menos de 2 segundos em 4G; o fluxo completo de publicação de vaga é concluído em menos de 60 segundos.</w:t>
+              <w:t xml:space="preserve">Telas principais carregam em menos de 2 segundos em 4G. Metas de tempo para publicar e para se candidatar só serão definidas depois de medidas no piloto.</w:t>
             </w:r>
           </w:p>
         </w:tc>
@@ -19433,7 +19433,7 @@
                 <w:sz w:val="20"/>
                 <w:szCs w:val="20"/>
               </w:rPr>
-              <w:t xml:space="preserve">Um profissional de primeira viagem conclui uma candidatura em até 3 toques a partir da notificação, sem ajuda; um contratante publica a primeira vaga sem onboarding assistido.</w:t>
+              <w:t xml:space="preserve">Um profissional de primeira viagem conclui uma candidatura sem ajuda; um contratante publica a primeira vaga sem onboarding assistido.</w:t>
             </w:r>
           </w:p>
         </w:tc>

--- a/doc-harness/01 - CBL/Desafios/C18/Documentos de Produto/Frila_Documento_de_Visao.docx
+++ b/doc-harness/01 - CBL/Desafios/C18/Documentos de Produto/Frila_Documento_de_Visao.docx
@@ -269,7 +269,7 @@
                 <w:sz w:val="20"/>
                 <w:szCs w:val="20"/>
               </w:rPr>
-              <w:t xml:space="preserve">v1.1.0</w:t>
+              <w:t xml:space="preserve">v1.2.0</w:t>
             </w:r>
           </w:p>
         </w:tc>
@@ -713,6 +713,116 @@
           </w:p>
         </w:tc>
       </w:tr>
+      <w:tr>
+        <w:tc>
+          <w:tcPr>
+            <w:tcW w:w="1100" w:type="dxa"/>
+            <w:shd w:val="clear" w:color="auto" w:fill="F7F7F7"/>
+            <w:vAlign w:val="top"/>
+            <w:tcMar>
+              <w:top w:w="90" w:type="dxa"/>
+              <w:left w:w="120" w:type="dxa"/>
+              <w:bottom w:w="90" w:type="dxa"/>
+              <w:right w:w="120" w:type="dxa"/>
+            </w:tcMar>
+          </w:tcPr>
+          <w:p>
+            <w:pPr>
+              <w:spacing w:before="0" w:after="0" w:line="264" w:lineRule="auto"/>
+            </w:pPr>
+            <w:r>
+              <w:rPr>
+                <w:rFonts w:ascii="SF Pro Display" w:hAnsi="SF Pro Display" w:cs="SF Pro Display"/>
+                <w:color w:val="1A1A1A"/>
+                <w:sz w:val="20"/>
+                <w:szCs w:val="20"/>
+              </w:rPr>
+              <w:t xml:space="preserve">v1.2.0</w:t>
+            </w:r>
+          </w:p>
+        </w:tc>
+        <w:tc>
+          <w:tcPr>
+            <w:tcW w:w="1200" w:type="dxa"/>
+            <w:shd w:val="clear" w:color="auto" w:fill="F7F7F7"/>
+            <w:vAlign w:val="top"/>
+            <w:tcMar>
+              <w:top w:w="90" w:type="dxa"/>
+              <w:left w:w="120" w:type="dxa"/>
+              <w:bottom w:w="90" w:type="dxa"/>
+              <w:right w:w="120" w:type="dxa"/>
+            </w:tcMar>
+          </w:tcPr>
+          <w:p>
+            <w:pPr>
+              <w:spacing w:before="0" w:after="0" w:line="264" w:lineRule="auto"/>
+            </w:pPr>
+            <w:r>
+              <w:rPr>
+                <w:rFonts w:ascii="SF Pro Display" w:hAnsi="SF Pro Display" w:cs="SF Pro Display"/>
+                <w:color w:val="1A1A1A"/>
+                <w:sz w:val="20"/>
+                <w:szCs w:val="20"/>
+              </w:rPr>
+              <w:t xml:space="preserve">22/09/2026</w:t>
+            </w:r>
+          </w:p>
+        </w:tc>
+        <w:tc>
+          <w:tcPr>
+            <w:tcW w:w="2760" w:type="dxa"/>
+            <w:shd w:val="clear" w:color="auto" w:fill="F7F7F7"/>
+            <w:vAlign w:val="top"/>
+            <w:tcMar>
+              <w:top w:w="90" w:type="dxa"/>
+              <w:left w:w="120" w:type="dxa"/>
+              <w:bottom w:w="90" w:type="dxa"/>
+              <w:right w:w="120" w:type="dxa"/>
+            </w:tcMar>
+          </w:tcPr>
+          <w:p>
+            <w:pPr>
+              <w:spacing w:before="0" w:after="0" w:line="264" w:lineRule="auto"/>
+            </w:pPr>
+            <w:r>
+              <w:rPr>
+                <w:rFonts w:ascii="SF Pro Display" w:hAnsi="SF Pro Display" w:cs="SF Pro Display"/>
+                <w:color w:val="1A1A1A"/>
+                <w:sz w:val="20"/>
+                <w:szCs w:val="20"/>
+              </w:rPr>
+              <w:t xml:space="preserve">Cauê Carneiro, Fabrício Tosta, João Paulo, Júlia Clovandi, Matheus Silva</w:t>
+            </w:r>
+          </w:p>
+        </w:tc>
+        <w:tc>
+          <w:tcPr>
+            <w:tcW w:w="4300" w:type="dxa"/>
+            <w:shd w:val="clear" w:color="auto" w:fill="F7F7F7"/>
+            <w:vAlign w:val="top"/>
+            <w:tcMar>
+              <w:top w:w="90" w:type="dxa"/>
+              <w:left w:w="120" w:type="dxa"/>
+              <w:bottom w:w="90" w:type="dxa"/>
+              <w:right w:w="120" w:type="dxa"/>
+            </w:tcMar>
+          </w:tcPr>
+          <w:p>
+            <w:pPr>
+              <w:spacing w:before="0" w:after="0" w:line="264" w:lineRule="auto"/>
+            </w:pPr>
+            <w:r>
+              <w:rPr>
+                <w:rFonts w:ascii="SF Pro Display" w:hAnsi="SF Pro Display" w:cs="SF Pro Display"/>
+                <w:color w:val="1A1A1A"/>
+                <w:sz w:val="20"/>
+                <w:szCs w:val="20"/>
+              </w:rPr>
+              <w:t xml:space="preserve">Aplica as respostas das pendências para codar (22/09): um app só, com um perfil por conta e uma ficha em cada loja; entrada por código no e-mail, sem senha e sem SMS; botão “disponível agora” retirado; referências ao Documento de Requisitos v1.3.0 e ao Backlog v1.2.0.</w:t>
+            </w:r>
+          </w:p>
+        </w:tc>
+      </w:tr>
     </w:tbl>
     <w:p>
       <w:pPr>
@@ -1474,7 +1584,7 @@
                 <w:sz w:val="20"/>
                 <w:szCs w:val="20"/>
               </w:rPr>
-              <w:t xml:space="preserve">Feature da versão web do app do estabelecimento: um painel para o gestor acompanhar vagas, candidatos, contratados, check-ins e turnos. Não é produto separado nem ferramenta interna do Frila.</w:t>
+              <w:t xml:space="preserve">Feature da versão web do Frila, no perfil de contratante: um painel para o gestor acompanhar vagas, candidatos, contratados, check-ins e turnos. Não é produto separado nem ferramenta interna do Frila.</w:t>
             </w:r>
           </w:p>
         </w:tc>
@@ -1530,6 +1640,89 @@
                 <w:sz w:val="20"/>
                 <w:szCs w:val="20"/>
               </w:rPr>
+              <w:t xml:space="preserve">Perfil</w:t>
+            </w:r>
+          </w:p>
+        </w:tc>
+        <w:tc>
+          <w:tcPr>
+            <w:tcW w:w="4900" w:type="dxa"/>
+            <w:shd w:val="clear" w:color="auto" w:fill="F7F7F7"/>
+            <w:vAlign w:val="top"/>
+            <w:tcMar>
+              <w:top w:w="90" w:type="dxa"/>
+              <w:left w:w="120" w:type="dxa"/>
+              <w:bottom w:w="90" w:type="dxa"/>
+              <w:right w:w="120" w:type="dxa"/>
+            </w:tcMar>
+          </w:tcPr>
+          <w:p>
+            <w:pPr>
+              <w:spacing w:before="0" w:after="0" w:line="264" w:lineRule="auto"/>
+            </w:pPr>
+            <w:r>
+              <w:rPr>
+                <w:rFonts w:ascii="SF Pro Display" w:hAnsi="SF Pro Display" w:cs="SF Pro Display"/>
+                <w:color w:val="1A1A1A"/>
+                <w:sz w:val="20"/>
+                <w:szCs w:val="20"/>
+              </w:rPr>
+              <w:t xml:space="preserve">Tipo da conta: profissional, para quem trabalha no turno, ou contratante, para quem publica pelo estabelecimento. É escolhido no cadastro e não muda.</w:t>
+            </w:r>
+          </w:p>
+        </w:tc>
+        <w:tc>
+          <w:tcPr>
+            <w:tcW w:w="2460" w:type="dxa"/>
+            <w:shd w:val="clear" w:color="auto" w:fill="F7F7F7"/>
+            <w:vAlign w:val="top"/>
+            <w:tcMar>
+              <w:top w:w="90" w:type="dxa"/>
+              <w:left w:w="120" w:type="dxa"/>
+              <w:bottom w:w="90" w:type="dxa"/>
+              <w:right w:w="120" w:type="dxa"/>
+            </w:tcMar>
+          </w:tcPr>
+          <w:p>
+            <w:pPr>
+              <w:spacing w:before="0" w:after="0" w:line="264" w:lineRule="auto"/>
+            </w:pPr>
+            <w:r>
+              <w:rPr>
+                <w:rFonts w:ascii="SF Pro Display" w:hAnsi="SF Pro Display" w:cs="SF Pro Display"/>
+                <w:color w:val="1A1A1A"/>
+                <w:sz w:val="20"/>
+                <w:szCs w:val="20"/>
+              </w:rPr>
+              <w:t xml:space="preserve">Seções 3 e 4</w:t>
+            </w:r>
+          </w:p>
+        </w:tc>
+      </w:tr>
+      <w:tr>
+        <w:tc>
+          <w:tcPr>
+            <w:tcW w:w="2000" w:type="dxa"/>
+            <w:shd w:val="clear" w:color="auto" w:fill="FFFFFF"/>
+            <w:vAlign w:val="top"/>
+            <w:tcMar>
+              <w:top w:w="90" w:type="dxa"/>
+              <w:left w:w="120" w:type="dxa"/>
+              <w:bottom w:w="90" w:type="dxa"/>
+              <w:right w:w="120" w:type="dxa"/>
+            </w:tcMar>
+          </w:tcPr>
+          <w:p>
+            <w:pPr>
+              <w:spacing w:before="0" w:after="0" w:line="264" w:lineRule="auto"/>
+            </w:pPr>
+            <w:r>
+              <w:rPr>
+                <w:rFonts w:ascii="SF Pro Display" w:hAnsi="SF Pro Display" w:cs="SF Pro Display"/>
+                <w:color w:val="1A1A1A"/>
+                <w:sz w:val="20"/>
+                <w:szCs w:val="20"/>
+              </w:rPr>
               <w:t xml:space="preserve">Janela crítica</w:t>
             </w:r>
           </w:p>
@@ -1537,7 +1730,7 @@
         <w:tc>
           <w:tcPr>
             <w:tcW w:w="4900" w:type="dxa"/>
-            <w:shd w:val="clear" w:color="auto" w:fill="F7F7F7"/>
+            <w:shd w:val="clear" w:color="auto" w:fill="FFFFFF"/>
             <w:vAlign w:val="top"/>
             <w:tcMar>
               <w:top w:w="90" w:type="dxa"/>
@@ -1564,7 +1757,7 @@
         <w:tc>
           <w:tcPr>
             <w:tcW w:w="2460" w:type="dxa"/>
-            <w:shd w:val="clear" w:color="auto" w:fill="F7F7F7"/>
+            <w:shd w:val="clear" w:color="auto" w:fill="FFFFFF"/>
             <w:vAlign w:val="top"/>
             <w:tcMar>
               <w:top w:w="90" w:type="dxa"/>
@@ -1593,7 +1786,7 @@
         <w:tc>
           <w:tcPr>
             <w:tcW w:w="2000" w:type="dxa"/>
-            <w:shd w:val="clear" w:color="auto" w:fill="FFFFFF"/>
+            <w:shd w:val="clear" w:color="auto" w:fill="F7F7F7"/>
             <w:vAlign w:val="top"/>
             <w:tcMar>
               <w:top w:w="90" w:type="dxa"/>
@@ -1620,7 +1813,7 @@
         <w:tc>
           <w:tcPr>
             <w:tcW w:w="4900" w:type="dxa"/>
-            <w:shd w:val="clear" w:color="auto" w:fill="FFFFFF"/>
+            <w:shd w:val="clear" w:color="auto" w:fill="F7F7F7"/>
             <w:vAlign w:val="top"/>
             <w:tcMar>
               <w:top w:w="90" w:type="dxa"/>
@@ -1647,7 +1840,7 @@
         <w:tc>
           <w:tcPr>
             <w:tcW w:w="2460" w:type="dxa"/>
-            <w:shd w:val="clear" w:color="auto" w:fill="FFFFFF"/>
+            <w:shd w:val="clear" w:color="auto" w:fill="F7F7F7"/>
             <w:vAlign w:val="top"/>
             <w:tcMar>
               <w:top w:w="90" w:type="dxa"/>
@@ -1676,7 +1869,7 @@
         <w:tc>
           <w:tcPr>
             <w:tcW w:w="2000" w:type="dxa"/>
-            <w:shd w:val="clear" w:color="auto" w:fill="F7F7F7"/>
+            <w:shd w:val="clear" w:color="auto" w:fill="FFFFFF"/>
             <w:vAlign w:val="top"/>
             <w:tcMar>
               <w:top w:w="90" w:type="dxa"/>
@@ -1703,7 +1896,7 @@
         <w:tc>
           <w:tcPr>
             <w:tcW w:w="4900" w:type="dxa"/>
-            <w:shd w:val="clear" w:color="auto" w:fill="F7F7F7"/>
+            <w:shd w:val="clear" w:color="auto" w:fill="FFFFFF"/>
             <w:vAlign w:val="top"/>
             <w:tcMar>
               <w:top w:w="90" w:type="dxa"/>
@@ -1730,7 +1923,7 @@
         <w:tc>
           <w:tcPr>
             <w:tcW w:w="2460" w:type="dxa"/>
-            <w:shd w:val="clear" w:color="auto" w:fill="F7F7F7"/>
+            <w:shd w:val="clear" w:color="auto" w:fill="FFFFFF"/>
             <w:vAlign w:val="top"/>
             <w:tcMar>
               <w:top w:w="90" w:type="dxa"/>
@@ -1759,7 +1952,7 @@
         <w:tc>
           <w:tcPr>
             <w:tcW w:w="2000" w:type="dxa"/>
-            <w:shd w:val="clear" w:color="auto" w:fill="FFFFFF"/>
+            <w:shd w:val="clear" w:color="auto" w:fill="F7F7F7"/>
             <w:vAlign w:val="top"/>
             <w:tcMar>
               <w:top w:w="90" w:type="dxa"/>
@@ -1786,7 +1979,7 @@
         <w:tc>
           <w:tcPr>
             <w:tcW w:w="4900" w:type="dxa"/>
-            <w:shd w:val="clear" w:color="auto" w:fill="FFFFFF"/>
+            <w:shd w:val="clear" w:color="auto" w:fill="F7F7F7"/>
             <w:vAlign w:val="top"/>
             <w:tcMar>
               <w:top w:w="90" w:type="dxa"/>
@@ -1813,7 +2006,7 @@
         <w:tc>
           <w:tcPr>
             <w:tcW w:w="2460" w:type="dxa"/>
-            <w:shd w:val="clear" w:color="auto" w:fill="FFFFFF"/>
+            <w:shd w:val="clear" w:color="auto" w:fill="F7F7F7"/>
             <w:vAlign w:val="top"/>
             <w:tcMar>
               <w:top w:w="90" w:type="dxa"/>
@@ -1842,7 +2035,7 @@
         <w:tc>
           <w:tcPr>
             <w:tcW w:w="2000" w:type="dxa"/>
-            <w:shd w:val="clear" w:color="auto" w:fill="F7F7F7"/>
+            <w:shd w:val="clear" w:color="auto" w:fill="FFFFFF"/>
             <w:vAlign w:val="top"/>
             <w:tcMar>
               <w:top w:w="90" w:type="dxa"/>
@@ -1869,7 +2062,7 @@
         <w:tc>
           <w:tcPr>
             <w:tcW w:w="4900" w:type="dxa"/>
-            <w:shd w:val="clear" w:color="auto" w:fill="F7F7F7"/>
+            <w:shd w:val="clear" w:color="auto" w:fill="FFFFFF"/>
             <w:vAlign w:val="top"/>
             <w:tcMar>
               <w:top w:w="90" w:type="dxa"/>
@@ -1896,7 +2089,7 @@
         <w:tc>
           <w:tcPr>
             <w:tcW w:w="2460" w:type="dxa"/>
-            <w:shd w:val="clear" w:color="auto" w:fill="F7F7F7"/>
+            <w:shd w:val="clear" w:color="auto" w:fill="FFFFFF"/>
             <w:vAlign w:val="top"/>
             <w:tcMar>
               <w:top w:w="90" w:type="dxa"/>
@@ -1925,7 +2118,7 @@
         <w:tc>
           <w:tcPr>
             <w:tcW w:w="2000" w:type="dxa"/>
-            <w:shd w:val="clear" w:color="auto" w:fill="FFFFFF"/>
+            <w:shd w:val="clear" w:color="auto" w:fill="F7F7F7"/>
             <w:vAlign w:val="top"/>
             <w:tcMar>
               <w:top w:w="90" w:type="dxa"/>
@@ -1952,7 +2145,7 @@
         <w:tc>
           <w:tcPr>
             <w:tcW w:w="4900" w:type="dxa"/>
-            <w:shd w:val="clear" w:color="auto" w:fill="FFFFFF"/>
+            <w:shd w:val="clear" w:color="auto" w:fill="F7F7F7"/>
             <w:vAlign w:val="top"/>
             <w:tcMar>
               <w:top w:w="90" w:type="dxa"/>
@@ -1979,7 +2172,7 @@
         <w:tc>
           <w:tcPr>
             <w:tcW w:w="2460" w:type="dxa"/>
-            <w:shd w:val="clear" w:color="auto" w:fill="FFFFFF"/>
+            <w:shd w:val="clear" w:color="auto" w:fill="F7F7F7"/>
             <w:vAlign w:val="top"/>
             <w:tcMar>
               <w:top w:w="90" w:type="dxa"/>
@@ -2235,7 +2428,7 @@
           <w:sz w:val="22"/>
           <w:szCs w:val="22"/>
         </w:rPr>
-        <w:t xml:space="preserve">•  Alerta de vaga vazia ao contratante e Painel do gestor na versão web do app do estabelecimento.</w:t>
+        <w:t xml:space="preserve">•  Alerta de vaga vazia ao contratante e Painel do gestor na versão web do Frila, no perfil de contratante.</w:t>
       </w:r>
     </w:p>
     <w:p>
@@ -2265,7 +2458,7 @@
           <w:sz w:val="22"/>
           <w:szCs w:val="22"/>
         </w:rPr>
-        <w:t xml:space="preserve">•  Aplicativo iOS nativo, em Swift e SwiftUI, aplicativo Android nativo, em Kotlin, e versão web, com todos os perfis de usuário atendidos nas duas vias e proposta de valor distinta por perfil.</w:t>
+        <w:t xml:space="preserve">•  Um aplicativo só, com os perfis de profissional e de contratante, em iOS nativo (Swift e SwiftUI), Android nativo (Kotlin) e versão web, com proposta de valor distinta por perfil.</w:t>
       </w:r>
     </w:p>
     <w:p>
@@ -3074,90 +3267,90 @@
                 <w:sz w:val="20"/>
                 <w:szCs w:val="20"/>
               </w:rPr>
+              <w:t xml:space="preserve">v1.3.0</w:t>
+            </w:r>
+          </w:p>
+        </w:tc>
+        <w:tc>
+          <w:tcPr>
+            <w:tcW w:w="4460" w:type="dxa"/>
+            <w:shd w:val="clear" w:color="auto" w:fill="F7F7F7"/>
+            <w:vAlign w:val="top"/>
+            <w:tcMar>
+              <w:top w:w="90" w:type="dxa"/>
+              <w:left w:w="120" w:type="dxa"/>
+              <w:bottom w:w="90" w:type="dxa"/>
+              <w:right w:w="120" w:type="dxa"/>
+            </w:tcMar>
+          </w:tcPr>
+          <w:p>
+            <w:pPr>
+              <w:spacing w:before="0" w:after="0" w:line="264" w:lineRule="auto"/>
+            </w:pPr>
+            <w:r>
+              <w:rPr>
+                <w:rFonts w:ascii="SF Pro Display" w:hAnsi="SF Pro Display" w:cs="SF Pro Display"/>
+                <w:color w:val="1A1A1A"/>
+                <w:sz w:val="20"/>
+                <w:szCs w:val="20"/>
+              </w:rPr>
+              <w:t xml:space="preserve">Documentos/Diagramas:Documentos/Frila_Documento_de_Requisitos.docx</w:t>
+            </w:r>
+          </w:p>
+        </w:tc>
+      </w:tr>
+      <w:tr>
+        <w:tc>
+          <w:tcPr>
+            <w:tcW w:w="3700" w:type="dxa"/>
+            <w:shd w:val="clear" w:color="auto" w:fill="FFFFFF"/>
+            <w:vAlign w:val="top"/>
+            <w:tcMar>
+              <w:top w:w="90" w:type="dxa"/>
+              <w:left w:w="120" w:type="dxa"/>
+              <w:bottom w:w="90" w:type="dxa"/>
+              <w:right w:w="120" w:type="dxa"/>
+            </w:tcMar>
+          </w:tcPr>
+          <w:p>
+            <w:pPr>
+              <w:spacing w:before="0" w:after="0" w:line="264" w:lineRule="auto"/>
+            </w:pPr>
+            <w:r>
+              <w:rPr>
+                <w:rFonts w:ascii="SF Pro Display" w:hAnsi="SF Pro Display" w:cs="SF Pro Display"/>
+                <w:color w:val="1A1A1A"/>
+                <w:sz w:val="20"/>
+                <w:szCs w:val="20"/>
+              </w:rPr>
+              <w:t xml:space="preserve">Histórias de Usuário e Backlog</w:t>
+            </w:r>
+          </w:p>
+        </w:tc>
+        <w:tc>
+          <w:tcPr>
+            <w:tcW w:w="1200" w:type="dxa"/>
+            <w:shd w:val="clear" w:color="auto" w:fill="FFFFFF"/>
+            <w:vAlign w:val="top"/>
+            <w:tcMar>
+              <w:top w:w="90" w:type="dxa"/>
+              <w:left w:w="120" w:type="dxa"/>
+              <w:bottom w:w="90" w:type="dxa"/>
+              <w:right w:w="120" w:type="dxa"/>
+            </w:tcMar>
+          </w:tcPr>
+          <w:p>
+            <w:pPr>
+              <w:spacing w:before="0" w:after="0" w:line="264" w:lineRule="auto"/>
+            </w:pPr>
+            <w:r>
+              <w:rPr>
+                <w:rFonts w:ascii="SF Pro Display" w:hAnsi="SF Pro Display" w:cs="SF Pro Display"/>
+                <w:color w:val="1A1A1A"/>
+                <w:sz w:val="20"/>
+                <w:szCs w:val="20"/>
+              </w:rPr>
               <w:t xml:space="preserve">v1.2.0</w:t>
-            </w:r>
-          </w:p>
-        </w:tc>
-        <w:tc>
-          <w:tcPr>
-            <w:tcW w:w="4460" w:type="dxa"/>
-            <w:shd w:val="clear" w:color="auto" w:fill="F7F7F7"/>
-            <w:vAlign w:val="top"/>
-            <w:tcMar>
-              <w:top w:w="90" w:type="dxa"/>
-              <w:left w:w="120" w:type="dxa"/>
-              <w:bottom w:w="90" w:type="dxa"/>
-              <w:right w:w="120" w:type="dxa"/>
-            </w:tcMar>
-          </w:tcPr>
-          <w:p>
-            <w:pPr>
-              <w:spacing w:before="0" w:after="0" w:line="264" w:lineRule="auto"/>
-            </w:pPr>
-            <w:r>
-              <w:rPr>
-                <w:rFonts w:ascii="SF Pro Display" w:hAnsi="SF Pro Display" w:cs="SF Pro Display"/>
-                <w:color w:val="1A1A1A"/>
-                <w:sz w:val="20"/>
-                <w:szCs w:val="20"/>
-              </w:rPr>
-              <w:t xml:space="preserve">Documentos/Diagramas:Documentos/Frila_Documento_de_Requisitos.docx</w:t>
-            </w:r>
-          </w:p>
-        </w:tc>
-      </w:tr>
-      <w:tr>
-        <w:tc>
-          <w:tcPr>
-            <w:tcW w:w="3700" w:type="dxa"/>
-            <w:shd w:val="clear" w:color="auto" w:fill="FFFFFF"/>
-            <w:vAlign w:val="top"/>
-            <w:tcMar>
-              <w:top w:w="90" w:type="dxa"/>
-              <w:left w:w="120" w:type="dxa"/>
-              <w:bottom w:w="90" w:type="dxa"/>
-              <w:right w:w="120" w:type="dxa"/>
-            </w:tcMar>
-          </w:tcPr>
-          <w:p>
-            <w:pPr>
-              <w:spacing w:before="0" w:after="0" w:line="264" w:lineRule="auto"/>
-            </w:pPr>
-            <w:r>
-              <w:rPr>
-                <w:rFonts w:ascii="SF Pro Display" w:hAnsi="SF Pro Display" w:cs="SF Pro Display"/>
-                <w:color w:val="1A1A1A"/>
-                <w:sz w:val="20"/>
-                <w:szCs w:val="20"/>
-              </w:rPr>
-              <w:t xml:space="preserve">Histórias de Usuário e Backlog</w:t>
-            </w:r>
-          </w:p>
-        </w:tc>
-        <w:tc>
-          <w:tcPr>
-            <w:tcW w:w="1200" w:type="dxa"/>
-            <w:shd w:val="clear" w:color="auto" w:fill="FFFFFF"/>
-            <w:vAlign w:val="top"/>
-            <w:tcMar>
-              <w:top w:w="90" w:type="dxa"/>
-              <w:left w:w="120" w:type="dxa"/>
-              <w:bottom w:w="90" w:type="dxa"/>
-              <w:right w:w="120" w:type="dxa"/>
-            </w:tcMar>
-          </w:tcPr>
-          <w:p>
-            <w:pPr>
-              <w:spacing w:before="0" w:after="0" w:line="264" w:lineRule="auto"/>
-            </w:pPr>
-            <w:r>
-              <w:rPr>
-                <w:rFonts w:ascii="SF Pro Display" w:hAnsi="SF Pro Display" w:cs="SF Pro Display"/>
-                <w:color w:val="1A1A1A"/>
-                <w:sz w:val="20"/>
-                <w:szCs w:val="20"/>
-              </w:rPr>
-              <w:t xml:space="preserve">v1.1.0</w:t>
             </w:r>
           </w:p>
         </w:tc>
@@ -10297,7 +10490,7 @@
                 <w:sz w:val="20"/>
                 <w:szCs w:val="20"/>
               </w:rPr>
-              <w:t xml:space="preserve">Manter função, ponto base e disponibilidade atualizados, e marcar quando está disponível agora; aceitar, comparecer e executar; fazer check-in e check-out no local; avaliar o estabelecimento.</w:t>
+              <w:t xml:space="preserve">Manter função, ponto base e disponibilidade atualizados; aceitar, comparecer e executar; fazer check-in e check-out no local; avaliar o estabelecimento.</w:t>
             </w:r>
           </w:p>
         </w:tc>
@@ -12779,7 +12972,7 @@
           <w:sz w:val="22"/>
           <w:szCs w:val="22"/>
         </w:rPr>
-        <w:t xml:space="preserve">O produto se organiza em dois aplicativos sobre uma base comum, com necessidades diferentes o bastante para serem tratados como produtos distintos:</w:t>
+        <w:t xml:space="preserve">O produto é um aplicativo só, com dois perfis. Cada conta tem um perfil, escolhido no cadastro e fixo: quem quiser usar o outro lado cria outra conta, com outro e-mail. As necessidades dos dois perfis são diferentes o bastante para que cada um veja só as próprias telas:</w:t>
       </w:r>
     </w:p>
     <w:p>
@@ -12794,7 +12987,7 @@
           <w:sz w:val="22"/>
           <w:szCs w:val="22"/>
         </w:rPr>
-        <w:t xml:space="preserve">•  Aplicativo do Profissional, em iOS, Android e web. Leve, tolerante a sinal ruim, com leitura offline dos turnos confirmados e notificação confiável.</w:t>
+        <w:t xml:space="preserve">•  Perfil de profissional, em iOS, Android e web. Leve, tolerante a sinal ruim, com leitura offline dos turnos confirmados e notificação confiável.</w:t>
       </w:r>
     </w:p>
     <w:p>
@@ -12809,7 +13002,7 @@
           <w:sz w:val="22"/>
           <w:szCs w:val="22"/>
         </w:rPr>
-        <w:t xml:space="preserve">•  Aplicativo do Estabelecimento, em iOS, Android e web, cobrindo os dois contextos: publicação sob estresse no celular e planejamento de escala no computador. Na versão web fica o Painel do gestor, para acompanhar vagas, contratados e turnos; o alerta de vaga vazia e a confirmação de check-in manual também existem no celular.</w:t>
+        <w:t xml:space="preserve">•  Perfil de contratante, em iOS, Android e web, cobrindo os dois contextos: publicação sob estresse no celular e planejamento de escala no computador. Na versão web fica o Painel do gestor, para acompanhar vagas, contratados e turnos; o alerta de vaga vazia e a confirmação de check-in manual também existem no celular.</w:t>
       </w:r>
     </w:p>
     <w:p>
@@ -12837,7 +13030,7 @@
           <w:sz w:val="22"/>
           <w:szCs w:val="22"/>
         </w:rPr>
-        <w:t xml:space="preserve">As dependências externas previstas são o Supabase como backend (Postgres com PostGIS, autenticação e funções de servidor), o FCM para notificação push nos dois sistemas (no iOS, a entrega passa pelo APNs) e serviços de geolocalização e mapa. Os aplicativos são nativos: Swift e SwiftUI no iOS, Kotlin no Android. As regras que precisam valer igual nas três plataformas, como quem recebe a vaga, a confirmação sem duplicidade e o check-in, ficam no backend e são escritas uma vez. O pagamento fica fora do sistema por decisão de escopo, e não por limitação técnica.</w:t>
+        <w:t xml:space="preserve">As dependências externas previstas são o Supabase como backend (Postgres com PostGIS, autenticação por código no e-mail e funções de servidor), o FCM para notificação push nos dois sistemas (no iOS, a entrega passa pelo APNs) e serviços de geolocalização e mapa. Os aplicativos são nativos: Swift e SwiftUI no iOS, Kotlin no Android. As regras que precisam valer igual nas três plataformas, como quem recebe a vaga, a confirmação sem duplicidade e o check-in, ficam no backend e são escritas uma vez. O pagamento fica fora do sistema por decisão de escopo, e não por limitação técnica.</w:t>
       </w:r>
     </w:p>
     <w:p>
@@ -18114,7 +18307,7 @@
                 <w:sz w:val="20"/>
                 <w:szCs w:val="20"/>
               </w:rPr>
-              <w:t xml:space="preserve">O contratante recebe um alerta quando a vaga segue vazia a 3 horas do início, com antecedência ajustável na publicação. Na versão web do app do estabelecimento, o gestor acompanha vagas, contratados e turnos, e confirma check-ins manuais.</w:t>
+              <w:t xml:space="preserve">O contratante recebe um alerta quando a vaga segue vazia a 3 horas do início, com antecedência ajustável na publicação. Na versão web, no perfil de contratante, o gestor acompanha vagas, contratados e turnos, e confirma check-ins manuais.</w:t>
             </w:r>
           </w:p>
         </w:tc>
@@ -20476,7 +20669,7 @@
                 <w:sz w:val="20"/>
                 <w:szCs w:val="20"/>
               </w:rPr>
-              <w:t xml:space="preserve">“Frila”. O nome nomeia a unidade de trabalho, o turno avulso, e não o setor, o que o mantém válido em qualquer expansão de escopo ou de país. Convenção prevista para diferenciar os dois públicos nas lojas: “Frila Profissionais” e “Frila Estabelecimentos”.</w:t>
+              <w:t xml:space="preserve">“Frila”. O nome nomeia a unidade de trabalho, o turno avulso, e não o setor, o que o mantém válido em qualquer expansão de escopo ou de país. É um app só, com uma ficha em cada loja; o perfil, de profissional ou de contratante, é escolhido dentro do app, no cadastro.</w:t>
             </w:r>
           </w:p>
         </w:tc>
@@ -20503,7 +20696,7 @@
                 <w:sz w:val="20"/>
                 <w:szCs w:val="20"/>
               </w:rPr>
-              <w:t xml:space="preserve">Definido para a marca; separação por público pendente</w:t>
+              <w:t xml:space="preserve">Definido: um app só, com uma ficha por loja</w:t>
             </w:r>
           </w:p>
         </w:tc>

--- a/doc-harness/01 - CBL/Desafios/C18/Documentos de Produto/Frila_Documento_de_Visao.docx
+++ b/doc-harness/01 - CBL/Desafios/C18/Documentos de Produto/Frila_Documento_de_Visao.docx
@@ -269,7 +269,7 @@
                 <w:sz w:val="20"/>
                 <w:szCs w:val="20"/>
               </w:rPr>
-              <w:t xml:space="preserve">v1.2.0</w:t>
+              <w:t xml:space="preserve">v1.3.0</w:t>
             </w:r>
           </w:p>
         </w:tc>
@@ -325,7 +325,7 @@
                 <w:sz w:val="20"/>
                 <w:szCs w:val="20"/>
               </w:rPr>
-              <w:t xml:space="preserve">22/09/2026</w:t>
+              <w:t xml:space="preserve">30/09/2026</w:t>
             </w:r>
           </w:p>
         </w:tc>
@@ -343,7 +343,6 @@
     </w:p>
     <w:p>
       <w:pPr>
-        <w:keepNext/>
         <w:spacing w:before="0" w:after="200" w:line="264" w:lineRule="auto"/>
       </w:pPr>
       <w:r>
@@ -371,9 +370,9 @@
         </w:tblBorders>
       </w:tblPr>
       <w:tblGrid>
-        <w:gridCol w:w="1100"/>
-        <w:gridCol w:w="1200"/>
-        <w:gridCol w:w="2760"/>
+        <w:gridCol w:w="1000"/>
+        <w:gridCol w:w="1400"/>
+        <w:gridCol w:w="2660"/>
         <w:gridCol w:w="4300"/>
       </w:tblGrid>
       <w:tr>
@@ -382,7 +381,7 @@
         </w:trPr>
         <w:tc>
           <w:tcPr>
-            <w:tcW w:w="1100" w:type="dxa"/>
+            <w:tcW w:w="1000" w:type="dxa"/>
             <w:shd w:val="clear" w:color="auto" w:fill="DCE6F1"/>
             <w:vAlign w:val="top"/>
             <w:tcMar>
@@ -410,7 +409,7 @@
         </w:tc>
         <w:tc>
           <w:tcPr>
-            <w:tcW w:w="1200" w:type="dxa"/>
+            <w:tcW w:w="1400" w:type="dxa"/>
             <w:shd w:val="clear" w:color="auto" w:fill="DCE6F1"/>
             <w:vAlign w:val="top"/>
             <w:tcMar>
@@ -438,7 +437,7 @@
         </w:tc>
         <w:tc>
           <w:tcPr>
-            <w:tcW w:w="2760" w:type="dxa"/>
+            <w:tcW w:w="2660" w:type="dxa"/>
             <w:shd w:val="clear" w:color="auto" w:fill="DCE6F1"/>
             <w:vAlign w:val="top"/>
             <w:tcMar>
@@ -496,7 +495,7 @@
       <w:tr>
         <w:tc>
           <w:tcPr>
-            <w:tcW w:w="1100" w:type="dxa"/>
+            <w:tcW w:w="1000" w:type="dxa"/>
             <w:shd w:val="clear" w:color="auto" w:fill="F7F7F7"/>
             <w:vAlign w:val="top"/>
             <w:tcMar>
@@ -523,7 +522,7 @@
         </w:tc>
         <w:tc>
           <w:tcPr>
-            <w:tcW w:w="1200" w:type="dxa"/>
+            <w:tcW w:w="1400" w:type="dxa"/>
             <w:shd w:val="clear" w:color="auto" w:fill="F7F7F7"/>
             <w:vAlign w:val="top"/>
             <w:tcMar>
@@ -550,7 +549,7 @@
         </w:tc>
         <w:tc>
           <w:tcPr>
-            <w:tcW w:w="2760" w:type="dxa"/>
+            <w:tcW w:w="2660" w:type="dxa"/>
             <w:shd w:val="clear" w:color="auto" w:fill="F7F7F7"/>
             <w:vAlign w:val="top"/>
             <w:tcMar>
@@ -606,7 +605,7 @@
       <w:tr>
         <w:tc>
           <w:tcPr>
-            <w:tcW w:w="1100" w:type="dxa"/>
+            <w:tcW w:w="1000" w:type="dxa"/>
             <w:shd w:val="clear" w:color="auto" w:fill="FFFFFF"/>
             <w:vAlign w:val="top"/>
             <w:tcMar>
@@ -633,7 +632,7 @@
         </w:tc>
         <w:tc>
           <w:tcPr>
-            <w:tcW w:w="1200" w:type="dxa"/>
+            <w:tcW w:w="1400" w:type="dxa"/>
             <w:shd w:val="clear" w:color="auto" w:fill="FFFFFF"/>
             <w:vAlign w:val="top"/>
             <w:tcMar>
@@ -660,7 +659,7 @@
         </w:tc>
         <w:tc>
           <w:tcPr>
-            <w:tcW w:w="2760" w:type="dxa"/>
+            <w:tcW w:w="2660" w:type="dxa"/>
             <w:shd w:val="clear" w:color="auto" w:fill="FFFFFF"/>
             <w:vAlign w:val="top"/>
             <w:tcMar>
@@ -716,7 +715,7 @@
       <w:tr>
         <w:tc>
           <w:tcPr>
-            <w:tcW w:w="1100" w:type="dxa"/>
+            <w:tcW w:w="1000" w:type="dxa"/>
             <w:shd w:val="clear" w:color="auto" w:fill="F7F7F7"/>
             <w:vAlign w:val="top"/>
             <w:tcMar>
@@ -743,7 +742,7 @@
         </w:tc>
         <w:tc>
           <w:tcPr>
-            <w:tcW w:w="1200" w:type="dxa"/>
+            <w:tcW w:w="1400" w:type="dxa"/>
             <w:shd w:val="clear" w:color="auto" w:fill="F7F7F7"/>
             <w:vAlign w:val="top"/>
             <w:tcMar>
@@ -770,7 +769,7 @@
         </w:tc>
         <w:tc>
           <w:tcPr>
-            <w:tcW w:w="2760" w:type="dxa"/>
+            <w:tcW w:w="2660" w:type="dxa"/>
             <w:shd w:val="clear" w:color="auto" w:fill="F7F7F7"/>
             <w:vAlign w:val="top"/>
             <w:tcMar>
@@ -819,6 +818,116 @@
                 <w:szCs w:val="20"/>
               </w:rPr>
               <w:t xml:space="preserve">Aplica as respostas das pendências para codar (22/09): um app só, com um perfil por conta e uma ficha em cada loja; entrada por código no e-mail, sem senha e sem SMS; botão “disponível agora” retirado; referências ao Documento de Requisitos v1.3.0 e ao Backlog v1.2.0.</w:t>
+            </w:r>
+          </w:p>
+        </w:tc>
+      </w:tr>
+      <w:tr>
+        <w:tc>
+          <w:tcPr>
+            <w:tcW w:w="1000" w:type="dxa"/>
+            <w:shd w:val="clear" w:color="auto" w:fill="FFFFFF"/>
+            <w:vAlign w:val="top"/>
+            <w:tcMar>
+              <w:top w:w="90" w:type="dxa"/>
+              <w:left w:w="120" w:type="dxa"/>
+              <w:bottom w:w="90" w:type="dxa"/>
+              <w:right w:w="120" w:type="dxa"/>
+            </w:tcMar>
+          </w:tcPr>
+          <w:p>
+            <w:pPr>
+              <w:spacing w:before="0" w:after="0" w:line="264" w:lineRule="auto"/>
+            </w:pPr>
+            <w:r>
+              <w:rPr>
+                <w:rFonts w:ascii="SF Pro Display" w:hAnsi="SF Pro Display" w:cs="SF Pro Display"/>
+                <w:color w:val="1A1A1A"/>
+                <w:sz w:val="20"/>
+                <w:szCs w:val="20"/>
+              </w:rPr>
+              <w:t xml:space="preserve">v1.3.0</w:t>
+            </w:r>
+          </w:p>
+        </w:tc>
+        <w:tc>
+          <w:tcPr>
+            <w:tcW w:w="1400" w:type="dxa"/>
+            <w:shd w:val="clear" w:color="auto" w:fill="FFFFFF"/>
+            <w:vAlign w:val="top"/>
+            <w:tcMar>
+              <w:top w:w="90" w:type="dxa"/>
+              <w:left w:w="120" w:type="dxa"/>
+              <w:bottom w:w="90" w:type="dxa"/>
+              <w:right w:w="120" w:type="dxa"/>
+            </w:tcMar>
+          </w:tcPr>
+          <w:p>
+            <w:pPr>
+              <w:spacing w:before="0" w:after="0" w:line="264" w:lineRule="auto"/>
+            </w:pPr>
+            <w:r>
+              <w:rPr>
+                <w:rFonts w:ascii="SF Pro Display" w:hAnsi="SF Pro Display" w:cs="SF Pro Display"/>
+                <w:color w:val="1A1A1A"/>
+                <w:sz w:val="20"/>
+                <w:szCs w:val="20"/>
+              </w:rPr>
+              <w:t xml:space="preserve">30/09/2026</w:t>
+            </w:r>
+          </w:p>
+        </w:tc>
+        <w:tc>
+          <w:tcPr>
+            <w:tcW w:w="2660" w:type="dxa"/>
+            <w:shd w:val="clear" w:color="auto" w:fill="FFFFFF"/>
+            <w:vAlign w:val="top"/>
+            <w:tcMar>
+              <w:top w:w="90" w:type="dxa"/>
+              <w:left w:w="120" w:type="dxa"/>
+              <w:bottom w:w="90" w:type="dxa"/>
+              <w:right w:w="120" w:type="dxa"/>
+            </w:tcMar>
+          </w:tcPr>
+          <w:p>
+            <w:pPr>
+              <w:spacing w:before="0" w:after="0" w:line="264" w:lineRule="auto"/>
+            </w:pPr>
+            <w:r>
+              <w:rPr>
+                <w:rFonts w:ascii="SF Pro Display" w:hAnsi="SF Pro Display" w:cs="SF Pro Display"/>
+                <w:color w:val="1A1A1A"/>
+                <w:sz w:val="20"/>
+                <w:szCs w:val="20"/>
+              </w:rPr>
+              <w:t xml:space="preserve">Cauê Carneiro, Fabrício Tosta, João Paulo, Júlia Clovandi, Matheus Silva</w:t>
+            </w:r>
+          </w:p>
+        </w:tc>
+        <w:tc>
+          <w:tcPr>
+            <w:tcW w:w="4300" w:type="dxa"/>
+            <w:shd w:val="clear" w:color="auto" w:fill="FFFFFF"/>
+            <w:vAlign w:val="top"/>
+            <w:tcMar>
+              <w:top w:w="90" w:type="dxa"/>
+              <w:left w:w="120" w:type="dxa"/>
+              <w:bottom w:w="90" w:type="dxa"/>
+              <w:right w:w="120" w:type="dxa"/>
+            </w:tcMar>
+          </w:tcPr>
+          <w:p>
+            <w:pPr>
+              <w:spacing w:before="0" w:after="0" w:line="264" w:lineRule="auto"/>
+            </w:pPr>
+            <w:r>
+              <w:rPr>
+                <w:rFonts w:ascii="SF Pro Display" w:hAnsi="SF Pro Display" w:cs="SF Pro Display"/>
+                <w:color w:val="1A1A1A"/>
+                <w:sz w:val="20"/>
+                <w:szCs w:val="20"/>
+              </w:rPr>
+              <w:t xml:space="preserve">Revisão de consistência para a entrega parcial de 02/10: v1.0 só iOS, com Android e web na v1.2 (Escopo do MVP); estado do projeto com o código em construção; taxa de comparecimento só do profissional; múltiplos usuários com contas próprias (RN25); só estabelecimentos do DF no lançamento; check-out sem limite de distância; a Equipe Frila pode ocultar vaga imprópria; referências com os caminhos do repositório frila-docs, o Documento de Requisitos v1.4.0, o Backlog v1.2.1 e o contrato da API 0.2.26.</w:t>
             </w:r>
           </w:p>
         </w:tc>
@@ -831,7 +940,6 @@
     </w:p>
     <w:p>
       <w:pPr>
-        <w:keepNext/>
         <w:spacing w:before="0" w:after="200" w:line="264" w:lineRule="auto"/>
       </w:pPr>
       <w:r>
@@ -1418,7 +1526,7 @@
                 <w:sz w:val="20"/>
                 <w:szCs w:val="20"/>
               </w:rPr>
-              <w:t xml:space="preserve">Turnos com presença divididos pelos turnos confirmados. Presença é check-in geolocalizado ou manual confirmado pelo contratante; falta é não aparecer ou cancelar com menos de 24 horas do início. Não entram na conta: candidatura não escolhida, cancelamento com mais de 24 horas e turno não verificado. É o sinal mais objetivo do sistema, aparece no perfil e não altera quem recebe a notificação.</w:t>
+              <w:t xml:space="preserve">Turnos com presença divididos pelos turnos confirmados. Presença é check-in geolocalizado ou manual confirmado pelo contratante; falta é não aparecer ou cancelar com menos de 24 horas do início. Não entram na conta: candidatura não escolhida, cancelamento com mais de 24 horas e turno não verificado. É o sinal mais objetivo do sistema, aparece no perfil do profissional e não altera quem recebe a notificação.</w:t>
             </w:r>
           </w:p>
         </w:tc>
@@ -1833,7 +1941,7 @@
                 <w:sz w:val="20"/>
                 <w:szCs w:val="20"/>
               </w:rPr>
-              <w:t xml:space="preserve">Pessoas do time Frila que respondem, por e-mail, suporte, denúncias, contestações e pedidos de revisão do despacho, em até 5 dias úteis. Não acompanham turnos nem intervêm neles.</w:t>
+              <w:t xml:space="preserve">Pessoas do time Frila que respondem, por e-mail, suporte, denúncias, contestações e pedidos de revisão do despacho, em até 5 dias úteis, e podem ocultar vaga com conteúdo impróprio até revisá-la. Não acompanham turnos nem intervêm neles.</w:t>
             </w:r>
           </w:p>
         </w:tc>
@@ -2082,7 +2190,7 @@
                 <w:sz w:val="20"/>
                 <w:szCs w:val="20"/>
               </w:rPr>
-              <w:t xml:space="preserve">Technology Readiness Level. O projeto está em TRL 2: conceito formulado, nada implementado.</w:t>
+              <w:t xml:space="preserve">Technology Readiness Level. Em 22/09 o projeto estava em TRL 2, com o conceito formulado; desde então o backend e o app iOS estão em construção e são testados em ambiente de desenvolvimento, ainda sem validação de campo.</w:t>
             </w:r>
           </w:p>
         </w:tc>
@@ -2279,7 +2387,7 @@
           <w:sz w:val="22"/>
           <w:szCs w:val="22"/>
         </w:rPr>
-        <w:t xml:space="preserve">Uma ressalva de leitura vale para o documento inteiro. O Frila está em TRL 2: conceito formulado, nenhuma linha de código escrita e nenhuma validação de campo realizada. Os números de contexto de mercado têm fonte pública identificada; as afirmações sobre o comportamento concreto do contratante e do profissional no Distrito Federal são hipóteses, marcadas com [H] ao longo do texto. A expectativa explícita do grupo é que parte delas esteja errada e seja corrigida com dado real.</w:t>
+        <w:t xml:space="preserve">Uma ressalva de leitura vale para o documento inteiro. O Frila não passou por validação de campo. Desde 22/09 há código, o backend no Supabase e o app iOS, com builds internos no TestFlight, mas nenhum turno real foi fechado pelo produto. Os números de contexto de mercado têm fonte pública identificada; as afirmações sobre o comportamento concreto do contratante e do profissional no Distrito Federal são hipóteses, marcadas com [H] ao longo do texto. A expectativa explícita do grupo é que parte delas esteja errada e seja corrigida com dado real.</w:t>
       </w:r>
     </w:p>
     <w:p>
@@ -2458,7 +2566,7 @@
           <w:sz w:val="22"/>
           <w:szCs w:val="22"/>
         </w:rPr>
-        <w:t xml:space="preserve">•  Um aplicativo só, com os perfis de profissional e de contratante, em iOS nativo (Swift e SwiftUI), Android nativo (Kotlin) e versão web, com proposta de valor distinta por perfil.</w:t>
+        <w:t xml:space="preserve">•  Um aplicativo só, com os perfis de profissional e de contratante, em iOS nativo (Swift e SwiftUI), Android nativo (Kotlin) e versão web, com proposta de valor distinta por perfil. A v1.0, na App Store em 13/11/2026, é só iOS; Android e web entram na v1.2, no 1º trimestre de 2027.</w:t>
       </w:r>
     </w:p>
     <w:p>
@@ -2597,7 +2705,6 @@
     </w:p>
     <w:p>
       <w:pPr>
-        <w:keepNext/>
         <w:spacing w:before="280" w:after="120" w:line="264" w:lineRule="auto"/>
       </w:pPr>
       <w:r>
@@ -2796,7 +2903,7 @@
                 <w:sz w:val="20"/>
                 <w:szCs w:val="20"/>
               </w:rPr>
-              <w:t xml:space="preserve">Documentos/MD/00-LEIA-PRIMEIRO.md</w:t>
+              <w:t xml:space="preserve">produto/00-LEIA-PRIMEIRO.md</w:t>
             </w:r>
           </w:p>
         </w:tc>
@@ -2879,7 +2986,7 @@
                 <w:sz w:val="20"/>
                 <w:szCs w:val="20"/>
               </w:rPr>
-              <w:t xml:space="preserve">Documentos/MD/01-O-PROBLEMA.md</w:t>
+              <w:t xml:space="preserve">produto/01-O-PROBLEMA.md</w:t>
             </w:r>
           </w:p>
         </w:tc>
@@ -2962,7 +3069,7 @@
                 <w:sz w:val="20"/>
                 <w:szCs w:val="20"/>
               </w:rPr>
-              <w:t xml:space="preserve">Documentos/MD/02-O-NEGOCIO.md</w:t>
+              <w:t xml:space="preserve">produto/02-O-NEGOCIO.md</w:t>
             </w:r>
           </w:p>
         </w:tc>
@@ -3045,7 +3152,7 @@
                 <w:sz w:val="20"/>
                 <w:szCs w:val="20"/>
               </w:rPr>
-              <w:t xml:space="preserve">Documentos/MD/03-ESPECIFICACAO-DO-PRODUTO.md</w:t>
+              <w:t xml:space="preserve">produto/03-ESPECIFICACAO-DO-PRODUTO.md</w:t>
             </w:r>
           </w:p>
         </w:tc>
@@ -3128,7 +3235,7 @@
                 <w:sz w:val="20"/>
                 <w:szCs w:val="20"/>
               </w:rPr>
-              <w:t xml:space="preserve">Documentos/MD/04-MERCADO-E-CONCORRENCIA.md</w:t>
+              <w:t xml:space="preserve">produto/04-MERCADO-E-CONCORRENCIA.md</w:t>
             </w:r>
           </w:p>
         </w:tc>
@@ -3211,7 +3318,7 @@
                 <w:sz w:val="20"/>
                 <w:szCs w:val="20"/>
               </w:rPr>
-              <w:t xml:space="preserve">Documentos/MD/EVIDENCIAS.md</w:t>
+              <w:t xml:space="preserve">produto/EVIDENCIAS.md</w:t>
             </w:r>
           </w:p>
         </w:tc>
@@ -3267,7 +3374,7 @@
                 <w:sz w:val="20"/>
                 <w:szCs w:val="20"/>
               </w:rPr>
-              <w:t xml:space="preserve">v1.3.0</w:t>
+              <w:t xml:space="preserve">v1.4.0</w:t>
             </w:r>
           </w:p>
         </w:tc>
@@ -3294,7 +3401,7 @@
                 <w:sz w:val="20"/>
                 <w:szCs w:val="20"/>
               </w:rPr>
-              <w:t xml:space="preserve">Documentos/Diagramas:Documentos/Frila_Documento_de_Requisitos.docx</w:t>
+              <w:t xml:space="preserve">requisitos/Frila_Documento_de_Requisitos.docx</w:t>
             </w:r>
           </w:p>
         </w:tc>
@@ -3350,7 +3457,7 @@
                 <w:sz w:val="20"/>
                 <w:szCs w:val="20"/>
               </w:rPr>
-              <w:t xml:space="preserve">v1.2.0</w:t>
+              <w:t xml:space="preserve">v1.2.1</w:t>
             </w:r>
           </w:p>
         </w:tc>
@@ -3377,7 +3484,7 @@
                 <w:sz w:val="20"/>
                 <w:szCs w:val="20"/>
               </w:rPr>
-              <w:t xml:space="preserve">Documentos/Diagramas:Documentos/Frila_Historias_de_Usuario_e_Backlog.docx</w:t>
+              <w:t xml:space="preserve">requisitos/Frila_Historias_de_Usuario_e_Backlog.docx</w:t>
             </w:r>
           </w:p>
         </w:tc>
@@ -3406,6 +3513,172 @@
                 <w:sz w:val="20"/>
                 <w:szCs w:val="20"/>
               </w:rPr>
+              <w:t xml:space="preserve">Diagramas de Casos de Uso, de Classe e de Arquitetura e Modelagem de Banco de Dados</w:t>
+            </w:r>
+          </w:p>
+        </w:tc>
+        <w:tc>
+          <w:tcPr>
+            <w:tcW w:w="1200" w:type="dxa"/>
+            <w:shd w:val="clear" w:color="auto" w:fill="F7F7F7"/>
+            <w:vAlign w:val="top"/>
+            <w:tcMar>
+              <w:top w:w="90" w:type="dxa"/>
+              <w:left w:w="120" w:type="dxa"/>
+              <w:bottom w:w="90" w:type="dxa"/>
+              <w:right w:w="120" w:type="dxa"/>
+            </w:tcMar>
+          </w:tcPr>
+          <w:p>
+            <w:pPr>
+              <w:spacing w:before="0" w:after="0" w:line="264" w:lineRule="auto"/>
+            </w:pPr>
+            <w:r>
+              <w:rPr>
+                <w:rFonts w:ascii="SF Pro Display" w:hAnsi="SF Pro Display" w:cs="SF Pro Display"/>
+                <w:color w:val="1A1A1A"/>
+                <w:sz w:val="20"/>
+                <w:szCs w:val="20"/>
+              </w:rPr>
+              <w:t xml:space="preserve">30/09/2026</w:t>
+            </w:r>
+          </w:p>
+        </w:tc>
+        <w:tc>
+          <w:tcPr>
+            <w:tcW w:w="4460" w:type="dxa"/>
+            <w:shd w:val="clear" w:color="auto" w:fill="F7F7F7"/>
+            <w:vAlign w:val="top"/>
+            <w:tcMar>
+              <w:top w:w="90" w:type="dxa"/>
+              <w:left w:w="120" w:type="dxa"/>
+              <w:bottom w:w="90" w:type="dxa"/>
+              <w:right w:w="120" w:type="dxa"/>
+            </w:tcMar>
+          </w:tcPr>
+          <w:p>
+            <w:pPr>
+              <w:spacing w:before="0" w:after="0" w:line="264" w:lineRule="auto"/>
+            </w:pPr>
+            <w:r>
+              <w:rPr>
+                <w:rFonts w:ascii="SF Pro Display" w:hAnsi="SF Pro Display" w:cs="SF Pro Display"/>
+                <w:color w:val="1A1A1A"/>
+                <w:sz w:val="20"/>
+                <w:szCs w:val="20"/>
+              </w:rPr>
+              <w:t xml:space="preserve">requisitos/casos-de-uso/, arquitetura/ e banco-de-dados/</w:t>
+            </w:r>
+          </w:p>
+        </w:tc>
+      </w:tr>
+      <w:tr>
+        <w:tc>
+          <w:tcPr>
+            <w:tcW w:w="3700" w:type="dxa"/>
+            <w:shd w:val="clear" w:color="auto" w:fill="FFFFFF"/>
+            <w:vAlign w:val="top"/>
+            <w:tcMar>
+              <w:top w:w="90" w:type="dxa"/>
+              <w:left w:w="120" w:type="dxa"/>
+              <w:bottom w:w="90" w:type="dxa"/>
+              <w:right w:w="120" w:type="dxa"/>
+            </w:tcMar>
+          </w:tcPr>
+          <w:p>
+            <w:pPr>
+              <w:spacing w:before="0" w:after="0" w:line="264" w:lineRule="auto"/>
+            </w:pPr>
+            <w:r>
+              <w:rPr>
+                <w:rFonts w:ascii="SF Pro Display" w:hAnsi="SF Pro Display" w:cs="SF Pro Display"/>
+                <w:color w:val="1A1A1A"/>
+                <w:sz w:val="20"/>
+                <w:szCs w:val="20"/>
+              </w:rPr>
+              <w:t xml:space="preserve">Contrato da API (OpenAPI 3.1)</w:t>
+            </w:r>
+          </w:p>
+        </w:tc>
+        <w:tc>
+          <w:tcPr>
+            <w:tcW w:w="1200" w:type="dxa"/>
+            <w:shd w:val="clear" w:color="auto" w:fill="FFFFFF"/>
+            <w:vAlign w:val="top"/>
+            <w:tcMar>
+              <w:top w:w="90" w:type="dxa"/>
+              <w:left w:w="120" w:type="dxa"/>
+              <w:bottom w:w="90" w:type="dxa"/>
+              <w:right w:w="120" w:type="dxa"/>
+            </w:tcMar>
+          </w:tcPr>
+          <w:p>
+            <w:pPr>
+              <w:spacing w:before="0" w:after="0" w:line="264" w:lineRule="auto"/>
+            </w:pPr>
+            <w:r>
+              <w:rPr>
+                <w:rFonts w:ascii="SF Pro Display" w:hAnsi="SF Pro Display" w:cs="SF Pro Display"/>
+                <w:color w:val="1A1A1A"/>
+                <w:sz w:val="20"/>
+                <w:szCs w:val="20"/>
+              </w:rPr>
+              <w:t xml:space="preserve">0.2.26</w:t>
+            </w:r>
+          </w:p>
+        </w:tc>
+        <w:tc>
+          <w:tcPr>
+            <w:tcW w:w="4460" w:type="dxa"/>
+            <w:shd w:val="clear" w:color="auto" w:fill="FFFFFF"/>
+            <w:vAlign w:val="top"/>
+            <w:tcMar>
+              <w:top w:w="90" w:type="dxa"/>
+              <w:left w:w="120" w:type="dxa"/>
+              <w:bottom w:w="90" w:type="dxa"/>
+              <w:right w:w="120" w:type="dxa"/>
+            </w:tcMar>
+          </w:tcPr>
+          <w:p>
+            <w:pPr>
+              <w:spacing w:before="0" w:after="0" w:line="264" w:lineRule="auto"/>
+            </w:pPr>
+            <w:r>
+              <w:rPr>
+                <w:rFonts w:ascii="SF Pro Display" w:hAnsi="SF Pro Display" w:cs="SF Pro Display"/>
+                <w:color w:val="1A1A1A"/>
+                <w:sz w:val="20"/>
+                <w:szCs w:val="20"/>
+              </w:rPr>
+              <w:t xml:space="preserve">api/openapi.yaml</w:t>
+            </w:r>
+          </w:p>
+        </w:tc>
+      </w:tr>
+      <w:tr>
+        <w:tc>
+          <w:tcPr>
+            <w:tcW w:w="3700" w:type="dxa"/>
+            <w:shd w:val="clear" w:color="auto" w:fill="F7F7F7"/>
+            <w:vAlign w:val="top"/>
+            <w:tcMar>
+              <w:top w:w="90" w:type="dxa"/>
+              <w:left w:w="120" w:type="dxa"/>
+              <w:bottom w:w="90" w:type="dxa"/>
+              <w:right w:w="120" w:type="dxa"/>
+            </w:tcMar>
+          </w:tcPr>
+          <w:p>
+            <w:pPr>
+              <w:spacing w:before="0" w:after="0" w:line="264" w:lineRule="auto"/>
+            </w:pPr>
+            <w:r>
+              <w:rPr>
+                <w:rFonts w:ascii="SF Pro Display" w:hAnsi="SF Pro Display" w:cs="SF Pro Display"/>
+                <w:color w:val="1A1A1A"/>
+                <w:sz w:val="20"/>
+                <w:szCs w:val="20"/>
+              </w:rPr>
               <w:t xml:space="preserve">CBL do Challenge 18</w:t>
             </w:r>
           </w:p>
@@ -3460,7 +3733,7 @@
                 <w:sz w:val="20"/>
                 <w:szCs w:val="20"/>
               </w:rPr>
-              <w:t xml:space="preserve">CBL/CBL_C18.pages</w:t>
+              <w:t xml:space="preserve">cbl/CBL_C18.pages</w:t>
             </w:r>
           </w:p>
         </w:tc>
@@ -3543,7 +3816,7 @@
                 <w:sz w:val="20"/>
                 <w:szCs w:val="20"/>
               </w:rPr>
-              <w:t xml:space="preserve">Documentos/MD/Frila_Roteiro_de_Validacao_de_Campo.md</w:t>
+              <w:t xml:space="preserve">pesquisa/Frila_Roteiro_de_Validacao_de_Campo.md</w:t>
             </w:r>
           </w:p>
         </w:tc>
@@ -3658,7 +3931,7 @@
                 <w:sz w:val="20"/>
                 <w:szCs w:val="20"/>
               </w:rPr>
-              <w:t xml:space="preserve">Repositório do projeto</w:t>
+              <w:t xml:space="preserve">Repositórios do projeto (frila-docs, frila-backend e frila-frontend)</w:t>
             </w:r>
           </w:p>
         </w:tc>
@@ -3714,7 +3987,7 @@
                   <w:sz w:val="20"/>
                   <w:szCs w:val="20"/>
                 </w:rPr>
-                <w:t xml:space="preserve">https://github.com/BlendOps/Frila</w:t>
+                <w:t xml:space="preserve">https://github.com/FrilaApp</w:t>
               </w:r>
             </w:hyperlink>
           </w:p>
@@ -4337,7 +4610,6 @@
     </w:p>
     <w:p>
       <w:pPr>
-        <w:keepNext/>
         <w:spacing w:before="280" w:after="120" w:line="264" w:lineRule="auto"/>
       </w:pPr>
       <w:r>
@@ -4636,7 +4908,6 @@
     </w:p>
     <w:p>
       <w:pPr>
-        <w:keepNext/>
         <w:spacing w:before="280" w:after="120" w:line="264" w:lineRule="auto"/>
       </w:pPr>
       <w:r>
@@ -4886,7 +5157,7 @@
                 <w:sz w:val="20"/>
                 <w:szCs w:val="20"/>
               </w:rPr>
-              <w:t xml:space="preserve">Plataforma de contratação por turno avulso, disponível como aplicativo iOS nativo, aplicativo Android e versão web, com proposta de valor distinta por perfil de usuário.</w:t>
+              <w:t xml:space="preserve">Plataforma de contratação por turno avulso, como aplicativo iOS nativo e, a partir da v1.2, aplicativo Android e versão web, com proposta de valor distinta por perfil de usuário.</w:t>
             </w:r>
           </w:p>
         </w:tc>
@@ -4942,7 +5213,7 @@
                 <w:sz w:val="20"/>
                 <w:szCs w:val="20"/>
               </w:rPr>
-              <w:t xml:space="preserve">Leva a vaga até quem é elegível por função, proximidade e disponibilidade, em vez de esperar que alguém a encontre, e mostra a cada lado um histórico verificável do outro: taxa de comparecimento e uma resposta binária de quem já trabalhou com a pessoa.</w:t>
+              <w:t xml:space="preserve">Leva a vaga até quem é elegível por função, proximidade e disponibilidade, em vez de esperar que alguém a encontre, e mostra a cada lado um histórico verificável do outro: a resposta binária de quem já trabalhou com a pessoa ou no local e, do profissional, a taxa de comparecimento.</w:t>
             </w:r>
           </w:p>
         </w:tc>
@@ -5088,7 +5359,6 @@
     </w:p>
     <w:p>
       <w:pPr>
-        <w:keepNext/>
         <w:spacing w:before="280" w:after="120" w:line="264" w:lineRule="auto"/>
       </w:pPr>
       <w:r>
@@ -6477,7 +6747,6 @@
     </w:p>
     <w:p>
       <w:pPr>
-        <w:keepNext/>
         <w:spacing w:before="280" w:after="120" w:line="264" w:lineRule="auto"/>
       </w:pPr>
       <w:r>
@@ -7147,7 +7416,7 @@
                 <w:sz w:val="20"/>
                 <w:szCs w:val="20"/>
               </w:rPr>
-              <w:t xml:space="preserve">Pessoas do time que respondem, por e-mail, suporte, denúncias, contestações e pedidos de revisão do despacho.</w:t>
+              <w:t xml:space="preserve">Pessoas do time que respondem, por e-mail, suporte, denúncias, contestações e pedidos de revisão do despacho, e que podem ocultar vaga com conteúdo impróprio até revisá-la.</w:t>
             </w:r>
           </w:p>
         </w:tc>
@@ -7436,7 +7705,6 @@
     </w:p>
     <w:p>
       <w:pPr>
-        <w:keepNext/>
         <w:spacing w:before="280" w:after="120" w:line="264" w:lineRule="auto"/>
       </w:pPr>
       <w:r>
@@ -7978,7 +8246,7 @@
           <w:sz w:val="22"/>
           <w:szCs w:val="22"/>
         </w:rPr>
-        <w:t xml:space="preserve">Quanto a plataformas, o aplicativo iOS nativo, em Swift e SwiftUI, é requisito já fechado do projeto, e o Android também será nativo, em Kotlin. O Android continua sendo prioridade de alcance, por ser a plataforma de cerca de 75% do uso de celular no Brasil (75,45%, StatCounter, ago/2026), já que lançar só em iOS excluiria a maior parte do lado da oferta. Para a entrega na loja em 13/11, o iOS é o mínimo, e Android e web são a meta. A versão web atende os dois perfis.</w:t>
+        <w:t xml:space="preserve">Quanto a plataformas, o aplicativo iOS nativo, em Swift e SwiftUI, é requisito já fechado do projeto, e o Android também será nativo, em Kotlin. O Android continua sendo prioridade de alcance, por ser a plataforma de cerca de 75% do uso de celular no Brasil (75,45%, StatCounter, ago/2026), já que ficar só no iOS excluiria a maior parte do lado da oferta. Com três desenvolvedores e sete semanas até a loja, a v1.0, em 13/11, é só iOS; Android e web entram na v1.2, no 1º trimestre de 2027 (Escopo do MVP). A versão web atende os dois perfis.</w:t>
       </w:r>
     </w:p>
     <w:p>
@@ -8013,7 +8281,6 @@
     </w:p>
     <w:p>
       <w:pPr>
-        <w:keepNext/>
         <w:spacing w:before="200" w:after="80" w:line="264" w:lineRule="auto"/>
       </w:pPr>
       <w:r>
@@ -8319,7 +8586,7 @@
                 <w:sz w:val="20"/>
                 <w:szCs w:val="20"/>
               </w:rPr>
-              <w:t xml:space="preserve">Turnos efetivamente preenchidos no DF, com taxa de comparecimento medida; hipóteses do projeto convertidas em dado ou descartadas; produto publicado na App Store em 13/11, com Google Play e web como meta.</w:t>
+              <w:t xml:space="preserve">Turnos efetivamente preenchidos no DF, com taxa de comparecimento medida; hipóteses do projeto convertidas em dado ou descartadas; produto publicado na App Store em 13/11, com Google Play e web na v1.2.</w:t>
             </w:r>
           </w:p>
         </w:tc>
@@ -8431,7 +8698,7 @@
                 <w:sz w:val="20"/>
                 <w:szCs w:val="20"/>
               </w:rPr>
-              <w:t xml:space="preserve">Validar a frequência do problema antes de construir; não repetir o erro do setor de acumular cadastro sem liquidez; não ultrapassar a capacidade de uma equipe de cinco pessoas sem código escrito.</w:t>
+              <w:t xml:space="preserve">Validar a frequência do problema antes de construir; não repetir o erro do setor de acumular cadastro sem liquidez; não ultrapassar a capacidade de uma equipe de cinco pessoas.</w:t>
             </w:r>
           </w:p>
         </w:tc>
@@ -8444,7 +8711,6 @@
     </w:p>
     <w:p>
       <w:pPr>
-        <w:keepNext/>
         <w:spacing w:before="200" w:after="80" w:line="264" w:lineRule="auto"/>
       </w:pPr>
       <w:r>
@@ -8875,7 +9141,6 @@
     </w:p>
     <w:p>
       <w:pPr>
-        <w:keepNext/>
         <w:spacing w:before="200" w:after="80" w:line="264" w:lineRule="auto"/>
       </w:pPr>
       <w:r>
@@ -9306,7 +9571,6 @@
     </w:p>
     <w:p>
       <w:pPr>
-        <w:keepNext/>
         <w:spacing w:before="200" w:after="80" w:line="264" w:lineRule="auto"/>
       </w:pPr>
       <w:r>
@@ -9753,7 +10017,6 @@
     </w:p>
     <w:p>
       <w:pPr>
-        <w:keepNext/>
         <w:spacing w:before="200" w:after="80" w:line="264" w:lineRule="auto"/>
       </w:pPr>
       <w:r>
@@ -10240,7 +10503,6 @@
     </w:p>
     <w:p>
       <w:pPr>
-        <w:keepNext/>
         <w:spacing w:before="200" w:after="80" w:line="264" w:lineRule="auto"/>
       </w:pPr>
       <w:r>
@@ -10727,7 +10989,6 @@
     </w:p>
     <w:p>
       <w:pPr>
-        <w:keepNext/>
         <w:spacing w:before="200" w:after="80" w:line="264" w:lineRule="auto"/>
       </w:pPr>
       <w:r>
@@ -11214,7 +11475,6 @@
     </w:p>
     <w:p>
       <w:pPr>
-        <w:keepNext/>
         <w:spacing w:before="280" w:after="120" w:line="264" w:lineRule="auto"/>
       </w:pPr>
       <w:r>
@@ -12987,7 +13247,7 @@
           <w:sz w:val="22"/>
           <w:szCs w:val="22"/>
         </w:rPr>
-        <w:t xml:space="preserve">•  Perfil de profissional, em iOS, Android e web. Leve, tolerante a sinal ruim, com leitura offline dos turnos confirmados e notificação confiável.</w:t>
+        <w:t xml:space="preserve">•  Perfil de profissional, em iOS (v1.0), Android e web (v1.2). Leve, tolerante a sinal ruim, com leitura offline dos turnos confirmados e notificação confiável.</w:t>
       </w:r>
     </w:p>
     <w:p>
@@ -13002,7 +13262,7 @@
           <w:sz w:val="22"/>
           <w:szCs w:val="22"/>
         </w:rPr>
-        <w:t xml:space="preserve">•  Perfil de contratante, em iOS, Android e web, cobrindo os dois contextos: publicação sob estresse no celular e planejamento de escala no computador. Na versão web fica o Painel do gestor, para acompanhar vagas, contratados e turnos; o alerta de vaga vazia e a confirmação de check-in manual também existem no celular.</w:t>
+        <w:t xml:space="preserve">•  Perfil de contratante, em iOS (v1.0), Android e web (v1.2), cobrindo os dois contextos: publicação sob estresse no celular e planejamento de escala no computador. Na versão web fica o Painel do gestor, para acompanhar vagas, contratados e turnos; o alerta de vaga vazia e a confirmação de check-in manual também existem no celular.</w:t>
       </w:r>
     </w:p>
     <w:p>
@@ -13035,7 +13295,6 @@
     </w:p>
     <w:p>
       <w:pPr>
-        <w:keepNext/>
         <w:spacing w:before="280" w:after="120" w:line="264" w:lineRule="auto"/>
       </w:pPr>
       <w:r>
@@ -13151,7 +13410,7 @@
                 <w:sz w:val="20"/>
                 <w:szCs w:val="20"/>
               </w:rPr>
-              <w:t xml:space="preserve">O turno cobrado em cima da hora chega a quem pode aceitá-lo, em vez de esperar ser encontrado</w:t>
+              <w:t xml:space="preserve">O turno que precisa ser coberto em cima da hora chega a quem pode aceitá-lo, em vez de esperar ser encontrado</w:t>
             </w:r>
           </w:p>
         </w:tc>
@@ -13863,7 +14122,6 @@
     </w:p>
     <w:p>
       <w:pPr>
-        <w:keepNext/>
         <w:spacing w:before="280" w:after="120" w:line="264" w:lineRule="auto"/>
       </w:pPr>
       <w:r>
@@ -17867,7 +18125,7 @@
                 <w:sz w:val="20"/>
                 <w:szCs w:val="20"/>
               </w:rPr>
-              <w:t xml:space="preserve">Turnos com presença divididos pelos turnos confirmados, calculada pelo sistema e exibida no perfil. Falta é não aparecer ou cancelar com menos de 24 horas; turno não verificado não conta. Não altera quem recebe a notificação.</w:t>
+              <w:t xml:space="preserve">Turnos com presença divididos pelos turnos confirmados, calculada pelo sistema e exibida no perfil do profissional. Falta é não aparecer ou cancelar com menos de 24 horas; turno não verificado não conta. Não altera quem recebe a notificação.</w:t>
             </w:r>
           </w:p>
         </w:tc>
@@ -18307,7 +18565,7 @@
                 <w:sz w:val="20"/>
                 <w:szCs w:val="20"/>
               </w:rPr>
-              <w:t xml:space="preserve">O contratante recebe um alerta quando a vaga segue vazia a 3 horas do início, com antecedência ajustável na publicação. Na versão web, no perfil de contratante, o gestor acompanha vagas, contratados e turnos, e confirma check-ins manuais.</w:t>
+              <w:t xml:space="preserve">O contratante recebe um alerta quando a vaga segue vazia a 3 horas do início, com antecedência ajustável na publicação, e confirma check-ins manuais no app. Na versão web (v1.2), no perfil de contratante, o gestor acompanha vagas, contratados e turnos.</w:t>
             </w:r>
           </w:p>
         </w:tc>
@@ -18417,7 +18675,7 @@
                 <w:sz w:val="20"/>
                 <w:szCs w:val="20"/>
               </w:rPr>
-              <w:t xml:space="preserve">Check-in e check-out geolocalizados, a até 200 m do local, com check-in manual confirmado pelo contratante quando a localização falhar. Início, fim e valor acordado ficam disponíveis aos dois lados, substituindo a conversa de WhatsApp e a memória.</w:t>
+              <w:t xml:space="preserve">Check-in geolocalizado a até 200 m do local, com check-in manual confirmado pelo contratante quando a localização falhar, e check-out com a distância registrada. Início, fim e valor acordado ficam disponíveis aos dois lados, substituindo a conversa de WhatsApp e a memória.</w:t>
             </w:r>
           </w:p>
         </w:tc>
@@ -18527,7 +18785,7 @@
                 <w:sz w:val="20"/>
                 <w:szCs w:val="20"/>
               </w:rPr>
-              <w:t xml:space="preserve">Mais de uma pessoa opera a mesma conta com papéis distintos, sem compartilhar login. O histórico pertence ao estabelecimento, não a uma pessoa.</w:t>
+              <w:t xml:space="preserve">Mais de uma pessoa opera o mesmo estabelecimento, cada uma com a própria conta de contratante e com papel de administrador ou de operador, sem compartilhar login. O histórico pertence ao estabelecimento, não a uma pessoa.</w:t>
             </w:r>
           </w:p>
         </w:tc>
@@ -18747,7 +19005,7 @@
                 <w:sz w:val="20"/>
                 <w:szCs w:val="20"/>
               </w:rPr>
-              <w:t xml:space="preserve">O profissional também vê todas as vagas abertas do DF, das mais próximas para as mais distantes, com filtros por função, data e distância; vaga de outro estado aparece no fim. Complementa o despacho; em urgência, quem só procura chega tarde.</w:t>
+              <w:t xml:space="preserve">O profissional também vê todas as vagas abertas do DF, das mais próximas para as mais distantes, com filtros por função, data e distância; no lançamento, só há estabelecimentos do DF. Complementa o despacho; em urgência, quem só procura chega tarde.</w:t>
             </w:r>
           </w:p>
         </w:tc>
@@ -19012,7 +19270,6 @@
     </w:p>
     <w:p>
       <w:pPr>
-        <w:keepNext/>
         <w:spacing w:before="0" w:after="200" w:line="264" w:lineRule="auto"/>
       </w:pPr>
       <w:r>
@@ -20497,7 +20754,6 @@
     </w:p>
     <w:p>
       <w:pPr>
-        <w:keepNext/>
         <w:spacing w:before="280" w:after="120" w:line="264" w:lineRule="auto"/>
       </w:pPr>
       <w:r>

--- a/doc-harness/01 - CBL/Desafios/C18/Documentos de Produto/Frila_Documento_de_Visao.docx
+++ b/doc-harness/01 - CBL/Desafios/C18/Documentos de Produto/Frila_Documento_de_Visao.docx
@@ -927,7 +927,7 @@
                 <w:sz w:val="20"/>
                 <w:szCs w:val="20"/>
               </w:rPr>
-              <w:t xml:space="preserve">Revisão de consistência para a entrega parcial de 02/10: v1.0 só iOS, com Android e web na v1.2 (Escopo do MVP); estado do projeto com o código em construção; taxa de comparecimento só do profissional; múltiplos usuários com contas próprias (RN25); só estabelecimentos do DF no lançamento; check-out sem limite de distância; a Equipe Frila pode ocultar vaga imprópria; referências com os caminhos do repositório frila-docs, o Documento de Requisitos v1.4.0, o Backlog v1.2.1 e o contrato da API 0.2.26.</w:t>
+              <w:t xml:space="preserve">Revisão de consistência para a entrega parcial de 02/10: v1.0 só iOS, com Android e web na v1.2 (Escopo do MVP); estado do projeto com o código em construção; taxa de comparecimento só do profissional; múltiplos usuários com contas próprias (RN25); só estabelecimentos do DF no lançamento; check-out sem limite de distância; a Equipe Frila pode ocultar vaga imprópria; referências com os caminhos do repositório frila-docs, o Documento de Requisitos v1.4.0, o Backlog v1.2.1 e o contrato da API 0.2.27.</w:t>
             </w:r>
           </w:p>
         </w:tc>
@@ -3623,7 +3623,7 @@
                 <w:sz w:val="20"/>
                 <w:szCs w:val="20"/>
               </w:rPr>
-              <w:t xml:space="preserve">0.2.26</w:t>
+              <w:t xml:space="preserve">0.2.27</w:t>
             </w:r>
           </w:p>
         </w:tc>
